--- a/book7/build/Hydropower_Development_and_Finance.docx
+++ b/book7/build/Hydropower_Development_and_Finance.docx
@@ -72,7 +72,7 @@
           <w:color w:val="1D1D1D"/>
           <w:sz w:val="28"/>
         </w:rPr>
-        <w:t>Developing, structuring and financing hydropower projects from site to financial close</w:t>
+        <w:t>From River to Financial Close: A Developer, Lender and Government Framework for Hydropower Projects in Africa</w:t>
       </w:r>
     </w:p>
     <w:p>
@@ -113,7 +113,7 @@
           <w:color w:val="666666"/>
           <w:sz w:val="19"/>
         </w:rPr>
-        <w:t>First edition, version 0.1 (pre-publication review draft)</w:t>
+        <w:t>First edition, version 0.2 (pre-publication review draft)</w:t>
       </w:r>
     </w:p>
     <w:p>
@@ -174,7 +174,7 @@
       </w:pPr>
       <w:r>
         <w:rPr/>
-        <w:t>Book 7. Hydropower Development and Finance: Business Models, Project Development and Financial Structuring for Hydropower in Africa. First edition, version 0.1 (pre-publication).</w:t>
+        <w:t>Book 7. Hydropower Development and Finance. From River to Financial Close: A Developer, Lender and Government Framework for Hydropower Projects in Africa. First edition, version 0.2 (pre-publication).</w:t>
       </w:r>
     </w:p>
     <w:p>
@@ -774,7 +774,7 @@
                 <w:color w:val="1D1D1D"/>
                 <w:sz w:val="16"/>
               </w:rPr>
-              <w:t>First edition, v0.1</w:t>
+              <w:t>First edition, v0.2</w:t>
             </w:r>
           </w:p>
         </w:tc>
@@ -1152,6 +1152,50 @@
       </w:r>
     </w:p>
     <w:p>
+      <w:pPr>
+        <w:pStyle w:val="Heading2"/>
+      </w:pPr>
+      <w:r>
+        <w:t>What this book is, and what it is not</w:t>
+      </w:r>
+    </w:p>
+    <w:p>
+      <w:pPr>
+        <w:jc w:val="both"/>
+      </w:pPr>
+      <w:r>
+        <w:rPr/>
+        <w:t>This is an investment committee guide to developing and financing hydropower projects in Africa. It connects hydrology, development risk, the power purchase agreement, construction, project finance, the developer's returns, the buyer's creditworthiness and the state's exposure in one route to financial close, and it asks for evidence at every step.</w:t>
+      </w:r>
+    </w:p>
+    <w:p>
+      <w:pPr>
+        <w:jc w:val="both"/>
+      </w:pPr>
+      <w:r>
+        <w:rPr/>
+        <w:t>It is not a hydropower engineering textbook: the design of dams, waterways and turbines is covered well elsewhere, and the book takes the engineer's numbers as inputs to be tested. It is not a general project finance book: debt sizing, cover ratios and security packages are treated only as far as hydro and African buyers change them. And it is not a guide to writing a feasibility study.</w:t>
+      </w:r>
+    </w:p>
+    <w:p>
+      <w:pPr>
+        <w:jc w:val="both"/>
+      </w:pPr>
+      <w:r>
+        <w:rPr/>
+        <w:t>It is a decision framework for four questions that every hydro project faces before anyone puts more money into it. Should the project proceed? Who should fund each stage? Who should carry each risk? And is it actually ready to close?</w:t>
+      </w:r>
+    </w:p>
+    <w:p>
+      <w:pPr>
+        <w:jc w:val="both"/>
+      </w:pPr>
+      <w:r>
+        <w:rPr/>
+        <w:t>Africa is not a chapter of the book; it is the setting of every chapter. Currency, the creditworthiness of state utilities, the role of development finance institutions and blended finance, the cost of transmission, the fiscal capacity of the state and the risk of regulatory change shape the answers throughout, and the evidence cited comes mostly from African projects.</w:t>
+      </w:r>
+    </w:p>
+    <w:p>
       <w:r>
         <w:br w:type="page"/>
       </w:r>
@@ -1199,6 +1243,160 @@
         <w:pStyle w:val="Heading2"/>
       </w:pPr>
       <w:r>
+        <w:t>Four ideas that run through the book</w:t>
+      </w:r>
+    </w:p>
+    <w:p>
+      <w:pPr>
+        <w:jc w:val="both"/>
+      </w:pPr>
+      <w:r>
+        <w:rPr/>
+        <w:t>Four ideas recur in every chapter, and together they are the book's method.</w:t>
+      </w:r>
+    </w:p>
+    <w:p>
+      <w:pPr>
+        <w:jc w:val="both"/>
+      </w:pPr>
+      <w:r>
+        <w:rPr/>
+        <w:t>The first is that a hydro project is three investments in one asset: a development option, a construction contract and an operating annuity. Each has its own risk, its own capital, its own cost of capital and its own way of failing. A project can be a good asset after commercial operation and a poor decision at the development stage, and the Kasiri case shows exactly that.</w:t>
+      </w:r>
+    </w:p>
+    <w:p>
+      <w:pPr>
+        <w:jc w:val="both"/>
+      </w:pPr>
+      <w:r>
+        <w:rPr/>
+        <w:t>The second is that "feasible", "bankable", "investable", "affordable" and "ready" are different words for different tests. The book separates eight questions and answers each with its own evidence.</w:t>
+      </w:r>
+    </w:p>
+    <w:p>
+      <w:pPr>
+        <w:jc w:val="both"/>
+      </w:pPr>
+      <w:r>
+        <w:rPr/>
+        <w:t>The third is that a project closes only if three parties accept it at once: the developer, the lenders and the state. A structure that satisfies two of them by moving risk onto the third is not a solution; it is a transfer, and the book measures it.</w:t>
+      </w:r>
+    </w:p>
+    <w:p>
+      <w:pPr>
+        <w:jc w:val="both"/>
+      </w:pPr>
+      <w:r>
+        <w:rPr/>
+        <w:t>The fourth is that financial close is the result of evidence, not of negotiation alone. The book's 23 readiness gates, applied in the model, turn the eight questions into a close decision: STOP, NOT READY, CONDITIONAL GO or GO.</w:t>
+      </w:r>
+    </w:p>
+    <w:p>
+      <w:pPr>
+        <w:jc w:val="both"/>
+      </w:pPr>
+      <w:r>
+        <w:rPr/>
+        <w:t>The second and fourth ideas together form the Hydro Readiness Framework, set out in the Introduction: eight questions, 23 gates, one close decision.</w:t>
+      </w:r>
+    </w:p>
+    <w:p>
+      <w:pPr>
+        <w:pStyle w:val="Heading2"/>
+      </w:pPr>
+      <w:r>
+        <w:t>How this book relates to other works</w:t>
+      </w:r>
+    </w:p>
+    <w:p>
+      <w:pPr>
+        <w:jc w:val="both"/>
+      </w:pPr>
+      <w:r>
+        <w:rPr/>
+        <w:t>Book 7 is not the first work to connect hydropower with finance, and it does not try to replace the works that came before it.</w:t>
+      </w:r>
+    </w:p>
+    <w:p>
+      <w:pPr>
+        <w:jc w:val="both"/>
+      </w:pPr>
+      <w:r>
+        <w:rPr/>
+        <w:t xml:space="preserve">The most complete public guide is the IFC's </w:t>
+      </w:r>
+      <w:r>
+        <w:rPr>
+          <w:i/>
+        </w:rPr>
+        <w:t>Hydroelectric Power: A Guide for Developers and Investors</w:t>
+      </w:r>
+      <w:r>
+        <w:rPr/>
+        <w:t>, published in 2015 [LIT:S1]. It covers the whole development cycle, from site selection to operation. By its own account, its technical sections "are more detailed and can be used as reference, while the permitting/licensing and financing sections are intended more as a high-level review" [LIT:S1]. Book 7 starts where that guide stops. The IFC guide explains how a hydro project is developed; this book explains how to decide whether it should continue, how it should be financed, who should bear each risk and whether it is ready to close.</w:t>
+      </w:r>
+    </w:p>
+    <w:p>
+      <w:pPr>
+        <w:jc w:val="both"/>
+      </w:pPr>
+      <w:r>
+        <w:rPr/>
+        <w:t xml:space="preserve">The closest predecessor in purpose is the </w:t>
+      </w:r>
+      <w:r>
+        <w:rPr>
+          <w:i/>
+        </w:rPr>
+        <w:t>Hydro Finance Handbook</w:t>
+      </w:r>
+      <w:r>
+        <w:rPr/>
+        <w:t xml:space="preserve"> of 2008, written as a companion to a hydro finance tutorial and covering the financial aspects of hydro development and the steps towards financial close [LIT:S2]. We could see only a search summary of it, and its publisher and authors are not confirmed here. Book 7 goes further in three directions: it values the development stage itself, before any financing; it tests the project from the positions of the developer, the lenders and the state at once; and it treats financial close as the outcome of 23 evidence gates rather than as a sequence of steps.</w:t>
+      </w:r>
+    </w:p>
+    <w:p>
+      <w:pPr>
+        <w:jc w:val="both"/>
+      </w:pPr>
+      <w:r>
+        <w:rPr/>
+        <w:t>The University of Cambridge Institute for Sustainability Leadership published in 2019 an introduction to the concepts and terminology of financing sustainable hydropower in emerging markets [LIT:S3]. Its purpose is to help a reader who knows either hydropower or finance understand the other. This book assumes that understanding and uses it to reach a decision.</w:t>
+      </w:r>
+    </w:p>
+    <w:p>
+      <w:pPr>
+        <w:jc w:val="both"/>
+      </w:pPr>
+      <w:r>
+        <w:rPr/>
+        <w:t>General project finance works treat debt sizing, cash flow available for debt service and lender requirements in far more depth than this book does, among them Gatti's textbook [LIT:S5] and, for the power sector, Nongena's practical guide to senior debt for electricity projects, published by Springer in 2026 [LIT:S4]. They are not specific to hydrology, to African utilities or to the state's balance sheet. Readers who need the full mechanics of project finance should read them alongside this book.</w:t>
+      </w:r>
+    </w:p>
+    <w:p>
+      <w:pPr>
+        <w:jc w:val="both"/>
+      </w:pPr>
+      <w:r>
+        <w:rPr/>
+        <w:t xml:space="preserve">The book also has a companion in the author's own work. The author's </w:t>
+      </w:r>
+      <w:r>
+        <w:rPr>
+          <w:i/>
+        </w:rPr>
+        <w:t>Bankable Is Not Enough</w:t>
+      </w:r>
+      <w:r>
+        <w:rPr/>
+        <w:t xml:space="preserve"> argues, across African independent power projects, that bankability alone can produce poor power deals. Book 7 applies that argument inside one sector, where the capital is heavy, the revenue depends on a river and the state is almost always a party, and turns it into a method for deciding whether a project should be developed, financed and closed.</w:t>
+      </w:r>
+    </w:p>
+    <w:p>
+      <w:pPr>
+        <w:pStyle w:val="Heading2"/>
+      </w:pPr>
+      <w:r>
         <w:t>How the book works with the model</w:t>
       </w:r>
     </w:p>
@@ -1286,7 +1484,7 @@
       </w:pPr>
       <w:r>
         <w:rPr/>
-        <w:t>This is the first edition of Book 7, issued as version 0.1 for pre-publication review. It replaces, for developers and lenders, the author's earlier policy paper on structuring hydro without unsustainable public liabilities, whose material is condensed in Chapter 15. Three things must happen before release: the sources marked as summaries in Annex L must be read in full; the companion model must complete its test in Microsoft Excel (it has been tested in LibreOffice, adversarially reviewed and corrected); and practitioners must review the text.</w:t>
+        <w:t>This is the first edition of Book 7, issued as version 0.2 for pre-publication review. It replaces, for developers and lenders, the author's earlier policy paper on structuring hydro without unsustainable public liabilities, whose material is condensed in Chapter 15. Three things must happen before release: the sources marked as summaries in Annex L must be read in full; the companion model must complete its test in Microsoft Excel (it has been tested in LibreOffice, adversarially reviewed and corrected); and practitioners must review the text.</w:t>
       </w:r>
     </w:p>
     <w:p>
@@ -2511,7 +2709,7 @@
         <w:pStyle w:val="Heading2"/>
       </w:pPr>
       <w:r>
-        <w:t>Eight questions that are not the same question</w:t>
+        <w:t>The Hydro Readiness Framework: eight questions, 23 gates, one close decision</w:t>
       </w:r>
     </w:p>
     <w:p>
@@ -2520,7 +2718,56 @@
       </w:pPr>
       <w:r>
         <w:rPr/>
-        <w:t>Hydro projects are often described as "feasible" or "bankable" as if those words meant one thing. The book separates eight questions, because a project can pass one and fail the next, and each is answered by a different document or test.</w:t>
+        <w:t>Hydro projects are often described as "feasible" or "bankable" as if those words meant one thing. The book separates eight questions, because a project can pass one and fail the next, and each is answered by a different document or test. Each question must be accepted by a particular party, and each is tested by a set of the 23 financial close gates of Chapter 17. The eighth question, ready to close, is the sum of the other seven.</w:t>
+      </w:r>
+    </w:p>
+    <w:p>
+      <w:pPr>
+        <w:jc w:val="center"/>
+      </w:pPr>
+      <w:r>
+        <w:drawing>
+          <wp:inline xmlns:a="http://schemas.openxmlformats.org/drawingml/2006/main" xmlns:pic="http://schemas.openxmlformats.org/drawingml/2006/picture">
+            <wp:extent cx="5400000" cy="3625250"/>
+            <wp:docPr id="2" name="Picture 2"/>
+            <wp:cNvGraphicFramePr>
+              <a:graphicFrameLocks noChangeAspect="1"/>
+            </wp:cNvGraphicFramePr>
+            <a:graphic>
+              <a:graphicData uri="http://schemas.openxmlformats.org/drawingml/2006/picture">
+                <pic:pic>
+                  <pic:nvPicPr>
+                    <pic:cNvPr id="0" name="fig0_1_framework.png"/>
+                    <pic:cNvPicPr/>
+                  </pic:nvPicPr>
+                  <pic:blipFill>
+                    <a:blip r:embed="rId12"/>
+                    <a:stretch>
+                      <a:fillRect/>
+                    </a:stretch>
+                  </pic:blipFill>
+                  <pic:spPr>
+                    <a:xfrm>
+                      <a:off x="0" y="0"/>
+                      <a:ext cx="5400000" cy="3625250"/>
+                    </a:xfrm>
+                    <a:prstGeom prst="rect"/>
+                  </pic:spPr>
+                </pic:pic>
+              </a:graphicData>
+            </a:graphic>
+          </wp:inline>
+        </w:drawing>
+      </w:r>
+    </w:p>
+    <w:p>
+      <w:r>
+        <w:rPr>
+          <w:i/>
+          <w:color w:val="666666"/>
+          <w:sz w:val="17"/>
+        </w:rPr>
+        <w:t>Figure 0.1. The Hydro Readiness Framework: three parties, eight questions, 23 evidence gates and one close decision. Source: the author; gate mapping as in MODEL 7, sheet 30A_CLOSE_READINESS.</w:t>
       </w:r>
     </w:p>
     <w:tbl>
@@ -2531,14 +2778,16 @@
         <w:tblLook w:firstColumn="1" w:firstRow="1" w:lastColumn="0" w:lastRow="0" w:noHBand="0" w:noVBand="1" w:val="04A0"/>
       </w:tblPr>
       <w:tblGrid>
-        <w:gridCol w:w="3213"/>
-        <w:gridCol w:w="3213"/>
-        <w:gridCol w:w="3213"/>
+        <w:gridCol w:w="1928"/>
+        <w:gridCol w:w="1928"/>
+        <w:gridCol w:w="1928"/>
+        <w:gridCol w:w="1928"/>
+        <w:gridCol w:w="1928"/>
       </w:tblGrid>
       <w:tr>
         <w:tc>
           <w:tcPr>
-            <w:tcW w:type="dxa" w:w="2628"/>
+            <w:tcW w:type="dxa" w:w="2338"/>
             <w:shd w:val="clear" w:color="auto" w:fill="0B3020"/>
           </w:tcPr>
           <w:p>
@@ -2557,7 +2806,7 @@
         </w:tc>
         <w:tc>
           <w:tcPr>
-            <w:tcW w:type="dxa" w:w="3505"/>
+            <w:tcW w:type="dxa" w:w="2863"/>
             <w:shd w:val="clear" w:color="auto" w:fill="0B3020"/>
           </w:tcPr>
           <w:p>
@@ -2576,7 +2825,7 @@
         </w:tc>
         <w:tc>
           <w:tcPr>
-            <w:tcW w:type="dxa" w:w="3505"/>
+            <w:tcW w:type="dxa" w:w="907"/>
             <w:shd w:val="clear" w:color="auto" w:fill="0B3020"/>
           </w:tcPr>
           <w:p>
@@ -2589,6 +2838,44 @@
                 <w:color w:val="FFFFFF"/>
                 <w:sz w:val="16"/>
               </w:rPr>
+              <w:t>Must be accepted by</w:t>
+            </w:r>
+          </w:p>
+        </w:tc>
+        <w:tc>
+          <w:tcPr>
+            <w:tcW w:type="dxa" w:w="668"/>
+            <w:shd w:val="clear" w:color="auto" w:fill="0B3020"/>
+          </w:tcPr>
+          <w:p>
+            <w:pPr>
+              <w:spacing w:after="0"/>
+            </w:pPr>
+            <w:r>
+              <w:rPr>
+                <w:b/>
+                <w:color w:val="FFFFFF"/>
+                <w:sz w:val="16"/>
+              </w:rPr>
+              <w:t>Gates</w:t>
+            </w:r>
+          </w:p>
+        </w:tc>
+        <w:tc>
+          <w:tcPr>
+            <w:tcW w:type="dxa" w:w="2863"/>
+            <w:shd w:val="clear" w:color="auto" w:fill="0B3020"/>
+          </w:tcPr>
+          <w:p>
+            <w:pPr>
+              <w:spacing w:after="0"/>
+            </w:pPr>
+            <w:r>
+              <w:rPr>
+                <w:b/>
+                <w:color w:val="FFFFFF"/>
+                <w:sz w:val="16"/>
+              </w:rPr>
               <w:t>Typical trap</w:t>
             </w:r>
           </w:p>
@@ -2597,24 +2884,24 @@
       <w:tr>
         <w:tc>
           <w:tcPr>
-            <w:tcW w:type="dxa" w:w="2628"/>
-          </w:tcPr>
-          <w:p>
-            <w:pPr>
-              <w:spacing w:after="0"/>
-            </w:pPr>
-            <w:r>
-              <w:rPr>
-                <w:color w:val="1D1D1D"/>
-                <w:sz w:val="16"/>
-              </w:rPr>
-              <w:t>Is the site technically viable?</w:t>
-            </w:r>
-          </w:p>
-        </w:tc>
-        <w:tc>
-          <w:tcPr>
-            <w:tcW w:type="dxa" w:w="3505"/>
+            <w:tcW w:type="dxa" w:w="2338"/>
+          </w:tcPr>
+          <w:p>
+            <w:pPr>
+              <w:spacing w:after="0"/>
+            </w:pPr>
+            <w:r>
+              <w:rPr>
+                <w:color w:val="1D1D1D"/>
+                <w:sz w:val="16"/>
+              </w:rPr>
+              <w:t>Q1. Is the site technically viable?</w:t>
+            </w:r>
+          </w:p>
+        </w:tc>
+        <w:tc>
+          <w:tcPr>
+            <w:tcW w:type="dxa" w:w="2863"/>
           </w:tcPr>
           <w:p>
             <w:pPr>
@@ -2631,7 +2918,41 @@
         </w:tc>
         <w:tc>
           <w:tcPr>
-            <w:tcW w:type="dxa" w:w="3505"/>
+            <w:tcW w:type="dxa" w:w="907"/>
+          </w:tcPr>
+          <w:p>
+            <w:pPr>
+              <w:spacing w:after="0"/>
+            </w:pPr>
+            <w:r>
+              <w:rPr>
+                <w:color w:val="1D1D1D"/>
+                <w:sz w:val="16"/>
+              </w:rPr>
+              <w:t>Developer, lenders</w:t>
+            </w:r>
+          </w:p>
+        </w:tc>
+        <w:tc>
+          <w:tcPr>
+            <w:tcW w:type="dxa" w:w="668"/>
+          </w:tcPr>
+          <w:p>
+            <w:pPr>
+              <w:spacing w:after="0"/>
+            </w:pPr>
+            <w:r>
+              <w:rPr>
+                <w:color w:val="1D1D1D"/>
+                <w:sz w:val="16"/>
+              </w:rPr>
+              <w:t>1 to 4</w:t>
+            </w:r>
+          </w:p>
+        </w:tc>
+        <w:tc>
+          <w:tcPr>
+            <w:tcW w:type="dxa" w:w="2863"/>
           </w:tcPr>
           <w:p>
             <w:pPr>
@@ -2650,25 +2971,25 @@
       <w:tr>
         <w:tc>
           <w:tcPr>
-            <w:tcW w:type="dxa" w:w="2628"/>
-            <w:shd w:val="clear" w:color="auto" w:fill="FAF8F2"/>
-          </w:tcPr>
-          <w:p>
-            <w:pPr>
-              <w:spacing w:after="0"/>
-            </w:pPr>
-            <w:r>
-              <w:rPr>
-                <w:color w:val="1D1D1D"/>
-                <w:sz w:val="16"/>
-              </w:rPr>
-              <w:t>Is the project developable?</w:t>
-            </w:r>
-          </w:p>
-        </w:tc>
-        <w:tc>
-          <w:tcPr>
-            <w:tcW w:type="dxa" w:w="3505"/>
+            <w:tcW w:type="dxa" w:w="2338"/>
+            <w:shd w:val="clear" w:color="auto" w:fill="FAF8F2"/>
+          </w:tcPr>
+          <w:p>
+            <w:pPr>
+              <w:spacing w:after="0"/>
+            </w:pPr>
+            <w:r>
+              <w:rPr>
+                <w:color w:val="1D1D1D"/>
+                <w:sz w:val="16"/>
+              </w:rPr>
+              <w:t>Q2. Is the project developable?</w:t>
+            </w:r>
+          </w:p>
+        </w:tc>
+        <w:tc>
+          <w:tcPr>
+            <w:tcW w:type="dxa" w:w="2863"/>
             <w:shd w:val="clear" w:color="auto" w:fill="FAF8F2"/>
           </w:tcPr>
           <w:p>
@@ -2686,7 +3007,43 @@
         </w:tc>
         <w:tc>
           <w:tcPr>
-            <w:tcW w:type="dxa" w:w="3505"/>
+            <w:tcW w:type="dxa" w:w="907"/>
+            <w:shd w:val="clear" w:color="auto" w:fill="FAF8F2"/>
+          </w:tcPr>
+          <w:p>
+            <w:pPr>
+              <w:spacing w:after="0"/>
+            </w:pPr>
+            <w:r>
+              <w:rPr>
+                <w:color w:val="1D1D1D"/>
+                <w:sz w:val="16"/>
+              </w:rPr>
+              <w:t>Developer, state</w:t>
+            </w:r>
+          </w:p>
+        </w:tc>
+        <w:tc>
+          <w:tcPr>
+            <w:tcW w:type="dxa" w:w="668"/>
+            <w:shd w:val="clear" w:color="auto" w:fill="FAF8F2"/>
+          </w:tcPr>
+          <w:p>
+            <w:pPr>
+              <w:spacing w:after="0"/>
+            </w:pPr>
+            <w:r>
+              <w:rPr>
+                <w:color w:val="1D1D1D"/>
+                <w:sz w:val="16"/>
+              </w:rPr>
+              <w:t>5 to 10</w:t>
+            </w:r>
+          </w:p>
+        </w:tc>
+        <w:tc>
+          <w:tcPr>
+            <w:tcW w:type="dxa" w:w="2863"/>
             <w:shd w:val="clear" w:color="auto" w:fill="FAF8F2"/>
           </w:tcPr>
           <w:p>
@@ -2706,24 +3063,24 @@
       <w:tr>
         <w:tc>
           <w:tcPr>
-            <w:tcW w:type="dxa" w:w="2628"/>
-          </w:tcPr>
-          <w:p>
-            <w:pPr>
-              <w:spacing w:after="0"/>
-            </w:pPr>
-            <w:r>
-              <w:rPr>
-                <w:color w:val="1D1D1D"/>
-                <w:sz w:val="16"/>
-              </w:rPr>
-              <w:t>Is it economic for the power system?</w:t>
-            </w:r>
-          </w:p>
-        </w:tc>
-        <w:tc>
-          <w:tcPr>
-            <w:tcW w:type="dxa" w:w="3505"/>
+            <w:tcW w:type="dxa" w:w="2338"/>
+          </w:tcPr>
+          <w:p>
+            <w:pPr>
+              <w:spacing w:after="0"/>
+            </w:pPr>
+            <w:r>
+              <w:rPr>
+                <w:color w:val="1D1D1D"/>
+                <w:sz w:val="16"/>
+              </w:rPr>
+              <w:t>Q3. Is it economic for the power system?</w:t>
+            </w:r>
+          </w:p>
+        </w:tc>
+        <w:tc>
+          <w:tcPr>
+            <w:tcW w:type="dxa" w:w="2863"/>
           </w:tcPr>
           <w:p>
             <w:pPr>
@@ -2740,7 +3097,41 @@
         </w:tc>
         <w:tc>
           <w:tcPr>
-            <w:tcW w:type="dxa" w:w="3505"/>
+            <w:tcW w:type="dxa" w:w="907"/>
+          </w:tcPr>
+          <w:p>
+            <w:pPr>
+              <w:spacing w:after="0"/>
+            </w:pPr>
+            <w:r>
+              <w:rPr>
+                <w:color w:val="1D1D1D"/>
+                <w:sz w:val="16"/>
+              </w:rPr>
+              <w:t>State</w:t>
+            </w:r>
+          </w:p>
+        </w:tc>
+        <w:tc>
+          <w:tcPr>
+            <w:tcW w:type="dxa" w:w="668"/>
+          </w:tcPr>
+          <w:p>
+            <w:pPr>
+              <w:spacing w:after="0"/>
+            </w:pPr>
+            <w:r>
+              <w:rPr>
+                <w:color w:val="1D1D1D"/>
+                <w:sz w:val="16"/>
+              </w:rPr>
+              <w:t>11, 12</w:t>
+            </w:r>
+          </w:p>
+        </w:tc>
+        <w:tc>
+          <w:tcPr>
+            <w:tcW w:type="dxa" w:w="2863"/>
           </w:tcPr>
           <w:p>
             <w:pPr>
@@ -2759,25 +3150,25 @@
       <w:tr>
         <w:tc>
           <w:tcPr>
-            <w:tcW w:type="dxa" w:w="2628"/>
-            <w:shd w:val="clear" w:color="auto" w:fill="FAF8F2"/>
-          </w:tcPr>
-          <w:p>
-            <w:pPr>
-              <w:spacing w:after="0"/>
-            </w:pPr>
-            <w:r>
-              <w:rPr>
-                <w:color w:val="1D1D1D"/>
-                <w:sz w:val="16"/>
-              </w:rPr>
-              <w:t>Is it investable for the developer?</w:t>
-            </w:r>
-          </w:p>
-        </w:tc>
-        <w:tc>
-          <w:tcPr>
-            <w:tcW w:type="dxa" w:w="3505"/>
+            <w:tcW w:type="dxa" w:w="2338"/>
+            <w:shd w:val="clear" w:color="auto" w:fill="FAF8F2"/>
+          </w:tcPr>
+          <w:p>
+            <w:pPr>
+              <w:spacing w:after="0"/>
+            </w:pPr>
+            <w:r>
+              <w:rPr>
+                <w:color w:val="1D1D1D"/>
+                <w:sz w:val="16"/>
+              </w:rPr>
+              <w:t>Q4. Is it investable for the developer?</w:t>
+            </w:r>
+          </w:p>
+        </w:tc>
+        <w:tc>
+          <w:tcPr>
+            <w:tcW w:type="dxa" w:w="2863"/>
             <w:shd w:val="clear" w:color="auto" w:fill="FAF8F2"/>
           </w:tcPr>
           <w:p>
@@ -2795,7 +3186,43 @@
         </w:tc>
         <w:tc>
           <w:tcPr>
-            <w:tcW w:type="dxa" w:w="3505"/>
+            <w:tcW w:type="dxa" w:w="907"/>
+            <w:shd w:val="clear" w:color="auto" w:fill="FAF8F2"/>
+          </w:tcPr>
+          <w:p>
+            <w:pPr>
+              <w:spacing w:after="0"/>
+            </w:pPr>
+            <w:r>
+              <w:rPr>
+                <w:color w:val="1D1D1D"/>
+                <w:sz w:val="16"/>
+              </w:rPr>
+              <w:t>Developer</w:t>
+            </w:r>
+          </w:p>
+        </w:tc>
+        <w:tc>
+          <w:tcPr>
+            <w:tcW w:type="dxa" w:w="668"/>
+            <w:shd w:val="clear" w:color="auto" w:fill="FAF8F2"/>
+          </w:tcPr>
+          <w:p>
+            <w:pPr>
+              <w:spacing w:after="0"/>
+            </w:pPr>
+            <w:r>
+              <w:rPr>
+                <w:color w:val="1D1D1D"/>
+                <w:sz w:val="16"/>
+              </w:rPr>
+              <w:t>19</w:t>
+            </w:r>
+          </w:p>
+        </w:tc>
+        <w:tc>
+          <w:tcPr>
+            <w:tcW w:type="dxa" w:w="2863"/>
             <w:shd w:val="clear" w:color="auto" w:fill="FAF8F2"/>
           </w:tcPr>
           <w:p>
@@ -2815,24 +3242,24 @@
       <w:tr>
         <w:tc>
           <w:tcPr>
-            <w:tcW w:type="dxa" w:w="2628"/>
-          </w:tcPr>
-          <w:p>
-            <w:pPr>
-              <w:spacing w:after="0"/>
-            </w:pPr>
-            <w:r>
-              <w:rPr>
-                <w:color w:val="1D1D1D"/>
-                <w:sz w:val="16"/>
-              </w:rPr>
-              <w:t>Is it bankable?</w:t>
-            </w:r>
-          </w:p>
-        </w:tc>
-        <w:tc>
-          <w:tcPr>
-            <w:tcW w:type="dxa" w:w="3505"/>
+            <w:tcW w:type="dxa" w:w="2338"/>
+          </w:tcPr>
+          <w:p>
+            <w:pPr>
+              <w:spacing w:after="0"/>
+            </w:pPr>
+            <w:r>
+              <w:rPr>
+                <w:color w:val="1D1D1D"/>
+                <w:sz w:val="16"/>
+              </w:rPr>
+              <w:t>Q5. Is it bankable?</w:t>
+            </w:r>
+          </w:p>
+        </w:tc>
+        <w:tc>
+          <w:tcPr>
+            <w:tcW w:type="dxa" w:w="2863"/>
           </w:tcPr>
           <w:p>
             <w:pPr>
@@ -2849,7 +3276,41 @@
         </w:tc>
         <w:tc>
           <w:tcPr>
-            <w:tcW w:type="dxa" w:w="3505"/>
+            <w:tcW w:type="dxa" w:w="907"/>
+          </w:tcPr>
+          <w:p>
+            <w:pPr>
+              <w:spacing w:after="0"/>
+            </w:pPr>
+            <w:r>
+              <w:rPr>
+                <w:color w:val="1D1D1D"/>
+                <w:sz w:val="16"/>
+              </w:rPr>
+              <w:t>Lenders</w:t>
+            </w:r>
+          </w:p>
+        </w:tc>
+        <w:tc>
+          <w:tcPr>
+            <w:tcW w:type="dxa" w:w="668"/>
+          </w:tcPr>
+          <w:p>
+            <w:pPr>
+              <w:spacing w:after="0"/>
+            </w:pPr>
+            <w:r>
+              <w:rPr>
+                <w:color w:val="1D1D1D"/>
+                <w:sz w:val="16"/>
+              </w:rPr>
+              <w:t>17, 18, 20, 23</w:t>
+            </w:r>
+          </w:p>
+        </w:tc>
+        <w:tc>
+          <w:tcPr>
+            <w:tcW w:type="dxa" w:w="2863"/>
           </w:tcPr>
           <w:p>
             <w:pPr>
@@ -2868,25 +3329,25 @@
       <w:tr>
         <w:tc>
           <w:tcPr>
-            <w:tcW w:type="dxa" w:w="2628"/>
-            <w:shd w:val="clear" w:color="auto" w:fill="FAF8F2"/>
-          </w:tcPr>
-          <w:p>
-            <w:pPr>
-              <w:spacing w:after="0"/>
-            </w:pPr>
-            <w:r>
-              <w:rPr>
-                <w:color w:val="1D1D1D"/>
-                <w:sz w:val="16"/>
-              </w:rPr>
-              <w:t>Is it buildable on budget?</w:t>
-            </w:r>
-          </w:p>
-        </w:tc>
-        <w:tc>
-          <w:tcPr>
-            <w:tcW w:type="dxa" w:w="3505"/>
+            <w:tcW w:type="dxa" w:w="2338"/>
+            <w:shd w:val="clear" w:color="auto" w:fill="FAF8F2"/>
+          </w:tcPr>
+          <w:p>
+            <w:pPr>
+              <w:spacing w:after="0"/>
+            </w:pPr>
+            <w:r>
+              <w:rPr>
+                <w:color w:val="1D1D1D"/>
+                <w:sz w:val="16"/>
+              </w:rPr>
+              <w:t>Q6. Is it buildable on budget?</w:t>
+            </w:r>
+          </w:p>
+        </w:tc>
+        <w:tc>
+          <w:tcPr>
+            <w:tcW w:type="dxa" w:w="2863"/>
             <w:shd w:val="clear" w:color="auto" w:fill="FAF8F2"/>
           </w:tcPr>
           <w:p>
@@ -2904,7 +3365,43 @@
         </w:tc>
         <w:tc>
           <w:tcPr>
-            <w:tcW w:type="dxa" w:w="3505"/>
+            <w:tcW w:type="dxa" w:w="907"/>
+            <w:shd w:val="clear" w:color="auto" w:fill="FAF8F2"/>
+          </w:tcPr>
+          <w:p>
+            <w:pPr>
+              <w:spacing w:after="0"/>
+            </w:pPr>
+            <w:r>
+              <w:rPr>
+                <w:color w:val="1D1D1D"/>
+                <w:sz w:val="16"/>
+              </w:rPr>
+              <w:t>Developer, lenders</w:t>
+            </w:r>
+          </w:p>
+        </w:tc>
+        <w:tc>
+          <w:tcPr>
+            <w:tcW w:type="dxa" w:w="668"/>
+            <w:shd w:val="clear" w:color="auto" w:fill="FAF8F2"/>
+          </w:tcPr>
+          <w:p>
+            <w:pPr>
+              <w:spacing w:after="0"/>
+            </w:pPr>
+            <w:r>
+              <w:rPr>
+                <w:color w:val="1D1D1D"/>
+                <w:sz w:val="16"/>
+              </w:rPr>
+              <w:t>13, 14, 22</w:t>
+            </w:r>
+          </w:p>
+        </w:tc>
+        <w:tc>
+          <w:tcPr>
+            <w:tcW w:type="dxa" w:w="2863"/>
             <w:shd w:val="clear" w:color="auto" w:fill="FAF8F2"/>
           </w:tcPr>
           <w:p>
@@ -2924,24 +3421,24 @@
       <w:tr>
         <w:tc>
           <w:tcPr>
-            <w:tcW w:type="dxa" w:w="2628"/>
-          </w:tcPr>
-          <w:p>
-            <w:pPr>
-              <w:spacing w:after="0"/>
-            </w:pPr>
-            <w:r>
-              <w:rPr>
-                <w:color w:val="1D1D1D"/>
-                <w:sz w:val="16"/>
-              </w:rPr>
-              <w:t>Is it affordable for the buyer and the state?</w:t>
-            </w:r>
-          </w:p>
-        </w:tc>
-        <w:tc>
-          <w:tcPr>
-            <w:tcW w:type="dxa" w:w="3505"/>
+            <w:tcW w:type="dxa" w:w="2338"/>
+          </w:tcPr>
+          <w:p>
+            <w:pPr>
+              <w:spacing w:after="0"/>
+            </w:pPr>
+            <w:r>
+              <w:rPr>
+                <w:color w:val="1D1D1D"/>
+                <w:sz w:val="16"/>
+              </w:rPr>
+              <w:t>Q7. Is it affordable for the buyer and the state?</w:t>
+            </w:r>
+          </w:p>
+        </w:tc>
+        <w:tc>
+          <w:tcPr>
+            <w:tcW w:type="dxa" w:w="2863"/>
           </w:tcPr>
           <w:p>
             <w:pPr>
@@ -2958,7 +3455,41 @@
         </w:tc>
         <w:tc>
           <w:tcPr>
-            <w:tcW w:type="dxa" w:w="3505"/>
+            <w:tcW w:type="dxa" w:w="907"/>
+          </w:tcPr>
+          <w:p>
+            <w:pPr>
+              <w:spacing w:after="0"/>
+            </w:pPr>
+            <w:r>
+              <w:rPr>
+                <w:color w:val="1D1D1D"/>
+                <w:sz w:val="16"/>
+              </w:rPr>
+              <w:t>State</w:t>
+            </w:r>
+          </w:p>
+        </w:tc>
+        <w:tc>
+          <w:tcPr>
+            <w:tcW w:type="dxa" w:w="668"/>
+          </w:tcPr>
+          <w:p>
+            <w:pPr>
+              <w:spacing w:after="0"/>
+            </w:pPr>
+            <w:r>
+              <w:rPr>
+                <w:color w:val="1D1D1D"/>
+                <w:sz w:val="16"/>
+              </w:rPr>
+              <w:t>15, 16, 21</w:t>
+            </w:r>
+          </w:p>
+        </w:tc>
+        <w:tc>
+          <w:tcPr>
+            <w:tcW w:type="dxa" w:w="2863"/>
           </w:tcPr>
           <w:p>
             <w:pPr>
@@ -2977,25 +3508,25 @@
       <w:tr>
         <w:tc>
           <w:tcPr>
-            <w:tcW w:type="dxa" w:w="2628"/>
-            <w:shd w:val="clear" w:color="auto" w:fill="FAF8F2"/>
-          </w:tcPr>
-          <w:p>
-            <w:pPr>
-              <w:spacing w:after="0"/>
-            </w:pPr>
-            <w:r>
-              <w:rPr>
-                <w:color w:val="1D1D1D"/>
-                <w:sz w:val="16"/>
-              </w:rPr>
-              <w:t>Is it ready to close?</w:t>
-            </w:r>
-          </w:p>
-        </w:tc>
-        <w:tc>
-          <w:tcPr>
-            <w:tcW w:type="dxa" w:w="3505"/>
+            <w:tcW w:type="dxa" w:w="2338"/>
+            <w:shd w:val="clear" w:color="auto" w:fill="FAF8F2"/>
+          </w:tcPr>
+          <w:p>
+            <w:pPr>
+              <w:spacing w:after="0"/>
+            </w:pPr>
+            <w:r>
+              <w:rPr>
+                <w:color w:val="1D1D1D"/>
+                <w:sz w:val="16"/>
+              </w:rPr>
+              <w:t>Q8. Is it ready to close?</w:t>
+            </w:r>
+          </w:p>
+        </w:tc>
+        <w:tc>
+          <w:tcPr>
+            <w:tcW w:type="dxa" w:w="2863"/>
             <w:shd w:val="clear" w:color="auto" w:fill="FAF8F2"/>
           </w:tcPr>
           <w:p>
@@ -3013,7 +3544,43 @@
         </w:tc>
         <w:tc>
           <w:tcPr>
-            <w:tcW w:type="dxa" w:w="3505"/>
+            <w:tcW w:type="dxa" w:w="907"/>
+            <w:shd w:val="clear" w:color="auto" w:fill="FAF8F2"/>
+          </w:tcPr>
+          <w:p>
+            <w:pPr>
+              <w:spacing w:after="0"/>
+            </w:pPr>
+            <w:r>
+              <w:rPr>
+                <w:color w:val="1D1D1D"/>
+                <w:sz w:val="16"/>
+              </w:rPr>
+              <w:t>All three</w:t>
+            </w:r>
+          </w:p>
+        </w:tc>
+        <w:tc>
+          <w:tcPr>
+            <w:tcW w:type="dxa" w:w="668"/>
+            <w:shd w:val="clear" w:color="auto" w:fill="FAF8F2"/>
+          </w:tcPr>
+          <w:p>
+            <w:pPr>
+              <w:spacing w:after="0"/>
+            </w:pPr>
+            <w:r>
+              <w:rPr>
+                <w:color w:val="1D1D1D"/>
+                <w:sz w:val="16"/>
+              </w:rPr>
+              <w:t>All 23</w:t>
+            </w:r>
+          </w:p>
+        </w:tc>
+        <w:tc>
+          <w:tcPr>
+            <w:tcW w:type="dxa" w:w="2863"/>
             <w:shd w:val="clear" w:color="auto" w:fill="FAF8F2"/>
           </w:tcPr>
           <w:p>
@@ -3035,6 +3602,15 @@
       <w:pPr>
         <w:spacing w:after="40"/>
       </w:pPr>
+    </w:p>
+    <w:p>
+      <w:pPr>
+        <w:jc w:val="both"/>
+      </w:pPr>
+      <w:r>
+        <w:rPr/>
+        <w:t>A project that passes Q1 to Q7 on evidence reaches CONDITIONAL GO when every critical gate is met, and GO when all 23 are. For Kasiri, at the start of permitting, the answer is STOP: the framework does not say the project is bad, it says which questions are still open and who has to close them.</w:t>
+      </w:r>
     </w:p>
     <w:p>
       <w:pPr>
@@ -3079,6 +3655,17 @@
           <w:i/>
         </w:rPr>
         <w:t>Place in the analytical chain: the frame for the whole chain, the three investments inside one project.</w:t>
+      </w:r>
+    </w:p>
+    <w:p>
+      <w:pPr>
+        <w:jc w:val="both"/>
+      </w:pPr>
+      <w:r>
+        <w:rPr>
+          <w:i/>
+        </w:rPr>
+        <w:t>Who must accept the answer: the developer, the lenders and the state.</w:t>
       </w:r>
     </w:p>
     <w:p>
@@ -4013,6 +4600,17 @@
     </w:p>
     <w:p>
       <w:pPr>
+        <w:jc w:val="both"/>
+      </w:pPr>
+      <w:r>
+        <w:rPr>
+          <w:i/>
+        </w:rPr>
+        <w:t>Who must accept the answer: the developer and the lenders.</w:t>
+      </w:r>
+    </w:p>
+    <w:p>
+      <w:pPr>
         <w:pStyle w:val="Heading2"/>
       </w:pPr>
       <w:r>
@@ -4281,7 +4879,7 @@
         <w:drawing>
           <wp:inline xmlns:a="http://schemas.openxmlformats.org/drawingml/2006/main" xmlns:pic="http://schemas.openxmlformats.org/drawingml/2006/picture">
             <wp:extent cx="5400000" cy="2182978"/>
-            <wp:docPr id="2" name="Picture 2"/>
+            <wp:docPr id="3" name="Picture 3"/>
             <wp:cNvGraphicFramePr>
               <a:graphicFrameLocks noChangeAspect="1"/>
             </wp:cNvGraphicFramePr>
@@ -4293,7 +4891,7 @@
                     <pic:cNvPicPr/>
                   </pic:nvPicPr>
                   <pic:blipFill>
-                    <a:blip r:embed="rId12"/>
+                    <a:blip r:embed="rId13"/>
                     <a:stretch>
                       <a:fillRect/>
                     </a:stretch>
@@ -4686,6 +5284,17 @@
     </w:p>
     <w:p>
       <w:pPr>
+        <w:jc w:val="both"/>
+      </w:pPr>
+      <w:r>
+        <w:rPr>
+          <w:i/>
+        </w:rPr>
+        <w:t>Who must accept the answer: the developer and the state, as planner of the power system.</w:t>
+      </w:r>
+    </w:p>
+    <w:p>
+      <w:pPr>
         <w:pStyle w:val="Heading2"/>
       </w:pPr>
       <w:r>
@@ -5400,6 +6009,17 @@
     </w:p>
     <w:p>
       <w:pPr>
+        <w:jc w:val="both"/>
+      </w:pPr>
+      <w:r>
+        <w:rPr>
+          <w:i/>
+        </w:rPr>
+        <w:t>Who must accept the answer: the developer and the state, as owner of the buyer.</w:t>
+      </w:r>
+    </w:p>
+    <w:p>
+      <w:pPr>
         <w:pStyle w:val="Heading2"/>
       </w:pPr>
       <w:r>
@@ -5772,6 +6392,17 @@
           <w:i/>
         </w:rPr>
         <w:t>Place in the analytical chain: the development plan, the link between the offtake route and the money spent to reach close.</w:t>
+      </w:r>
+    </w:p>
+    <w:p>
+      <w:pPr>
+        <w:jc w:val="both"/>
+      </w:pPr>
+      <w:r>
+        <w:rPr>
+          <w:i/>
+        </w:rPr>
+        <w:t>Who must accept the answer: the developer.</w:t>
       </w:r>
     </w:p>
     <w:p>
@@ -7109,6 +7740,17 @@
     </w:p>
     <w:p>
       <w:pPr>
+        <w:jc w:val="both"/>
+      </w:pPr>
+      <w:r>
+        <w:rPr>
+          <w:i/>
+        </w:rPr>
+        <w:t>Who must accept the answer: the developer and any co-developer.</w:t>
+      </w:r>
+    </w:p>
+    <w:p>
+      <w:pPr>
         <w:pStyle w:val="Heading2"/>
       </w:pPr>
       <w:r>
@@ -7597,7 +8239,7 @@
         <w:drawing>
           <wp:inline xmlns:a="http://schemas.openxmlformats.org/drawingml/2006/main" xmlns:pic="http://schemas.openxmlformats.org/drawingml/2006/picture">
             <wp:extent cx="5400000" cy="2769870"/>
-            <wp:docPr id="3" name="Picture 3"/>
+            <wp:docPr id="4" name="Picture 4"/>
             <wp:cNvGraphicFramePr>
               <a:graphicFrameLocks noChangeAspect="1"/>
             </wp:cNvGraphicFramePr>
@@ -7609,7 +8251,7 @@
                     <pic:cNvPicPr/>
                   </pic:nvPicPr>
                   <pic:blipFill>
-                    <a:blip r:embed="rId13"/>
+                    <a:blip r:embed="rId14"/>
                     <a:stretch>
                       <a:fillRect/>
                     </a:stretch>
@@ -7875,6 +8517,17 @@
     </w:p>
     <w:p>
       <w:pPr>
+        <w:jc w:val="both"/>
+      </w:pPr>
+      <w:r>
+        <w:rPr>
+          <w:i/>
+        </w:rPr>
+        <w:t>Who must accept the answer: the developer and the state.</w:t>
+      </w:r>
+    </w:p>
+    <w:p>
+      <w:pPr>
         <w:pStyle w:val="Heading2"/>
       </w:pPr>
       <w:r>
@@ -8843,6 +9496,17 @@
     </w:p>
     <w:p>
       <w:pPr>
+        <w:jc w:val="both"/>
+      </w:pPr>
+      <w:r>
+        <w:rPr>
+          <w:i/>
+        </w:rPr>
+        <w:t>Who must accept the answer: the developer, the lenders and the state.</w:t>
+      </w:r>
+    </w:p>
+    <w:p>
+      <w:pPr>
         <w:pStyle w:val="Heading2"/>
       </w:pPr>
       <w:r>
@@ -9722,6 +10386,17 @@
           <w:i/>
         </w:rPr>
         <w:t>Place in the analytical chain: construction, the second of the three investments.</w:t>
+      </w:r>
+    </w:p>
+    <w:p>
+      <w:pPr>
+        <w:jc w:val="both"/>
+      </w:pPr>
+      <w:r>
+        <w:rPr>
+          <w:i/>
+        </w:rPr>
+        <w:t>Who must accept the answer: the developer and the lenders.</w:t>
       </w:r>
     </w:p>
     <w:p>
@@ -10808,6 +11483,17 @@
     </w:p>
     <w:p>
       <w:pPr>
+        <w:jc w:val="both"/>
+      </w:pPr>
+      <w:r>
+        <w:rPr>
+          <w:i/>
+        </w:rPr>
+        <w:t>Who must accept the answer: the developer and the lenders.</w:t>
+      </w:r>
+    </w:p>
+    <w:p>
+      <w:pPr>
         <w:pStyle w:val="Heading2"/>
       </w:pPr>
       <w:r>
@@ -11626,6 +12312,15 @@
     </w:p>
     <w:p>
       <w:pPr>
+        <w:jc w:val="both"/>
+      </w:pPr>
+      <w:r>
+        <w:rPr/>
+        <w:t>African projects show the same pattern in practice. Bujagali in Uganda cost about USD 862 million against about USD 582 million for the 2001 design, an increase of about 48 percent driven by re-procurement and escalation [A2:S48; A2:S52]. Bui in Ghana rose from about USD 622 million to about USD 790 million, some 27 percent [A1:S38]. At Rusumo Falls, shared by Rwanda, Tanzania and Burundi, the civil works rose by about 47 percent and the cost of resettlement doubled [A2:S16]. Delay is as common as overrun. Karuma in Uganda, contracted in 2013 for five years of construction, was commissioned in 2024 [A2:S40; A2:S41], and Kafue Gorge Lower in Zambia reached full operation about three years late, with about USD 312 million of capitalised interest in a total cost of about USD 2.0 billion [A1:S59; A1:S60]. Most of these were public projects, so the overrun fell on the utility or the budget. In a private project with locked debt it falls first on the sponsors, which is why the financing gap in the table above is the number to negotiate.</w:t>
+      </w:r>
+    </w:p>
+    <w:p>
+      <w:pPr>
         <w:pStyle w:val="Heading2"/>
       </w:pPr>
       <w:r>
@@ -11905,6 +12600,17 @@
     </w:p>
     <w:p>
       <w:pPr>
+        <w:jc w:val="both"/>
+      </w:pPr>
+      <w:r>
+        <w:rPr>
+          <w:i/>
+        </w:rPr>
+        <w:t>Who must accept the answer: the lenders and the developer.</w:t>
+      </w:r>
+    </w:p>
+    <w:p>
+      <w:pPr>
         <w:pStyle w:val="Heading2"/>
       </w:pPr>
       <w:r>
@@ -11995,6 +12701,23 @@
       <w:r>
         <w:rPr/>
         <w:t>Construction all-risks and delay-in-start-up insurance protect the project during construction; operational all-risks and business interruption cover protect it afterwards. Hydro plants are exposed to floods, landslides and sediment, and insurers price those risks by site. The model carries insurance as a percentage of capital cost; the insurance adviser's report replaces it before close.</w:t>
+      </w:r>
+    </w:p>
+    <w:p>
+      <w:pPr>
+        <w:pStyle w:val="Heading2"/>
+      </w:pPr>
+      <w:r>
+        <w:t>11.6 Defects after commissioning</w:t>
+      </w:r>
+    </w:p>
+    <w:p>
+      <w:pPr>
+        <w:jc w:val="both"/>
+      </w:pPr>
+      <w:r>
+        <w:rPr/>
+        <w:t>Recent African plants show that the operating phase can start with the construction phase unfinished. Uganda's Isimba plant was reported to have about 700 defects at handover [A2:S34; A2:S35], and the contractor at Karuma asked for an additional Shs 148 billion to repair defects [A2:S42]. Both were state-financed plants built under contractor-financed packages. For a private project, the protections are contractual: a defects liability period long enough to cover a full wet and dry cycle, retention and a performance bond that survive commissioning, an owner's engineer with authority to refuse take-over, and a lenders' adviser who reports on the punch list before completion is certified.</w:t>
       </w:r>
     </w:p>
     <w:p>
@@ -12162,6 +12885,17 @@
           <w:i/>
         </w:rPr>
         <w:t>Place in the analytical chain: debt, the first link of the financing layer.</w:t>
+      </w:r>
+    </w:p>
+    <w:p>
+      <w:pPr>
+        <w:jc w:val="both"/>
+      </w:pPr>
+      <w:r>
+        <w:rPr>
+          <w:i/>
+        </w:rPr>
+        <w:t>Who must accept the answer: the lenders.</w:t>
       </w:r>
     </w:p>
     <w:p>
@@ -13145,6 +13879,17 @@
     </w:p>
     <w:p>
       <w:pPr>
+        <w:jc w:val="both"/>
+      </w:pPr>
+      <w:r>
+        <w:rPr>
+          <w:i/>
+        </w:rPr>
+        <w:t>Who must accept the answer: the lenders and the state, which indemnifies most guarantees.</w:t>
+      </w:r>
+    </w:p>
+    <w:p>
+      <w:pPr>
         <w:pStyle w:val="Heading2"/>
       </w:pPr>
       <w:r>
@@ -13754,6 +14499,17 @@
     </w:p>
     <w:p>
       <w:pPr>
+        <w:jc w:val="both"/>
+      </w:pPr>
+      <w:r>
+        <w:rPr>
+          <w:i/>
+        </w:rPr>
+        <w:t>Who must accept the answer: the developer.</w:t>
+      </w:r>
+    </w:p>
+    <w:p>
+      <w:pPr>
         <w:pStyle w:val="Heading2"/>
       </w:pPr>
       <w:r>
@@ -13786,7 +14542,7 @@
         <w:drawing>
           <wp:inline xmlns:a="http://schemas.openxmlformats.org/drawingml/2006/main" xmlns:pic="http://schemas.openxmlformats.org/drawingml/2006/picture">
             <wp:extent cx="5400000" cy="2430000"/>
-            <wp:docPr id="4" name="Picture 4"/>
+            <wp:docPr id="5" name="Picture 5"/>
             <wp:cNvGraphicFramePr>
               <a:graphicFrameLocks noChangeAspect="1"/>
             </wp:cNvGraphicFramePr>
@@ -13798,7 +14554,7 @@
                     <pic:cNvPicPr/>
                   </pic:nvPicPr>
                   <pic:blipFill>
-                    <a:blip r:embed="rId14"/>
+                    <a:blip r:embed="rId15"/>
                     <a:stretch>
                       <a:fillRect/>
                     </a:stretch>
@@ -14552,6 +15308,17 @@
     </w:p>
     <w:p>
       <w:pPr>
+        <w:jc w:val="both"/>
+      </w:pPr>
+      <w:r>
+        <w:rPr>
+          <w:i/>
+        </w:rPr>
+        <w:t>Who must accept the answer: the state.</w:t>
+      </w:r>
+    </w:p>
+    <w:p>
+      <w:pPr>
         <w:pStyle w:val="Heading2"/>
       </w:pPr>
       <w:r>
@@ -14946,6 +15713,17 @@
           <w:i/>
         </w:rPr>
         <w:t>Place in the analytical chain: stress, which brings the earlier links together for the people who carry the risk.</w:t>
+      </w:r>
+    </w:p>
+    <w:p>
+      <w:pPr>
+        <w:jc w:val="both"/>
+      </w:pPr>
+      <w:r>
+        <w:rPr>
+          <w:i/>
+        </w:rPr>
+        <w:t>Who must accept the answer: the developer, the lenders and the state.</w:t>
       </w:r>
     </w:p>
     <w:p>
@@ -17352,7 +18130,7 @@
         <w:drawing>
           <wp:inline xmlns:a="http://schemas.openxmlformats.org/drawingml/2006/main" xmlns:pic="http://schemas.openxmlformats.org/drawingml/2006/picture">
             <wp:extent cx="5400000" cy="2193103"/>
-            <wp:docPr id="5" name="Picture 5"/>
+            <wp:docPr id="6" name="Picture 6"/>
             <wp:cNvGraphicFramePr>
               <a:graphicFrameLocks noChangeAspect="1"/>
             </wp:cNvGraphicFramePr>
@@ -17364,7 +18142,7 @@
                     <pic:cNvPicPr/>
                   </pic:nvPicPr>
                   <pic:blipFill>
-                    <a:blip r:embed="rId15"/>
+                    <a:blip r:embed="rId16"/>
                     <a:stretch>
                       <a:fillRect/>
                     </a:stretch>
@@ -17425,6 +18203,15 @@
       </w:pPr>
       <w:r>
         <w:rPr/>
+        <w:t>African experience gives both stresses a real shape. In 2024 the Zambezi River Authority cut the water allocated for generation at Kariba by about 47 percent [CL-04], and the output of Kariba North was reported to have fallen from 1,080 MW to about 166 MW [CL-05]. On the buyer side, Ghana's Electricity Company owed the Bui Power Authority about USD 612 million in March 2023 [A1:S40]. Neither event is a tail case for the region; both are recent.</w:t>
+      </w:r>
+    </w:p>
+    <w:p>
+      <w:pPr>
+        <w:jc w:val="both"/>
+      </w:pPr>
+      <w:r>
+        <w:rPr/>
         <w:t>The buyer breaks the project only if the state steps aside. With a budget backstop, the offtaker stress costs the state and leaves the project whole; without one, the project defaults. The project's credit is therefore partly the state's credit, whatever the structure says.</w:t>
       </w:r>
     </w:p>
@@ -17609,6 +18396,17 @@
           <w:i/>
         </w:rPr>
         <w:t>Place in the analytical chain: financial close, the end of development and the start of construction.</w:t>
+      </w:r>
+    </w:p>
+    <w:p>
+      <w:pPr>
+        <w:jc w:val="both"/>
+      </w:pPr>
+      <w:r>
+        <w:rPr>
+          <w:i/>
+        </w:rPr>
+        <w:t>Who must accept the answer: the developer, the lenders and the state.</w:t>
       </w:r>
     </w:p>
     <w:p>
@@ -18007,7 +18805,7 @@
       <w:tr>
         <w:tc>
           <w:tcPr>
-            <w:tcW w:type="dxa" w:w="535"/>
+            <w:tcW w:type="dxa" w:w="567"/>
             <w:shd w:val="clear" w:color="auto" w:fill="0B3020"/>
           </w:tcPr>
           <w:p>
@@ -18026,7 +18824,7 @@
         </w:tc>
         <w:tc>
           <w:tcPr>
-            <w:tcW w:type="dxa" w:w="5354"/>
+            <w:tcW w:type="dxa" w:w="5669"/>
             <w:shd w:val="clear" w:color="auto" w:fill="0B3020"/>
           </w:tcPr>
           <w:p>
@@ -18045,7 +18843,7 @@
         </w:tc>
         <w:tc>
           <w:tcPr>
-            <w:tcW w:type="dxa" w:w="1249"/>
+            <w:tcW w:type="dxa" w:w="756"/>
             <w:shd w:val="clear" w:color="auto" w:fill="0B3020"/>
           </w:tcPr>
           <w:p>
@@ -18058,13 +18856,13 @@
                 <w:color w:val="FFFFFF"/>
                 <w:sz w:val="16"/>
               </w:rPr>
-              <w:t>Area</w:t>
-            </w:r>
-          </w:p>
-        </w:tc>
-        <w:tc>
-          <w:tcPr>
-            <w:tcW w:type="dxa" w:w="714"/>
+              <w:t>Question</w:t>
+            </w:r>
+          </w:p>
+        </w:tc>
+        <w:tc>
+          <w:tcPr>
+            <w:tcW w:type="dxa" w:w="756"/>
             <w:shd w:val="clear" w:color="auto" w:fill="0B3020"/>
           </w:tcPr>
           <w:p>
@@ -18083,7 +18881,7 @@
         </w:tc>
         <w:tc>
           <w:tcPr>
-            <w:tcW w:type="dxa" w:w="1785"/>
+            <w:tcW w:type="dxa" w:w="1890"/>
             <w:shd w:val="clear" w:color="auto" w:fill="0B3020"/>
           </w:tcPr>
           <w:p>
@@ -18104,7 +18902,7 @@
       <w:tr>
         <w:tc>
           <w:tcPr>
-            <w:tcW w:type="dxa" w:w="535"/>
+            <w:tcW w:type="dxa" w:w="567"/>
           </w:tcPr>
           <w:p>
             <w:pPr>
@@ -18121,7 +18919,7 @@
         </w:tc>
         <w:tc>
           <w:tcPr>
-            <w:tcW w:type="dxa" w:w="5354"/>
+            <w:tcW w:type="dxa" w:w="5669"/>
           </w:tcPr>
           <w:p>
             <w:pPr>
@@ -18138,24 +18936,24 @@
         </w:tc>
         <w:tc>
           <w:tcPr>
-            <w:tcW w:type="dxa" w:w="1249"/>
-          </w:tcPr>
-          <w:p>
-            <w:pPr>
-              <w:spacing w:after="0"/>
-            </w:pPr>
-            <w:r>
-              <w:rPr>
-                <w:color w:val="1D1D1D"/>
-                <w:sz w:val="16"/>
-              </w:rPr>
-              <w:t>Resource</w:t>
-            </w:r>
-          </w:p>
-        </w:tc>
-        <w:tc>
-          <w:tcPr>
-            <w:tcW w:type="dxa" w:w="714"/>
+            <w:tcW w:type="dxa" w:w="756"/>
+          </w:tcPr>
+          <w:p>
+            <w:pPr>
+              <w:spacing w:after="0"/>
+            </w:pPr>
+            <w:r>
+              <w:rPr>
+                <w:color w:val="1D1D1D"/>
+                <w:sz w:val="16"/>
+              </w:rPr>
+              <w:t>Q1</w:t>
+            </w:r>
+          </w:p>
+        </w:tc>
+        <w:tc>
+          <w:tcPr>
+            <w:tcW w:type="dxa" w:w="756"/>
           </w:tcPr>
           <w:p>
             <w:pPr>
@@ -18172,7 +18970,7 @@
         </w:tc>
         <w:tc>
           <w:tcPr>
-            <w:tcW w:type="dxa" w:w="1785"/>
+            <w:tcW w:type="dxa" w:w="1890"/>
           </w:tcPr>
           <w:p>
             <w:pPr>
@@ -18191,7 +18989,7 @@
       <w:tr>
         <w:tc>
           <w:tcPr>
-            <w:tcW w:type="dxa" w:w="535"/>
+            <w:tcW w:type="dxa" w:w="567"/>
             <w:shd w:val="clear" w:color="auto" w:fill="FAF8F2"/>
           </w:tcPr>
           <w:p>
@@ -18209,7 +19007,7 @@
         </w:tc>
         <w:tc>
           <w:tcPr>
-            <w:tcW w:type="dxa" w:w="5354"/>
+            <w:tcW w:type="dxa" w:w="5669"/>
             <w:shd w:val="clear" w:color="auto" w:fill="FAF8F2"/>
           </w:tcPr>
           <w:p>
@@ -18227,25 +19025,25 @@
         </w:tc>
         <w:tc>
           <w:tcPr>
-            <w:tcW w:type="dxa" w:w="1249"/>
-            <w:shd w:val="clear" w:color="auto" w:fill="FAF8F2"/>
-          </w:tcPr>
-          <w:p>
-            <w:pPr>
-              <w:spacing w:after="0"/>
-            </w:pPr>
-            <w:r>
-              <w:rPr>
-                <w:color w:val="1D1D1D"/>
-                <w:sz w:val="16"/>
-              </w:rPr>
-              <w:t>Resource</w:t>
-            </w:r>
-          </w:p>
-        </w:tc>
-        <w:tc>
-          <w:tcPr>
-            <w:tcW w:type="dxa" w:w="714"/>
+            <w:tcW w:type="dxa" w:w="756"/>
+            <w:shd w:val="clear" w:color="auto" w:fill="FAF8F2"/>
+          </w:tcPr>
+          <w:p>
+            <w:pPr>
+              <w:spacing w:after="0"/>
+            </w:pPr>
+            <w:r>
+              <w:rPr>
+                <w:color w:val="1D1D1D"/>
+                <w:sz w:val="16"/>
+              </w:rPr>
+              <w:t>Q1</w:t>
+            </w:r>
+          </w:p>
+        </w:tc>
+        <w:tc>
+          <w:tcPr>
+            <w:tcW w:type="dxa" w:w="756"/>
             <w:shd w:val="clear" w:color="auto" w:fill="FAF8F2"/>
           </w:tcPr>
           <w:p>
@@ -18263,7 +19061,7 @@
         </w:tc>
         <w:tc>
           <w:tcPr>
-            <w:tcW w:type="dxa" w:w="1785"/>
+            <w:tcW w:type="dxa" w:w="1890"/>
             <w:shd w:val="clear" w:color="auto" w:fill="FAF8F2"/>
           </w:tcPr>
           <w:p>
@@ -18283,7 +19081,7 @@
       <w:tr>
         <w:tc>
           <w:tcPr>
-            <w:tcW w:type="dxa" w:w="535"/>
+            <w:tcW w:type="dxa" w:w="567"/>
           </w:tcPr>
           <w:p>
             <w:pPr>
@@ -18300,7 +19098,7 @@
         </w:tc>
         <w:tc>
           <w:tcPr>
-            <w:tcW w:type="dxa" w:w="5354"/>
+            <w:tcW w:type="dxa" w:w="5669"/>
           </w:tcPr>
           <w:p>
             <w:pPr>
@@ -18317,24 +19115,24 @@
         </w:tc>
         <w:tc>
           <w:tcPr>
-            <w:tcW w:type="dxa" w:w="1249"/>
-          </w:tcPr>
-          <w:p>
-            <w:pPr>
-              <w:spacing w:after="0"/>
-            </w:pPr>
-            <w:r>
-              <w:rPr>
-                <w:color w:val="1D1D1D"/>
-                <w:sz w:val="16"/>
-              </w:rPr>
-              <w:t>Design</w:t>
-            </w:r>
-          </w:p>
-        </w:tc>
-        <w:tc>
-          <w:tcPr>
-            <w:tcW w:type="dxa" w:w="714"/>
+            <w:tcW w:type="dxa" w:w="756"/>
+          </w:tcPr>
+          <w:p>
+            <w:pPr>
+              <w:spacing w:after="0"/>
+            </w:pPr>
+            <w:r>
+              <w:rPr>
+                <w:color w:val="1D1D1D"/>
+                <w:sz w:val="16"/>
+              </w:rPr>
+              <w:t>Q1</w:t>
+            </w:r>
+          </w:p>
+        </w:tc>
+        <w:tc>
+          <w:tcPr>
+            <w:tcW w:type="dxa" w:w="756"/>
           </w:tcPr>
           <w:p>
             <w:pPr>
@@ -18351,7 +19149,7 @@
         </w:tc>
         <w:tc>
           <w:tcPr>
-            <w:tcW w:type="dxa" w:w="1785"/>
+            <w:tcW w:type="dxa" w:w="1890"/>
           </w:tcPr>
           <w:p>
             <w:pPr>
@@ -18370,7 +19168,7 @@
       <w:tr>
         <w:tc>
           <w:tcPr>
-            <w:tcW w:type="dxa" w:w="535"/>
+            <w:tcW w:type="dxa" w:w="567"/>
             <w:shd w:val="clear" w:color="auto" w:fill="FAF8F2"/>
           </w:tcPr>
           <w:p>
@@ -18388,7 +19186,7 @@
         </w:tc>
         <w:tc>
           <w:tcPr>
-            <w:tcW w:type="dxa" w:w="5354"/>
+            <w:tcW w:type="dxa" w:w="5669"/>
             <w:shd w:val="clear" w:color="auto" w:fill="FAF8F2"/>
           </w:tcPr>
           <w:p>
@@ -18406,25 +19204,25 @@
         </w:tc>
         <w:tc>
           <w:tcPr>
-            <w:tcW w:type="dxa" w:w="1249"/>
-            <w:shd w:val="clear" w:color="auto" w:fill="FAF8F2"/>
-          </w:tcPr>
-          <w:p>
-            <w:pPr>
-              <w:spacing w:after="0"/>
-            </w:pPr>
-            <w:r>
-              <w:rPr>
-                <w:color w:val="1D1D1D"/>
-                <w:sz w:val="16"/>
-              </w:rPr>
-              <w:t>Design</w:t>
-            </w:r>
-          </w:p>
-        </w:tc>
-        <w:tc>
-          <w:tcPr>
-            <w:tcW w:type="dxa" w:w="714"/>
+            <w:tcW w:type="dxa" w:w="756"/>
+            <w:shd w:val="clear" w:color="auto" w:fill="FAF8F2"/>
+          </w:tcPr>
+          <w:p>
+            <w:pPr>
+              <w:spacing w:after="0"/>
+            </w:pPr>
+            <w:r>
+              <w:rPr>
+                <w:color w:val="1D1D1D"/>
+                <w:sz w:val="16"/>
+              </w:rPr>
+              <w:t>Q1</w:t>
+            </w:r>
+          </w:p>
+        </w:tc>
+        <w:tc>
+          <w:tcPr>
+            <w:tcW w:type="dxa" w:w="756"/>
             <w:shd w:val="clear" w:color="auto" w:fill="FAF8F2"/>
           </w:tcPr>
           <w:p>
@@ -18442,7 +19240,7 @@
         </w:tc>
         <w:tc>
           <w:tcPr>
-            <w:tcW w:type="dxa" w:w="1785"/>
+            <w:tcW w:type="dxa" w:w="1890"/>
             <w:shd w:val="clear" w:color="auto" w:fill="FAF8F2"/>
           </w:tcPr>
           <w:p>
@@ -18462,7 +19260,7 @@
       <w:tr>
         <w:tc>
           <w:tcPr>
-            <w:tcW w:type="dxa" w:w="535"/>
+            <w:tcW w:type="dxa" w:w="567"/>
           </w:tcPr>
           <w:p>
             <w:pPr>
@@ -18479,7 +19277,7 @@
         </w:tc>
         <w:tc>
           <w:tcPr>
-            <w:tcW w:type="dxa" w:w="5354"/>
+            <w:tcW w:type="dxa" w:w="5669"/>
           </w:tcPr>
           <w:p>
             <w:pPr>
@@ -18496,24 +19294,24 @@
         </w:tc>
         <w:tc>
           <w:tcPr>
-            <w:tcW w:type="dxa" w:w="1249"/>
-          </w:tcPr>
-          <w:p>
-            <w:pPr>
-              <w:spacing w:after="0"/>
-            </w:pPr>
-            <w:r>
-              <w:rPr>
-                <w:color w:val="1D1D1D"/>
-                <w:sz w:val="16"/>
-              </w:rPr>
-              <w:t>E&amp;S</w:t>
-            </w:r>
-          </w:p>
-        </w:tc>
-        <w:tc>
-          <w:tcPr>
-            <w:tcW w:type="dxa" w:w="714"/>
+            <w:tcW w:type="dxa" w:w="756"/>
+          </w:tcPr>
+          <w:p>
+            <w:pPr>
+              <w:spacing w:after="0"/>
+            </w:pPr>
+            <w:r>
+              <w:rPr>
+                <w:color w:val="1D1D1D"/>
+                <w:sz w:val="16"/>
+              </w:rPr>
+              <w:t>Q2</w:t>
+            </w:r>
+          </w:p>
+        </w:tc>
+        <w:tc>
+          <w:tcPr>
+            <w:tcW w:type="dxa" w:w="756"/>
           </w:tcPr>
           <w:p>
             <w:pPr>
@@ -18530,7 +19328,7 @@
         </w:tc>
         <w:tc>
           <w:tcPr>
-            <w:tcW w:type="dxa" w:w="1785"/>
+            <w:tcW w:type="dxa" w:w="1890"/>
           </w:tcPr>
           <w:p>
             <w:pPr>
@@ -18549,7 +19347,7 @@
       <w:tr>
         <w:tc>
           <w:tcPr>
-            <w:tcW w:type="dxa" w:w="535"/>
+            <w:tcW w:type="dxa" w:w="567"/>
             <w:shd w:val="clear" w:color="auto" w:fill="FAF8F2"/>
           </w:tcPr>
           <w:p>
@@ -18567,7 +19365,7 @@
         </w:tc>
         <w:tc>
           <w:tcPr>
-            <w:tcW w:type="dxa" w:w="5354"/>
+            <w:tcW w:type="dxa" w:w="5669"/>
             <w:shd w:val="clear" w:color="auto" w:fill="FAF8F2"/>
           </w:tcPr>
           <w:p>
@@ -18585,25 +19383,25 @@
         </w:tc>
         <w:tc>
           <w:tcPr>
-            <w:tcW w:type="dxa" w:w="1249"/>
-            <w:shd w:val="clear" w:color="auto" w:fill="FAF8F2"/>
-          </w:tcPr>
-          <w:p>
-            <w:pPr>
-              <w:spacing w:after="0"/>
-            </w:pPr>
-            <w:r>
-              <w:rPr>
-                <w:color w:val="1D1D1D"/>
-                <w:sz w:val="16"/>
-              </w:rPr>
-              <w:t>E&amp;S</w:t>
-            </w:r>
-          </w:p>
-        </w:tc>
-        <w:tc>
-          <w:tcPr>
-            <w:tcW w:type="dxa" w:w="714"/>
+            <w:tcW w:type="dxa" w:w="756"/>
+            <w:shd w:val="clear" w:color="auto" w:fill="FAF8F2"/>
+          </w:tcPr>
+          <w:p>
+            <w:pPr>
+              <w:spacing w:after="0"/>
+            </w:pPr>
+            <w:r>
+              <w:rPr>
+                <w:color w:val="1D1D1D"/>
+                <w:sz w:val="16"/>
+              </w:rPr>
+              <w:t>Q2</w:t>
+            </w:r>
+          </w:p>
+        </w:tc>
+        <w:tc>
+          <w:tcPr>
+            <w:tcW w:type="dxa" w:w="756"/>
             <w:shd w:val="clear" w:color="auto" w:fill="FAF8F2"/>
           </w:tcPr>
           <w:p>
@@ -18621,7 +19419,7 @@
         </w:tc>
         <w:tc>
           <w:tcPr>
-            <w:tcW w:type="dxa" w:w="1785"/>
+            <w:tcW w:type="dxa" w:w="1890"/>
             <w:shd w:val="clear" w:color="auto" w:fill="FAF8F2"/>
           </w:tcPr>
           <w:p>
@@ -18641,7 +19439,7 @@
       <w:tr>
         <w:tc>
           <w:tcPr>
-            <w:tcW w:type="dxa" w:w="535"/>
+            <w:tcW w:type="dxa" w:w="567"/>
           </w:tcPr>
           <w:p>
             <w:pPr>
@@ -18658,7 +19456,7 @@
         </w:tc>
         <w:tc>
           <w:tcPr>
-            <w:tcW w:type="dxa" w:w="5354"/>
+            <w:tcW w:type="dxa" w:w="5669"/>
           </w:tcPr>
           <w:p>
             <w:pPr>
@@ -18675,24 +19473,24 @@
         </w:tc>
         <w:tc>
           <w:tcPr>
-            <w:tcW w:type="dxa" w:w="1249"/>
-          </w:tcPr>
-          <w:p>
-            <w:pPr>
-              <w:spacing w:after="0"/>
-            </w:pPr>
-            <w:r>
-              <w:rPr>
-                <w:color w:val="1D1D1D"/>
-                <w:sz w:val="16"/>
-              </w:rPr>
-              <w:t>Permits</w:t>
-            </w:r>
-          </w:p>
-        </w:tc>
-        <w:tc>
-          <w:tcPr>
-            <w:tcW w:type="dxa" w:w="714"/>
+            <w:tcW w:type="dxa" w:w="756"/>
+          </w:tcPr>
+          <w:p>
+            <w:pPr>
+              <w:spacing w:after="0"/>
+            </w:pPr>
+            <w:r>
+              <w:rPr>
+                <w:color w:val="1D1D1D"/>
+                <w:sz w:val="16"/>
+              </w:rPr>
+              <w:t>Q2</w:t>
+            </w:r>
+          </w:p>
+        </w:tc>
+        <w:tc>
+          <w:tcPr>
+            <w:tcW w:type="dxa" w:w="756"/>
           </w:tcPr>
           <w:p>
             <w:pPr>
@@ -18709,7 +19507,7 @@
         </w:tc>
         <w:tc>
           <w:tcPr>
-            <w:tcW w:type="dxa" w:w="1785"/>
+            <w:tcW w:type="dxa" w:w="1890"/>
           </w:tcPr>
           <w:p>
             <w:pPr>
@@ -18728,7 +19526,7 @@
       <w:tr>
         <w:tc>
           <w:tcPr>
-            <w:tcW w:type="dxa" w:w="535"/>
+            <w:tcW w:type="dxa" w:w="567"/>
             <w:shd w:val="clear" w:color="auto" w:fill="FAF8F2"/>
           </w:tcPr>
           <w:p>
@@ -18746,7 +19544,7 @@
         </w:tc>
         <w:tc>
           <w:tcPr>
-            <w:tcW w:type="dxa" w:w="5354"/>
+            <w:tcW w:type="dxa" w:w="5669"/>
             <w:shd w:val="clear" w:color="auto" w:fill="FAF8F2"/>
           </w:tcPr>
           <w:p>
@@ -18764,25 +19562,25 @@
         </w:tc>
         <w:tc>
           <w:tcPr>
-            <w:tcW w:type="dxa" w:w="1249"/>
-            <w:shd w:val="clear" w:color="auto" w:fill="FAF8F2"/>
-          </w:tcPr>
-          <w:p>
-            <w:pPr>
-              <w:spacing w:after="0"/>
-            </w:pPr>
-            <w:r>
-              <w:rPr>
-                <w:color w:val="1D1D1D"/>
-                <w:sz w:val="16"/>
-              </w:rPr>
-              <w:t>Permits</w:t>
-            </w:r>
-          </w:p>
-        </w:tc>
-        <w:tc>
-          <w:tcPr>
-            <w:tcW w:type="dxa" w:w="714"/>
+            <w:tcW w:type="dxa" w:w="756"/>
+            <w:shd w:val="clear" w:color="auto" w:fill="FAF8F2"/>
+          </w:tcPr>
+          <w:p>
+            <w:pPr>
+              <w:spacing w:after="0"/>
+            </w:pPr>
+            <w:r>
+              <w:rPr>
+                <w:color w:val="1D1D1D"/>
+                <w:sz w:val="16"/>
+              </w:rPr>
+              <w:t>Q2</w:t>
+            </w:r>
+          </w:p>
+        </w:tc>
+        <w:tc>
+          <w:tcPr>
+            <w:tcW w:type="dxa" w:w="756"/>
             <w:shd w:val="clear" w:color="auto" w:fill="FAF8F2"/>
           </w:tcPr>
           <w:p>
@@ -18800,7 +19598,7 @@
         </w:tc>
         <w:tc>
           <w:tcPr>
-            <w:tcW w:type="dxa" w:w="1785"/>
+            <w:tcW w:type="dxa" w:w="1890"/>
             <w:shd w:val="clear" w:color="auto" w:fill="FAF8F2"/>
           </w:tcPr>
           <w:p>
@@ -18820,7 +19618,7 @@
       <w:tr>
         <w:tc>
           <w:tcPr>
-            <w:tcW w:type="dxa" w:w="535"/>
+            <w:tcW w:type="dxa" w:w="567"/>
           </w:tcPr>
           <w:p>
             <w:pPr>
@@ -18837,7 +19635,7 @@
         </w:tc>
         <w:tc>
           <w:tcPr>
-            <w:tcW w:type="dxa" w:w="5354"/>
+            <w:tcW w:type="dxa" w:w="5669"/>
           </w:tcPr>
           <w:p>
             <w:pPr>
@@ -18854,24 +19652,24 @@
         </w:tc>
         <w:tc>
           <w:tcPr>
-            <w:tcW w:type="dxa" w:w="1249"/>
-          </w:tcPr>
-          <w:p>
-            <w:pPr>
-              <w:spacing w:after="0"/>
-            </w:pPr>
-            <w:r>
-              <w:rPr>
-                <w:color w:val="1D1D1D"/>
-                <w:sz w:val="16"/>
-              </w:rPr>
-              <w:t>Revenue</w:t>
-            </w:r>
-          </w:p>
-        </w:tc>
-        <w:tc>
-          <w:tcPr>
-            <w:tcW w:type="dxa" w:w="714"/>
+            <w:tcW w:type="dxa" w:w="756"/>
+          </w:tcPr>
+          <w:p>
+            <w:pPr>
+              <w:spacing w:after="0"/>
+            </w:pPr>
+            <w:r>
+              <w:rPr>
+                <w:color w:val="1D1D1D"/>
+                <w:sz w:val="16"/>
+              </w:rPr>
+              <w:t>Q2</w:t>
+            </w:r>
+          </w:p>
+        </w:tc>
+        <w:tc>
+          <w:tcPr>
+            <w:tcW w:type="dxa" w:w="756"/>
           </w:tcPr>
           <w:p>
             <w:pPr>
@@ -18888,7 +19686,7 @@
         </w:tc>
         <w:tc>
           <w:tcPr>
-            <w:tcW w:type="dxa" w:w="1785"/>
+            <w:tcW w:type="dxa" w:w="1890"/>
           </w:tcPr>
           <w:p>
             <w:pPr>
@@ -18907,7 +19705,7 @@
       <w:tr>
         <w:tc>
           <w:tcPr>
-            <w:tcW w:type="dxa" w:w="535"/>
+            <w:tcW w:type="dxa" w:w="567"/>
             <w:shd w:val="clear" w:color="auto" w:fill="FAF8F2"/>
           </w:tcPr>
           <w:p>
@@ -18925,7 +19723,7 @@
         </w:tc>
         <w:tc>
           <w:tcPr>
-            <w:tcW w:type="dxa" w:w="5354"/>
+            <w:tcW w:type="dxa" w:w="5669"/>
             <w:shd w:val="clear" w:color="auto" w:fill="FAF8F2"/>
           </w:tcPr>
           <w:p>
@@ -18943,25 +19741,25 @@
         </w:tc>
         <w:tc>
           <w:tcPr>
-            <w:tcW w:type="dxa" w:w="1249"/>
-            <w:shd w:val="clear" w:color="auto" w:fill="FAF8F2"/>
-          </w:tcPr>
-          <w:p>
-            <w:pPr>
-              <w:spacing w:after="0"/>
-            </w:pPr>
-            <w:r>
-              <w:rPr>
-                <w:color w:val="1D1D1D"/>
-                <w:sz w:val="16"/>
-              </w:rPr>
-              <w:t>Revenue</w:t>
-            </w:r>
-          </w:p>
-        </w:tc>
-        <w:tc>
-          <w:tcPr>
-            <w:tcW w:type="dxa" w:w="714"/>
+            <w:tcW w:type="dxa" w:w="756"/>
+            <w:shd w:val="clear" w:color="auto" w:fill="FAF8F2"/>
+          </w:tcPr>
+          <w:p>
+            <w:pPr>
+              <w:spacing w:after="0"/>
+            </w:pPr>
+            <w:r>
+              <w:rPr>
+                <w:color w:val="1D1D1D"/>
+                <w:sz w:val="16"/>
+              </w:rPr>
+              <w:t>Q2</w:t>
+            </w:r>
+          </w:p>
+        </w:tc>
+        <w:tc>
+          <w:tcPr>
+            <w:tcW w:type="dxa" w:w="756"/>
             <w:shd w:val="clear" w:color="auto" w:fill="FAF8F2"/>
           </w:tcPr>
           <w:p>
@@ -18979,7 +19777,7 @@
         </w:tc>
         <w:tc>
           <w:tcPr>
-            <w:tcW w:type="dxa" w:w="1785"/>
+            <w:tcW w:type="dxa" w:w="1890"/>
             <w:shd w:val="clear" w:color="auto" w:fill="FAF8F2"/>
           </w:tcPr>
           <w:p>
@@ -18999,7 +19797,7 @@
       <w:tr>
         <w:tc>
           <w:tcPr>
-            <w:tcW w:type="dxa" w:w="535"/>
+            <w:tcW w:type="dxa" w:w="567"/>
           </w:tcPr>
           <w:p>
             <w:pPr>
@@ -19016,7 +19814,7 @@
         </w:tc>
         <w:tc>
           <w:tcPr>
-            <w:tcW w:type="dxa" w:w="5354"/>
+            <w:tcW w:type="dxa" w:w="5669"/>
           </w:tcPr>
           <w:p>
             <w:pPr>
@@ -19033,24 +19831,24 @@
         </w:tc>
         <w:tc>
           <w:tcPr>
-            <w:tcW w:type="dxa" w:w="1249"/>
-          </w:tcPr>
-          <w:p>
-            <w:pPr>
-              <w:spacing w:after="0"/>
-            </w:pPr>
-            <w:r>
-              <w:rPr>
-                <w:color w:val="1D1D1D"/>
-                <w:sz w:val="16"/>
-              </w:rPr>
-              <w:t>Grid</w:t>
-            </w:r>
-          </w:p>
-        </w:tc>
-        <w:tc>
-          <w:tcPr>
-            <w:tcW w:type="dxa" w:w="714"/>
+            <w:tcW w:type="dxa" w:w="756"/>
+          </w:tcPr>
+          <w:p>
+            <w:pPr>
+              <w:spacing w:after="0"/>
+            </w:pPr>
+            <w:r>
+              <w:rPr>
+                <w:color w:val="1D1D1D"/>
+                <w:sz w:val="16"/>
+              </w:rPr>
+              <w:t>Q3</w:t>
+            </w:r>
+          </w:p>
+        </w:tc>
+        <w:tc>
+          <w:tcPr>
+            <w:tcW w:type="dxa" w:w="756"/>
           </w:tcPr>
           <w:p>
             <w:pPr>
@@ -19067,7 +19865,7 @@
         </w:tc>
         <w:tc>
           <w:tcPr>
-            <w:tcW w:type="dxa" w:w="1785"/>
+            <w:tcW w:type="dxa" w:w="1890"/>
           </w:tcPr>
           <w:p>
             <w:pPr>
@@ -19086,7 +19884,7 @@
       <w:tr>
         <w:tc>
           <w:tcPr>
-            <w:tcW w:type="dxa" w:w="535"/>
+            <w:tcW w:type="dxa" w:w="567"/>
             <w:shd w:val="clear" w:color="auto" w:fill="FAF8F2"/>
           </w:tcPr>
           <w:p>
@@ -19104,7 +19902,7 @@
         </w:tc>
         <w:tc>
           <w:tcPr>
-            <w:tcW w:type="dxa" w:w="5354"/>
+            <w:tcW w:type="dxa" w:w="5669"/>
             <w:shd w:val="clear" w:color="auto" w:fill="FAF8F2"/>
           </w:tcPr>
           <w:p>
@@ -19122,25 +19920,25 @@
         </w:tc>
         <w:tc>
           <w:tcPr>
-            <w:tcW w:type="dxa" w:w="1249"/>
-            <w:shd w:val="clear" w:color="auto" w:fill="FAF8F2"/>
-          </w:tcPr>
-          <w:p>
-            <w:pPr>
-              <w:spacing w:after="0"/>
-            </w:pPr>
-            <w:r>
-              <w:rPr>
-                <w:color w:val="1D1D1D"/>
-                <w:sz w:val="16"/>
-              </w:rPr>
-              <w:t>Grid</w:t>
-            </w:r>
-          </w:p>
-        </w:tc>
-        <w:tc>
-          <w:tcPr>
-            <w:tcW w:type="dxa" w:w="714"/>
+            <w:tcW w:type="dxa" w:w="756"/>
+            <w:shd w:val="clear" w:color="auto" w:fill="FAF8F2"/>
+          </w:tcPr>
+          <w:p>
+            <w:pPr>
+              <w:spacing w:after="0"/>
+            </w:pPr>
+            <w:r>
+              <w:rPr>
+                <w:color w:val="1D1D1D"/>
+                <w:sz w:val="16"/>
+              </w:rPr>
+              <w:t>Q3</w:t>
+            </w:r>
+          </w:p>
+        </w:tc>
+        <w:tc>
+          <w:tcPr>
+            <w:tcW w:type="dxa" w:w="756"/>
             <w:shd w:val="clear" w:color="auto" w:fill="FAF8F2"/>
           </w:tcPr>
           <w:p>
@@ -19158,7 +19956,7 @@
         </w:tc>
         <w:tc>
           <w:tcPr>
-            <w:tcW w:type="dxa" w:w="1785"/>
+            <w:tcW w:type="dxa" w:w="1890"/>
             <w:shd w:val="clear" w:color="auto" w:fill="FAF8F2"/>
           </w:tcPr>
           <w:p>
@@ -19178,7 +19976,7 @@
       <w:tr>
         <w:tc>
           <w:tcPr>
-            <w:tcW w:type="dxa" w:w="535"/>
+            <w:tcW w:type="dxa" w:w="567"/>
           </w:tcPr>
           <w:p>
             <w:pPr>
@@ -19195,7 +19993,7 @@
         </w:tc>
         <w:tc>
           <w:tcPr>
-            <w:tcW w:type="dxa" w:w="5354"/>
+            <w:tcW w:type="dxa" w:w="5669"/>
           </w:tcPr>
           <w:p>
             <w:pPr>
@@ -19212,24 +20010,24 @@
         </w:tc>
         <w:tc>
           <w:tcPr>
-            <w:tcW w:type="dxa" w:w="1249"/>
-          </w:tcPr>
-          <w:p>
-            <w:pPr>
-              <w:spacing w:after="0"/>
-            </w:pPr>
-            <w:r>
-              <w:rPr>
-                <w:color w:val="1D1D1D"/>
-                <w:sz w:val="16"/>
-              </w:rPr>
-              <w:t>Construction</w:t>
-            </w:r>
-          </w:p>
-        </w:tc>
-        <w:tc>
-          <w:tcPr>
-            <w:tcW w:type="dxa" w:w="714"/>
+            <w:tcW w:type="dxa" w:w="756"/>
+          </w:tcPr>
+          <w:p>
+            <w:pPr>
+              <w:spacing w:after="0"/>
+            </w:pPr>
+            <w:r>
+              <w:rPr>
+                <w:color w:val="1D1D1D"/>
+                <w:sz w:val="16"/>
+              </w:rPr>
+              <w:t>Q6</w:t>
+            </w:r>
+          </w:p>
+        </w:tc>
+        <w:tc>
+          <w:tcPr>
+            <w:tcW w:type="dxa" w:w="756"/>
           </w:tcPr>
           <w:p>
             <w:pPr>
@@ -19246,7 +20044,7 @@
         </w:tc>
         <w:tc>
           <w:tcPr>
-            <w:tcW w:type="dxa" w:w="1785"/>
+            <w:tcW w:type="dxa" w:w="1890"/>
           </w:tcPr>
           <w:p>
             <w:pPr>
@@ -19265,7 +20063,7 @@
       <w:tr>
         <w:tc>
           <w:tcPr>
-            <w:tcW w:type="dxa" w:w="535"/>
+            <w:tcW w:type="dxa" w:w="567"/>
             <w:shd w:val="clear" w:color="auto" w:fill="FAF8F2"/>
           </w:tcPr>
           <w:p>
@@ -19283,7 +20081,7 @@
         </w:tc>
         <w:tc>
           <w:tcPr>
-            <w:tcW w:type="dxa" w:w="5354"/>
+            <w:tcW w:type="dxa" w:w="5669"/>
             <w:shd w:val="clear" w:color="auto" w:fill="FAF8F2"/>
           </w:tcPr>
           <w:p>
@@ -19301,25 +20099,25 @@
         </w:tc>
         <w:tc>
           <w:tcPr>
-            <w:tcW w:type="dxa" w:w="1249"/>
-            <w:shd w:val="clear" w:color="auto" w:fill="FAF8F2"/>
-          </w:tcPr>
-          <w:p>
-            <w:pPr>
-              <w:spacing w:after="0"/>
-            </w:pPr>
-            <w:r>
-              <w:rPr>
-                <w:color w:val="1D1D1D"/>
-                <w:sz w:val="16"/>
-              </w:rPr>
-              <w:t>Operations</w:t>
-            </w:r>
-          </w:p>
-        </w:tc>
-        <w:tc>
-          <w:tcPr>
-            <w:tcW w:type="dxa" w:w="714"/>
+            <w:tcW w:type="dxa" w:w="756"/>
+            <w:shd w:val="clear" w:color="auto" w:fill="FAF8F2"/>
+          </w:tcPr>
+          <w:p>
+            <w:pPr>
+              <w:spacing w:after="0"/>
+            </w:pPr>
+            <w:r>
+              <w:rPr>
+                <w:color w:val="1D1D1D"/>
+                <w:sz w:val="16"/>
+              </w:rPr>
+              <w:t>Q6</w:t>
+            </w:r>
+          </w:p>
+        </w:tc>
+        <w:tc>
+          <w:tcPr>
+            <w:tcW w:type="dxa" w:w="756"/>
             <w:shd w:val="clear" w:color="auto" w:fill="FAF8F2"/>
           </w:tcPr>
           <w:p>
@@ -19337,7 +20135,7 @@
         </w:tc>
         <w:tc>
           <w:tcPr>
-            <w:tcW w:type="dxa" w:w="1785"/>
+            <w:tcW w:type="dxa" w:w="1890"/>
             <w:shd w:val="clear" w:color="auto" w:fill="FAF8F2"/>
           </w:tcPr>
           <w:p>
@@ -19357,7 +20155,7 @@
       <w:tr>
         <w:tc>
           <w:tcPr>
-            <w:tcW w:type="dxa" w:w="535"/>
+            <w:tcW w:type="dxa" w:w="567"/>
           </w:tcPr>
           <w:p>
             <w:pPr>
@@ -19374,7 +20172,7 @@
         </w:tc>
         <w:tc>
           <w:tcPr>
-            <w:tcW w:type="dxa" w:w="5354"/>
+            <w:tcW w:type="dxa" w:w="5669"/>
           </w:tcPr>
           <w:p>
             <w:pPr>
@@ -19391,24 +20189,24 @@
         </w:tc>
         <w:tc>
           <w:tcPr>
-            <w:tcW w:type="dxa" w:w="1249"/>
-          </w:tcPr>
-          <w:p>
-            <w:pPr>
-              <w:spacing w:after="0"/>
-            </w:pPr>
-            <w:r>
-              <w:rPr>
-                <w:color w:val="1D1D1D"/>
-                <w:sz w:val="16"/>
-              </w:rPr>
-              <w:t>Offtaker</w:t>
-            </w:r>
-          </w:p>
-        </w:tc>
-        <w:tc>
-          <w:tcPr>
-            <w:tcW w:type="dxa" w:w="714"/>
+            <w:tcW w:type="dxa" w:w="756"/>
+          </w:tcPr>
+          <w:p>
+            <w:pPr>
+              <w:spacing w:after="0"/>
+            </w:pPr>
+            <w:r>
+              <w:rPr>
+                <w:color w:val="1D1D1D"/>
+                <w:sz w:val="16"/>
+              </w:rPr>
+              <w:t>Q7</w:t>
+            </w:r>
+          </w:p>
+        </w:tc>
+        <w:tc>
+          <w:tcPr>
+            <w:tcW w:type="dxa" w:w="756"/>
           </w:tcPr>
           <w:p>
             <w:pPr>
@@ -19425,7 +20223,7 @@
         </w:tc>
         <w:tc>
           <w:tcPr>
-            <w:tcW w:type="dxa" w:w="1785"/>
+            <w:tcW w:type="dxa" w:w="1890"/>
           </w:tcPr>
           <w:p>
             <w:pPr>
@@ -19444,7 +20242,7 @@
       <w:tr>
         <w:tc>
           <w:tcPr>
-            <w:tcW w:type="dxa" w:w="535"/>
+            <w:tcW w:type="dxa" w:w="567"/>
             <w:shd w:val="clear" w:color="auto" w:fill="FAF8F2"/>
           </w:tcPr>
           <w:p>
@@ -19462,7 +20260,7 @@
         </w:tc>
         <w:tc>
           <w:tcPr>
-            <w:tcW w:type="dxa" w:w="5354"/>
+            <w:tcW w:type="dxa" w:w="5669"/>
             <w:shd w:val="clear" w:color="auto" w:fill="FAF8F2"/>
           </w:tcPr>
           <w:p>
@@ -19480,25 +20278,25 @@
         </w:tc>
         <w:tc>
           <w:tcPr>
-            <w:tcW w:type="dxa" w:w="1249"/>
-            <w:shd w:val="clear" w:color="auto" w:fill="FAF8F2"/>
-          </w:tcPr>
-          <w:p>
-            <w:pPr>
-              <w:spacing w:after="0"/>
-            </w:pPr>
-            <w:r>
-              <w:rPr>
-                <w:color w:val="1D1D1D"/>
-                <w:sz w:val="16"/>
-              </w:rPr>
-              <w:t>Offtaker</w:t>
-            </w:r>
-          </w:p>
-        </w:tc>
-        <w:tc>
-          <w:tcPr>
-            <w:tcW w:type="dxa" w:w="714"/>
+            <w:tcW w:type="dxa" w:w="756"/>
+            <w:shd w:val="clear" w:color="auto" w:fill="FAF8F2"/>
+          </w:tcPr>
+          <w:p>
+            <w:pPr>
+              <w:spacing w:after="0"/>
+            </w:pPr>
+            <w:r>
+              <w:rPr>
+                <w:color w:val="1D1D1D"/>
+                <w:sz w:val="16"/>
+              </w:rPr>
+              <w:t>Q7</w:t>
+            </w:r>
+          </w:p>
+        </w:tc>
+        <w:tc>
+          <w:tcPr>
+            <w:tcW w:type="dxa" w:w="756"/>
             <w:shd w:val="clear" w:color="auto" w:fill="FAF8F2"/>
           </w:tcPr>
           <w:p>
@@ -19516,7 +20314,7 @@
         </w:tc>
         <w:tc>
           <w:tcPr>
-            <w:tcW w:type="dxa" w:w="1785"/>
+            <w:tcW w:type="dxa" w:w="1890"/>
             <w:shd w:val="clear" w:color="auto" w:fill="FAF8F2"/>
           </w:tcPr>
           <w:p>
@@ -19536,7 +20334,7 @@
       <w:tr>
         <w:tc>
           <w:tcPr>
-            <w:tcW w:type="dxa" w:w="535"/>
+            <w:tcW w:type="dxa" w:w="567"/>
           </w:tcPr>
           <w:p>
             <w:pPr>
@@ -19553,7 +20351,7 @@
         </w:tc>
         <w:tc>
           <w:tcPr>
-            <w:tcW w:type="dxa" w:w="5354"/>
+            <w:tcW w:type="dxa" w:w="5669"/>
           </w:tcPr>
           <w:p>
             <w:pPr>
@@ -19570,24 +20368,24 @@
         </w:tc>
         <w:tc>
           <w:tcPr>
-            <w:tcW w:type="dxa" w:w="1249"/>
-          </w:tcPr>
-          <w:p>
-            <w:pPr>
-              <w:spacing w:after="0"/>
-            </w:pPr>
-            <w:r>
-              <w:rPr>
-                <w:color w:val="1D1D1D"/>
-                <w:sz w:val="16"/>
-              </w:rPr>
-              <w:t>Finance</w:t>
-            </w:r>
-          </w:p>
-        </w:tc>
-        <w:tc>
-          <w:tcPr>
-            <w:tcW w:type="dxa" w:w="714"/>
+            <w:tcW w:type="dxa" w:w="756"/>
+          </w:tcPr>
+          <w:p>
+            <w:pPr>
+              <w:spacing w:after="0"/>
+            </w:pPr>
+            <w:r>
+              <w:rPr>
+                <w:color w:val="1D1D1D"/>
+                <w:sz w:val="16"/>
+              </w:rPr>
+              <w:t>Q5</w:t>
+            </w:r>
+          </w:p>
+        </w:tc>
+        <w:tc>
+          <w:tcPr>
+            <w:tcW w:type="dxa" w:w="756"/>
           </w:tcPr>
           <w:p>
             <w:pPr>
@@ -19604,7 +20402,7 @@
         </w:tc>
         <w:tc>
           <w:tcPr>
-            <w:tcW w:type="dxa" w:w="1785"/>
+            <w:tcW w:type="dxa" w:w="1890"/>
           </w:tcPr>
           <w:p>
             <w:pPr>
@@ -19623,7 +20421,7 @@
       <w:tr>
         <w:tc>
           <w:tcPr>
-            <w:tcW w:type="dxa" w:w="535"/>
+            <w:tcW w:type="dxa" w:w="567"/>
             <w:shd w:val="clear" w:color="auto" w:fill="FAF8F2"/>
           </w:tcPr>
           <w:p>
@@ -19641,7 +20439,7 @@
         </w:tc>
         <w:tc>
           <w:tcPr>
-            <w:tcW w:type="dxa" w:w="5354"/>
+            <w:tcW w:type="dxa" w:w="5669"/>
             <w:shd w:val="clear" w:color="auto" w:fill="FAF8F2"/>
           </w:tcPr>
           <w:p>
@@ -19659,25 +20457,25 @@
         </w:tc>
         <w:tc>
           <w:tcPr>
-            <w:tcW w:type="dxa" w:w="1249"/>
-            <w:shd w:val="clear" w:color="auto" w:fill="FAF8F2"/>
-          </w:tcPr>
-          <w:p>
-            <w:pPr>
-              <w:spacing w:after="0"/>
-            </w:pPr>
-            <w:r>
-              <w:rPr>
-                <w:color w:val="1D1D1D"/>
-                <w:sz w:val="16"/>
-              </w:rPr>
-              <w:t>Finance</w:t>
-            </w:r>
-          </w:p>
-        </w:tc>
-        <w:tc>
-          <w:tcPr>
-            <w:tcW w:type="dxa" w:w="714"/>
+            <w:tcW w:type="dxa" w:w="756"/>
+            <w:shd w:val="clear" w:color="auto" w:fill="FAF8F2"/>
+          </w:tcPr>
+          <w:p>
+            <w:pPr>
+              <w:spacing w:after="0"/>
+            </w:pPr>
+            <w:r>
+              <w:rPr>
+                <w:color w:val="1D1D1D"/>
+                <w:sz w:val="16"/>
+              </w:rPr>
+              <w:t>Q5</w:t>
+            </w:r>
+          </w:p>
+        </w:tc>
+        <w:tc>
+          <w:tcPr>
+            <w:tcW w:type="dxa" w:w="756"/>
             <w:shd w:val="clear" w:color="auto" w:fill="FAF8F2"/>
           </w:tcPr>
           <w:p>
@@ -19695,7 +20493,7 @@
         </w:tc>
         <w:tc>
           <w:tcPr>
-            <w:tcW w:type="dxa" w:w="1785"/>
+            <w:tcW w:type="dxa" w:w="1890"/>
             <w:shd w:val="clear" w:color="auto" w:fill="FAF8F2"/>
           </w:tcPr>
           <w:p>
@@ -19715,7 +20513,7 @@
       <w:tr>
         <w:tc>
           <w:tcPr>
-            <w:tcW w:type="dxa" w:w="535"/>
+            <w:tcW w:type="dxa" w:w="567"/>
           </w:tcPr>
           <w:p>
             <w:pPr>
@@ -19732,7 +20530,7 @@
         </w:tc>
         <w:tc>
           <w:tcPr>
-            <w:tcW w:type="dxa" w:w="5354"/>
+            <w:tcW w:type="dxa" w:w="5669"/>
           </w:tcPr>
           <w:p>
             <w:pPr>
@@ -19749,24 +20547,24 @@
         </w:tc>
         <w:tc>
           <w:tcPr>
-            <w:tcW w:type="dxa" w:w="1249"/>
-          </w:tcPr>
-          <w:p>
-            <w:pPr>
-              <w:spacing w:after="0"/>
-            </w:pPr>
-            <w:r>
-              <w:rPr>
-                <w:color w:val="1D1D1D"/>
-                <w:sz w:val="16"/>
-              </w:rPr>
-              <w:t>Finance</w:t>
-            </w:r>
-          </w:p>
-        </w:tc>
-        <w:tc>
-          <w:tcPr>
-            <w:tcW w:type="dxa" w:w="714"/>
+            <w:tcW w:type="dxa" w:w="756"/>
+          </w:tcPr>
+          <w:p>
+            <w:pPr>
+              <w:spacing w:after="0"/>
+            </w:pPr>
+            <w:r>
+              <w:rPr>
+                <w:color w:val="1D1D1D"/>
+                <w:sz w:val="16"/>
+              </w:rPr>
+              <w:t>Q4</w:t>
+            </w:r>
+          </w:p>
+        </w:tc>
+        <w:tc>
+          <w:tcPr>
+            <w:tcW w:type="dxa" w:w="756"/>
           </w:tcPr>
           <w:p>
             <w:pPr>
@@ -19783,7 +20581,7 @@
         </w:tc>
         <w:tc>
           <w:tcPr>
-            <w:tcW w:type="dxa" w:w="1785"/>
+            <w:tcW w:type="dxa" w:w="1890"/>
           </w:tcPr>
           <w:p>
             <w:pPr>
@@ -19802,7 +20600,7 @@
       <w:tr>
         <w:tc>
           <w:tcPr>
-            <w:tcW w:type="dxa" w:w="535"/>
+            <w:tcW w:type="dxa" w:w="567"/>
             <w:shd w:val="clear" w:color="auto" w:fill="FAF8F2"/>
           </w:tcPr>
           <w:p>
@@ -19820,7 +20618,7 @@
         </w:tc>
         <w:tc>
           <w:tcPr>
-            <w:tcW w:type="dxa" w:w="5354"/>
+            <w:tcW w:type="dxa" w:w="5669"/>
             <w:shd w:val="clear" w:color="auto" w:fill="FAF8F2"/>
           </w:tcPr>
           <w:p>
@@ -19838,25 +20636,25 @@
         </w:tc>
         <w:tc>
           <w:tcPr>
-            <w:tcW w:type="dxa" w:w="1249"/>
-            <w:shd w:val="clear" w:color="auto" w:fill="FAF8F2"/>
-          </w:tcPr>
-          <w:p>
-            <w:pPr>
-              <w:spacing w:after="0"/>
-            </w:pPr>
-            <w:r>
-              <w:rPr>
-                <w:color w:val="1D1D1D"/>
-                <w:sz w:val="16"/>
-              </w:rPr>
-              <w:t>Risk</w:t>
-            </w:r>
-          </w:p>
-        </w:tc>
-        <w:tc>
-          <w:tcPr>
-            <w:tcW w:type="dxa" w:w="714"/>
+            <w:tcW w:type="dxa" w:w="756"/>
+            <w:shd w:val="clear" w:color="auto" w:fill="FAF8F2"/>
+          </w:tcPr>
+          <w:p>
+            <w:pPr>
+              <w:spacing w:after="0"/>
+            </w:pPr>
+            <w:r>
+              <w:rPr>
+                <w:color w:val="1D1D1D"/>
+                <w:sz w:val="16"/>
+              </w:rPr>
+              <w:t>Q5</w:t>
+            </w:r>
+          </w:p>
+        </w:tc>
+        <w:tc>
+          <w:tcPr>
+            <w:tcW w:type="dxa" w:w="756"/>
             <w:shd w:val="clear" w:color="auto" w:fill="FAF8F2"/>
           </w:tcPr>
           <w:p>
@@ -19874,7 +20672,7 @@
         </w:tc>
         <w:tc>
           <w:tcPr>
-            <w:tcW w:type="dxa" w:w="1785"/>
+            <w:tcW w:type="dxa" w:w="1890"/>
             <w:shd w:val="clear" w:color="auto" w:fill="FAF8F2"/>
           </w:tcPr>
           <w:p>
@@ -19894,7 +20692,7 @@
       <w:tr>
         <w:tc>
           <w:tcPr>
-            <w:tcW w:type="dxa" w:w="535"/>
+            <w:tcW w:type="dxa" w:w="567"/>
           </w:tcPr>
           <w:p>
             <w:pPr>
@@ -19911,7 +20709,7 @@
         </w:tc>
         <w:tc>
           <w:tcPr>
-            <w:tcW w:type="dxa" w:w="5354"/>
+            <w:tcW w:type="dxa" w:w="5669"/>
           </w:tcPr>
           <w:p>
             <w:pPr>
@@ -19928,24 +20726,24 @@
         </w:tc>
         <w:tc>
           <w:tcPr>
-            <w:tcW w:type="dxa" w:w="1249"/>
-          </w:tcPr>
-          <w:p>
-            <w:pPr>
-              <w:spacing w:after="0"/>
-            </w:pPr>
-            <w:r>
-              <w:rPr>
-                <w:color w:val="1D1D1D"/>
-                <w:sz w:val="16"/>
-              </w:rPr>
-              <w:t>Public finance</w:t>
-            </w:r>
-          </w:p>
-        </w:tc>
-        <w:tc>
-          <w:tcPr>
-            <w:tcW w:type="dxa" w:w="714"/>
+            <w:tcW w:type="dxa" w:w="756"/>
+          </w:tcPr>
+          <w:p>
+            <w:pPr>
+              <w:spacing w:after="0"/>
+            </w:pPr>
+            <w:r>
+              <w:rPr>
+                <w:color w:val="1D1D1D"/>
+                <w:sz w:val="16"/>
+              </w:rPr>
+              <w:t>Q7</w:t>
+            </w:r>
+          </w:p>
+        </w:tc>
+        <w:tc>
+          <w:tcPr>
+            <w:tcW w:type="dxa" w:w="756"/>
           </w:tcPr>
           <w:p>
             <w:pPr>
@@ -19962,7 +20760,7 @@
         </w:tc>
         <w:tc>
           <w:tcPr>
-            <w:tcW w:type="dxa" w:w="1785"/>
+            <w:tcW w:type="dxa" w:w="1890"/>
           </w:tcPr>
           <w:p>
             <w:pPr>
@@ -19981,7 +20779,7 @@
       <w:tr>
         <w:tc>
           <w:tcPr>
-            <w:tcW w:type="dxa" w:w="535"/>
+            <w:tcW w:type="dxa" w:w="567"/>
             <w:shd w:val="clear" w:color="auto" w:fill="FAF8F2"/>
           </w:tcPr>
           <w:p>
@@ -19999,7 +20797,7 @@
         </w:tc>
         <w:tc>
           <w:tcPr>
-            <w:tcW w:type="dxa" w:w="5354"/>
+            <w:tcW w:type="dxa" w:w="5669"/>
             <w:shd w:val="clear" w:color="auto" w:fill="FAF8F2"/>
           </w:tcPr>
           <w:p>
@@ -20017,25 +20815,25 @@
         </w:tc>
         <w:tc>
           <w:tcPr>
-            <w:tcW w:type="dxa" w:w="1249"/>
-            <w:shd w:val="clear" w:color="auto" w:fill="FAF8F2"/>
-          </w:tcPr>
-          <w:p>
-            <w:pPr>
-              <w:spacing w:after="0"/>
-            </w:pPr>
-            <w:r>
-              <w:rPr>
-                <w:color w:val="1D1D1D"/>
-                <w:sz w:val="16"/>
-              </w:rPr>
-              <w:t>Risk</w:t>
-            </w:r>
-          </w:p>
-        </w:tc>
-        <w:tc>
-          <w:tcPr>
-            <w:tcW w:type="dxa" w:w="714"/>
+            <w:tcW w:type="dxa" w:w="756"/>
+            <w:shd w:val="clear" w:color="auto" w:fill="FAF8F2"/>
+          </w:tcPr>
+          <w:p>
+            <w:pPr>
+              <w:spacing w:after="0"/>
+            </w:pPr>
+            <w:r>
+              <w:rPr>
+                <w:color w:val="1D1D1D"/>
+                <w:sz w:val="16"/>
+              </w:rPr>
+              <w:t>Q6</w:t>
+            </w:r>
+          </w:p>
+        </w:tc>
+        <w:tc>
+          <w:tcPr>
+            <w:tcW w:type="dxa" w:w="756"/>
             <w:shd w:val="clear" w:color="auto" w:fill="FAF8F2"/>
           </w:tcPr>
           <w:p>
@@ -20053,7 +20851,7 @@
         </w:tc>
         <w:tc>
           <w:tcPr>
-            <w:tcW w:type="dxa" w:w="1785"/>
+            <w:tcW w:type="dxa" w:w="1890"/>
             <w:shd w:val="clear" w:color="auto" w:fill="FAF8F2"/>
           </w:tcPr>
           <w:p>
@@ -20073,7 +20871,7 @@
       <w:tr>
         <w:tc>
           <w:tcPr>
-            <w:tcW w:type="dxa" w:w="535"/>
+            <w:tcW w:type="dxa" w:w="567"/>
           </w:tcPr>
           <w:p>
             <w:pPr>
@@ -20090,7 +20888,7 @@
         </w:tc>
         <w:tc>
           <w:tcPr>
-            <w:tcW w:type="dxa" w:w="5354"/>
+            <w:tcW w:type="dxa" w:w="5669"/>
           </w:tcPr>
           <w:p>
             <w:pPr>
@@ -20107,24 +20905,24 @@
         </w:tc>
         <w:tc>
           <w:tcPr>
-            <w:tcW w:type="dxa" w:w="1249"/>
-          </w:tcPr>
-          <w:p>
-            <w:pPr>
-              <w:spacing w:after="0"/>
-            </w:pPr>
-            <w:r>
-              <w:rPr>
-                <w:color w:val="1D1D1D"/>
-                <w:sz w:val="16"/>
-              </w:rPr>
-              <w:t>Finance</w:t>
-            </w:r>
-          </w:p>
-        </w:tc>
-        <w:tc>
-          <w:tcPr>
-            <w:tcW w:type="dxa" w:w="714"/>
+            <w:tcW w:type="dxa" w:w="756"/>
+          </w:tcPr>
+          <w:p>
+            <w:pPr>
+              <w:spacing w:after="0"/>
+            </w:pPr>
+            <w:r>
+              <w:rPr>
+                <w:color w:val="1D1D1D"/>
+                <w:sz w:val="16"/>
+              </w:rPr>
+              <w:t>Q5</w:t>
+            </w:r>
+          </w:p>
+        </w:tc>
+        <w:tc>
+          <w:tcPr>
+            <w:tcW w:type="dxa" w:w="756"/>
           </w:tcPr>
           <w:p>
             <w:pPr>
@@ -20141,7 +20939,7 @@
         </w:tc>
         <w:tc>
           <w:tcPr>
-            <w:tcW w:type="dxa" w:w="1785"/>
+            <w:tcW w:type="dxa" w:w="1890"/>
           </w:tcPr>
           <w:p>
             <w:pPr>
@@ -20188,7 +20986,937 @@
         <w:pStyle w:val="Heading2"/>
       </w:pPr>
       <w:r>
-        <w:t>17.4 Funds flow at close</w:t>
+        <w:t>17.4 Reading the gates through the framework</w:t>
+      </w:r>
+    </w:p>
+    <w:p>
+      <w:pPr>
+        <w:jc w:val="both"/>
+      </w:pPr>
+      <w:r>
+        <w:rPr/>
+        <w:t>The 23 gates are not a flat list. Each tests one of the eight questions of the Hydro Readiness Framework set out in the Introduction, and each question has to be accepted by a particular party. Read that way, Kasiri's STOP tells each party what it is waiting for.</w:t>
+      </w:r>
+    </w:p>
+    <w:p>
+      <w:pPr>
+        <w:keepNext/>
+      </w:pPr>
+      <w:r>
+        <w:rPr>
+          <w:b/>
+          <w:color w:val="0B3020"/>
+          <w:sz w:val="18"/>
+        </w:rPr>
+        <w:t>Table 17.2. Kasiri River Hydro: readiness by framework question</w:t>
+      </w:r>
+    </w:p>
+    <w:tbl>
+      <w:tblPr>
+        <w:tblStyle w:val="TableGrid"/>
+        <w:tblW w:type="auto" w:w="0"/>
+        <w:jc w:val="center"/>
+        <w:tblLook w:firstColumn="1" w:firstRow="1" w:lastColumn="0" w:lastRow="0" w:noHBand="0" w:noVBand="1" w:val="04A0"/>
+      </w:tblPr>
+      <w:tblGrid>
+        <w:gridCol w:w="1928"/>
+        <w:gridCol w:w="1928"/>
+        <w:gridCol w:w="1928"/>
+        <w:gridCol w:w="1928"/>
+        <w:gridCol w:w="1928"/>
+      </w:tblGrid>
+      <w:tr>
+        <w:tc>
+          <w:tcPr>
+            <w:tcW w:type="dxa" w:w="3457"/>
+            <w:shd w:val="clear" w:color="auto" w:fill="0B3020"/>
+          </w:tcPr>
+          <w:p>
+            <w:pPr>
+              <w:spacing w:after="0"/>
+            </w:pPr>
+            <w:r>
+              <w:rPr>
+                <w:b/>
+                <w:color w:val="FFFFFF"/>
+                <w:sz w:val="16"/>
+              </w:rPr>
+              <w:t>Question</w:t>
+            </w:r>
+          </w:p>
+        </w:tc>
+        <w:tc>
+          <w:tcPr>
+            <w:tcW w:type="dxa" w:w="2619"/>
+            <w:shd w:val="clear" w:color="auto" w:fill="0B3020"/>
+          </w:tcPr>
+          <w:p>
+            <w:pPr>
+              <w:spacing w:after="0"/>
+            </w:pPr>
+            <w:r>
+              <w:rPr>
+                <w:b/>
+                <w:color w:val="FFFFFF"/>
+                <w:sz w:val="16"/>
+              </w:rPr>
+              <w:t>Must be accepted by</w:t>
+            </w:r>
+          </w:p>
+        </w:tc>
+        <w:tc>
+          <w:tcPr>
+            <w:tcW w:type="dxa" w:w="629"/>
+            <w:shd w:val="clear" w:color="auto" w:fill="0B3020"/>
+          </w:tcPr>
+          <w:p>
+            <w:pPr>
+              <w:spacing w:after="0"/>
+            </w:pPr>
+            <w:r>
+              <w:rPr>
+                <w:b/>
+                <w:color w:val="FFFFFF"/>
+                <w:sz w:val="16"/>
+              </w:rPr>
+              <w:t>Gates</w:t>
+            </w:r>
+          </w:p>
+        </w:tc>
+        <w:tc>
+          <w:tcPr>
+            <w:tcW w:type="dxa" w:w="629"/>
+            <w:shd w:val="clear" w:color="auto" w:fill="0B3020"/>
+          </w:tcPr>
+          <w:p>
+            <w:pPr>
+              <w:spacing w:after="0"/>
+            </w:pPr>
+            <w:r>
+              <w:rPr>
+                <w:b/>
+                <w:color w:val="FFFFFF"/>
+                <w:sz w:val="16"/>
+              </w:rPr>
+              <w:t>Met</w:t>
+            </w:r>
+          </w:p>
+        </w:tc>
+        <w:tc>
+          <w:tcPr>
+            <w:tcW w:type="dxa" w:w="2305"/>
+            <w:shd w:val="clear" w:color="auto" w:fill="0B3020"/>
+          </w:tcPr>
+          <w:p>
+            <w:pPr>
+              <w:spacing w:after="0"/>
+            </w:pPr>
+            <w:r>
+              <w:rPr>
+                <w:b/>
+                <w:color w:val="FFFFFF"/>
+                <w:sz w:val="16"/>
+              </w:rPr>
+              <w:t>Critical gates not met</w:t>
+            </w:r>
+          </w:p>
+        </w:tc>
+      </w:tr>
+      <w:tr>
+        <w:tc>
+          <w:tcPr>
+            <w:tcW w:type="dxa" w:w="3457"/>
+          </w:tcPr>
+          <w:p>
+            <w:pPr>
+              <w:spacing w:after="0"/>
+            </w:pPr>
+            <w:r>
+              <w:rPr>
+                <w:color w:val="1D1D1D"/>
+                <w:sz w:val="16"/>
+              </w:rPr>
+              <w:t>Q1 Technically viable</w:t>
+            </w:r>
+          </w:p>
+        </w:tc>
+        <w:tc>
+          <w:tcPr>
+            <w:tcW w:type="dxa" w:w="2619"/>
+          </w:tcPr>
+          <w:p>
+            <w:pPr>
+              <w:spacing w:after="0"/>
+            </w:pPr>
+            <w:r>
+              <w:rPr>
+                <w:color w:val="1D1D1D"/>
+                <w:sz w:val="16"/>
+              </w:rPr>
+              <w:t>Developer, lenders</w:t>
+            </w:r>
+          </w:p>
+        </w:tc>
+        <w:tc>
+          <w:tcPr>
+            <w:tcW w:type="dxa" w:w="629"/>
+          </w:tcPr>
+          <w:p>
+            <w:pPr>
+              <w:spacing w:after="0"/>
+            </w:pPr>
+            <w:r>
+              <w:rPr>
+                <w:color w:val="1D1D1D"/>
+                <w:sz w:val="16"/>
+              </w:rPr>
+              <w:t>4</w:t>
+            </w:r>
+          </w:p>
+        </w:tc>
+        <w:tc>
+          <w:tcPr>
+            <w:tcW w:type="dxa" w:w="629"/>
+          </w:tcPr>
+          <w:p>
+            <w:pPr>
+              <w:spacing w:after="0"/>
+            </w:pPr>
+            <w:r>
+              <w:rPr>
+                <w:color w:val="1D1D1D"/>
+                <w:sz w:val="16"/>
+              </w:rPr>
+              <w:t>0</w:t>
+            </w:r>
+          </w:p>
+        </w:tc>
+        <w:tc>
+          <w:tcPr>
+            <w:tcW w:type="dxa" w:w="2305"/>
+          </w:tcPr>
+          <w:p>
+            <w:pPr>
+              <w:spacing w:after="0"/>
+            </w:pPr>
+            <w:r>
+              <w:rPr>
+                <w:color w:val="1D1D1D"/>
+                <w:sz w:val="16"/>
+              </w:rPr>
+              <w:t>2</w:t>
+            </w:r>
+          </w:p>
+        </w:tc>
+      </w:tr>
+      <w:tr>
+        <w:tc>
+          <w:tcPr>
+            <w:tcW w:type="dxa" w:w="3457"/>
+            <w:shd w:val="clear" w:color="auto" w:fill="FAF8F2"/>
+          </w:tcPr>
+          <w:p>
+            <w:pPr>
+              <w:spacing w:after="0"/>
+            </w:pPr>
+            <w:r>
+              <w:rPr>
+                <w:color w:val="1D1D1D"/>
+                <w:sz w:val="16"/>
+              </w:rPr>
+              <w:t>Q2 Developable</w:t>
+            </w:r>
+          </w:p>
+        </w:tc>
+        <w:tc>
+          <w:tcPr>
+            <w:tcW w:type="dxa" w:w="2619"/>
+            <w:shd w:val="clear" w:color="auto" w:fill="FAF8F2"/>
+          </w:tcPr>
+          <w:p>
+            <w:pPr>
+              <w:spacing w:after="0"/>
+            </w:pPr>
+            <w:r>
+              <w:rPr>
+                <w:color w:val="1D1D1D"/>
+                <w:sz w:val="16"/>
+              </w:rPr>
+              <w:t>Developer, state</w:t>
+            </w:r>
+          </w:p>
+        </w:tc>
+        <w:tc>
+          <w:tcPr>
+            <w:tcW w:type="dxa" w:w="629"/>
+            <w:shd w:val="clear" w:color="auto" w:fill="FAF8F2"/>
+          </w:tcPr>
+          <w:p>
+            <w:pPr>
+              <w:spacing w:after="0"/>
+            </w:pPr>
+            <w:r>
+              <w:rPr>
+                <w:color w:val="1D1D1D"/>
+                <w:sz w:val="16"/>
+              </w:rPr>
+              <w:t>6</w:t>
+            </w:r>
+          </w:p>
+        </w:tc>
+        <w:tc>
+          <w:tcPr>
+            <w:tcW w:type="dxa" w:w="629"/>
+            <w:shd w:val="clear" w:color="auto" w:fill="FAF8F2"/>
+          </w:tcPr>
+          <w:p>
+            <w:pPr>
+              <w:spacing w:after="0"/>
+            </w:pPr>
+            <w:r>
+              <w:rPr>
+                <w:color w:val="1D1D1D"/>
+                <w:sz w:val="16"/>
+              </w:rPr>
+              <w:t>1</w:t>
+            </w:r>
+          </w:p>
+        </w:tc>
+        <w:tc>
+          <w:tcPr>
+            <w:tcW w:type="dxa" w:w="2305"/>
+            <w:shd w:val="clear" w:color="auto" w:fill="FAF8F2"/>
+          </w:tcPr>
+          <w:p>
+            <w:pPr>
+              <w:spacing w:after="0"/>
+            </w:pPr>
+            <w:r>
+              <w:rPr>
+                <w:color w:val="1D1D1D"/>
+                <w:sz w:val="16"/>
+              </w:rPr>
+              <w:t>2</w:t>
+            </w:r>
+          </w:p>
+        </w:tc>
+      </w:tr>
+      <w:tr>
+        <w:tc>
+          <w:tcPr>
+            <w:tcW w:type="dxa" w:w="3457"/>
+          </w:tcPr>
+          <w:p>
+            <w:pPr>
+              <w:spacing w:after="0"/>
+            </w:pPr>
+            <w:r>
+              <w:rPr>
+                <w:color w:val="1D1D1D"/>
+                <w:sz w:val="16"/>
+              </w:rPr>
+              <w:t>Q3 Economic for the system</w:t>
+            </w:r>
+          </w:p>
+        </w:tc>
+        <w:tc>
+          <w:tcPr>
+            <w:tcW w:type="dxa" w:w="2619"/>
+          </w:tcPr>
+          <w:p>
+            <w:pPr>
+              <w:spacing w:after="0"/>
+            </w:pPr>
+            <w:r>
+              <w:rPr>
+                <w:color w:val="1D1D1D"/>
+                <w:sz w:val="16"/>
+              </w:rPr>
+              <w:t>State</w:t>
+            </w:r>
+          </w:p>
+        </w:tc>
+        <w:tc>
+          <w:tcPr>
+            <w:tcW w:type="dxa" w:w="629"/>
+          </w:tcPr>
+          <w:p>
+            <w:pPr>
+              <w:spacing w:after="0"/>
+            </w:pPr>
+            <w:r>
+              <w:rPr>
+                <w:color w:val="1D1D1D"/>
+                <w:sz w:val="16"/>
+              </w:rPr>
+              <w:t>2</w:t>
+            </w:r>
+          </w:p>
+        </w:tc>
+        <w:tc>
+          <w:tcPr>
+            <w:tcW w:type="dxa" w:w="629"/>
+          </w:tcPr>
+          <w:p>
+            <w:pPr>
+              <w:spacing w:after="0"/>
+            </w:pPr>
+            <w:r>
+              <w:rPr>
+                <w:color w:val="1D1D1D"/>
+                <w:sz w:val="16"/>
+              </w:rPr>
+              <w:t>2</w:t>
+            </w:r>
+          </w:p>
+        </w:tc>
+        <w:tc>
+          <w:tcPr>
+            <w:tcW w:type="dxa" w:w="2305"/>
+          </w:tcPr>
+          <w:p>
+            <w:pPr>
+              <w:spacing w:after="0"/>
+            </w:pPr>
+            <w:r>
+              <w:rPr>
+                <w:color w:val="1D1D1D"/>
+                <w:sz w:val="16"/>
+              </w:rPr>
+              <w:t>0</w:t>
+            </w:r>
+          </w:p>
+        </w:tc>
+      </w:tr>
+      <w:tr>
+        <w:tc>
+          <w:tcPr>
+            <w:tcW w:type="dxa" w:w="3457"/>
+            <w:shd w:val="clear" w:color="auto" w:fill="FAF8F2"/>
+          </w:tcPr>
+          <w:p>
+            <w:pPr>
+              <w:spacing w:after="0"/>
+            </w:pPr>
+            <w:r>
+              <w:rPr>
+                <w:color w:val="1D1D1D"/>
+                <w:sz w:val="16"/>
+              </w:rPr>
+              <w:t>Q4 Investable for the developer</w:t>
+            </w:r>
+          </w:p>
+        </w:tc>
+        <w:tc>
+          <w:tcPr>
+            <w:tcW w:type="dxa" w:w="2619"/>
+            <w:shd w:val="clear" w:color="auto" w:fill="FAF8F2"/>
+          </w:tcPr>
+          <w:p>
+            <w:pPr>
+              <w:spacing w:after="0"/>
+            </w:pPr>
+            <w:r>
+              <w:rPr>
+                <w:color w:val="1D1D1D"/>
+                <w:sz w:val="16"/>
+              </w:rPr>
+              <w:t>Developer</w:t>
+            </w:r>
+          </w:p>
+        </w:tc>
+        <w:tc>
+          <w:tcPr>
+            <w:tcW w:type="dxa" w:w="629"/>
+            <w:shd w:val="clear" w:color="auto" w:fill="FAF8F2"/>
+          </w:tcPr>
+          <w:p>
+            <w:pPr>
+              <w:spacing w:after="0"/>
+            </w:pPr>
+            <w:r>
+              <w:rPr>
+                <w:color w:val="1D1D1D"/>
+                <w:sz w:val="16"/>
+              </w:rPr>
+              <w:t>1</w:t>
+            </w:r>
+          </w:p>
+        </w:tc>
+        <w:tc>
+          <w:tcPr>
+            <w:tcW w:type="dxa" w:w="629"/>
+            <w:shd w:val="clear" w:color="auto" w:fill="FAF8F2"/>
+          </w:tcPr>
+          <w:p>
+            <w:pPr>
+              <w:spacing w:after="0"/>
+            </w:pPr>
+            <w:r>
+              <w:rPr>
+                <w:color w:val="1D1D1D"/>
+                <w:sz w:val="16"/>
+              </w:rPr>
+              <w:t>0</w:t>
+            </w:r>
+          </w:p>
+        </w:tc>
+        <w:tc>
+          <w:tcPr>
+            <w:tcW w:type="dxa" w:w="2305"/>
+            <w:shd w:val="clear" w:color="auto" w:fill="FAF8F2"/>
+          </w:tcPr>
+          <w:p>
+            <w:pPr>
+              <w:spacing w:after="0"/>
+            </w:pPr>
+            <w:r>
+              <w:rPr>
+                <w:color w:val="1D1D1D"/>
+                <w:sz w:val="16"/>
+              </w:rPr>
+              <w:t>1</w:t>
+            </w:r>
+          </w:p>
+        </w:tc>
+      </w:tr>
+      <w:tr>
+        <w:tc>
+          <w:tcPr>
+            <w:tcW w:type="dxa" w:w="3457"/>
+          </w:tcPr>
+          <w:p>
+            <w:pPr>
+              <w:spacing w:after="0"/>
+            </w:pPr>
+            <w:r>
+              <w:rPr>
+                <w:color w:val="1D1D1D"/>
+                <w:sz w:val="16"/>
+              </w:rPr>
+              <w:t>Q5 Bankable</w:t>
+            </w:r>
+          </w:p>
+        </w:tc>
+        <w:tc>
+          <w:tcPr>
+            <w:tcW w:type="dxa" w:w="2619"/>
+          </w:tcPr>
+          <w:p>
+            <w:pPr>
+              <w:spacing w:after="0"/>
+            </w:pPr>
+            <w:r>
+              <w:rPr>
+                <w:color w:val="1D1D1D"/>
+                <w:sz w:val="16"/>
+              </w:rPr>
+              <w:t>Lenders</w:t>
+            </w:r>
+          </w:p>
+        </w:tc>
+        <w:tc>
+          <w:tcPr>
+            <w:tcW w:type="dxa" w:w="629"/>
+          </w:tcPr>
+          <w:p>
+            <w:pPr>
+              <w:spacing w:after="0"/>
+            </w:pPr>
+            <w:r>
+              <w:rPr>
+                <w:color w:val="1D1D1D"/>
+                <w:sz w:val="16"/>
+              </w:rPr>
+              <w:t>4</w:t>
+            </w:r>
+          </w:p>
+        </w:tc>
+        <w:tc>
+          <w:tcPr>
+            <w:tcW w:type="dxa" w:w="629"/>
+          </w:tcPr>
+          <w:p>
+            <w:pPr>
+              <w:spacing w:after="0"/>
+            </w:pPr>
+            <w:r>
+              <w:rPr>
+                <w:color w:val="1D1D1D"/>
+                <w:sz w:val="16"/>
+              </w:rPr>
+              <w:t>1</w:t>
+            </w:r>
+          </w:p>
+        </w:tc>
+        <w:tc>
+          <w:tcPr>
+            <w:tcW w:type="dxa" w:w="2305"/>
+          </w:tcPr>
+          <w:p>
+            <w:pPr>
+              <w:spacing w:after="0"/>
+            </w:pPr>
+            <w:r>
+              <w:rPr>
+                <w:color w:val="1D1D1D"/>
+                <w:sz w:val="16"/>
+              </w:rPr>
+              <w:t>1</w:t>
+            </w:r>
+          </w:p>
+        </w:tc>
+      </w:tr>
+      <w:tr>
+        <w:tc>
+          <w:tcPr>
+            <w:tcW w:type="dxa" w:w="3457"/>
+            <w:shd w:val="clear" w:color="auto" w:fill="FAF8F2"/>
+          </w:tcPr>
+          <w:p>
+            <w:pPr>
+              <w:spacing w:after="0"/>
+            </w:pPr>
+            <w:r>
+              <w:rPr>
+                <w:color w:val="1D1D1D"/>
+                <w:sz w:val="16"/>
+              </w:rPr>
+              <w:t>Q6 Buildable on budget</w:t>
+            </w:r>
+          </w:p>
+        </w:tc>
+        <w:tc>
+          <w:tcPr>
+            <w:tcW w:type="dxa" w:w="2619"/>
+            <w:shd w:val="clear" w:color="auto" w:fill="FAF8F2"/>
+          </w:tcPr>
+          <w:p>
+            <w:pPr>
+              <w:spacing w:after="0"/>
+            </w:pPr>
+            <w:r>
+              <w:rPr>
+                <w:color w:val="1D1D1D"/>
+                <w:sz w:val="16"/>
+              </w:rPr>
+              <w:t>Developer, lenders</w:t>
+            </w:r>
+          </w:p>
+        </w:tc>
+        <w:tc>
+          <w:tcPr>
+            <w:tcW w:type="dxa" w:w="629"/>
+            <w:shd w:val="clear" w:color="auto" w:fill="FAF8F2"/>
+          </w:tcPr>
+          <w:p>
+            <w:pPr>
+              <w:spacing w:after="0"/>
+            </w:pPr>
+            <w:r>
+              <w:rPr>
+                <w:color w:val="1D1D1D"/>
+                <w:sz w:val="16"/>
+              </w:rPr>
+              <w:t>3</w:t>
+            </w:r>
+          </w:p>
+        </w:tc>
+        <w:tc>
+          <w:tcPr>
+            <w:tcW w:type="dxa" w:w="629"/>
+            <w:shd w:val="clear" w:color="auto" w:fill="FAF8F2"/>
+          </w:tcPr>
+          <w:p>
+            <w:pPr>
+              <w:spacing w:after="0"/>
+            </w:pPr>
+            <w:r>
+              <w:rPr>
+                <w:color w:val="1D1D1D"/>
+                <w:sz w:val="16"/>
+              </w:rPr>
+              <w:t>0</w:t>
+            </w:r>
+          </w:p>
+        </w:tc>
+        <w:tc>
+          <w:tcPr>
+            <w:tcW w:type="dxa" w:w="2305"/>
+            <w:shd w:val="clear" w:color="auto" w:fill="FAF8F2"/>
+          </w:tcPr>
+          <w:p>
+            <w:pPr>
+              <w:spacing w:after="0"/>
+            </w:pPr>
+            <w:r>
+              <w:rPr>
+                <w:color w:val="1D1D1D"/>
+                <w:sz w:val="16"/>
+              </w:rPr>
+              <w:t>0</w:t>
+            </w:r>
+          </w:p>
+        </w:tc>
+      </w:tr>
+      <w:tr>
+        <w:tc>
+          <w:tcPr>
+            <w:tcW w:type="dxa" w:w="3457"/>
+          </w:tcPr>
+          <w:p>
+            <w:pPr>
+              <w:spacing w:after="0"/>
+            </w:pPr>
+            <w:r>
+              <w:rPr>
+                <w:color w:val="1D1D1D"/>
+                <w:sz w:val="16"/>
+              </w:rPr>
+              <w:t>Q7 Affordable for buyer and state</w:t>
+            </w:r>
+          </w:p>
+        </w:tc>
+        <w:tc>
+          <w:tcPr>
+            <w:tcW w:type="dxa" w:w="2619"/>
+          </w:tcPr>
+          <w:p>
+            <w:pPr>
+              <w:spacing w:after="0"/>
+            </w:pPr>
+            <w:r>
+              <w:rPr>
+                <w:color w:val="1D1D1D"/>
+                <w:sz w:val="16"/>
+              </w:rPr>
+              <w:t>State</w:t>
+            </w:r>
+          </w:p>
+        </w:tc>
+        <w:tc>
+          <w:tcPr>
+            <w:tcW w:type="dxa" w:w="629"/>
+          </w:tcPr>
+          <w:p>
+            <w:pPr>
+              <w:spacing w:after="0"/>
+            </w:pPr>
+            <w:r>
+              <w:rPr>
+                <w:color w:val="1D1D1D"/>
+                <w:sz w:val="16"/>
+              </w:rPr>
+              <w:t>3</w:t>
+            </w:r>
+          </w:p>
+        </w:tc>
+        <w:tc>
+          <w:tcPr>
+            <w:tcW w:type="dxa" w:w="629"/>
+          </w:tcPr>
+          <w:p>
+            <w:pPr>
+              <w:spacing w:after="0"/>
+            </w:pPr>
+            <w:r>
+              <w:rPr>
+                <w:color w:val="1D1D1D"/>
+                <w:sz w:val="16"/>
+              </w:rPr>
+              <w:t>2</w:t>
+            </w:r>
+          </w:p>
+        </w:tc>
+        <w:tc>
+          <w:tcPr>
+            <w:tcW w:type="dxa" w:w="2305"/>
+          </w:tcPr>
+          <w:p>
+            <w:pPr>
+              <w:spacing w:after="0"/>
+            </w:pPr>
+            <w:r>
+              <w:rPr>
+                <w:color w:val="1D1D1D"/>
+                <w:sz w:val="16"/>
+              </w:rPr>
+              <w:t>1</w:t>
+            </w:r>
+          </w:p>
+        </w:tc>
+      </w:tr>
+      <w:tr>
+        <w:tc>
+          <w:tcPr>
+            <w:tcW w:type="dxa" w:w="3457"/>
+            <w:shd w:val="clear" w:color="auto" w:fill="FAF8F2"/>
+          </w:tcPr>
+          <w:p>
+            <w:pPr>
+              <w:spacing w:after="0"/>
+            </w:pPr>
+            <w:r>
+              <w:rPr>
+                <w:color w:val="1D1D1D"/>
+                <w:sz w:val="16"/>
+              </w:rPr>
+              <w:t>Q8 Ready to close</w:t>
+            </w:r>
+          </w:p>
+        </w:tc>
+        <w:tc>
+          <w:tcPr>
+            <w:tcW w:type="dxa" w:w="2619"/>
+            <w:shd w:val="clear" w:color="auto" w:fill="FAF8F2"/>
+          </w:tcPr>
+          <w:p>
+            <w:pPr>
+              <w:spacing w:after="0"/>
+            </w:pPr>
+            <w:r>
+              <w:rPr>
+                <w:color w:val="1D1D1D"/>
+                <w:sz w:val="16"/>
+              </w:rPr>
+              <w:t>Developer, lenders, state</w:t>
+            </w:r>
+          </w:p>
+        </w:tc>
+        <w:tc>
+          <w:tcPr>
+            <w:tcW w:type="dxa" w:w="629"/>
+            <w:shd w:val="clear" w:color="auto" w:fill="FAF8F2"/>
+          </w:tcPr>
+          <w:p>
+            <w:pPr>
+              <w:spacing w:after="0"/>
+            </w:pPr>
+            <w:r>
+              <w:rPr>
+                <w:color w:val="1D1D1D"/>
+                <w:sz w:val="16"/>
+              </w:rPr>
+              <w:t>23</w:t>
+            </w:r>
+          </w:p>
+        </w:tc>
+        <w:tc>
+          <w:tcPr>
+            <w:tcW w:type="dxa" w:w="629"/>
+            <w:shd w:val="clear" w:color="auto" w:fill="FAF8F2"/>
+          </w:tcPr>
+          <w:p>
+            <w:pPr>
+              <w:spacing w:after="0"/>
+            </w:pPr>
+            <w:r>
+              <w:rPr>
+                <w:color w:val="1D1D1D"/>
+                <w:sz w:val="16"/>
+              </w:rPr>
+              <w:t>6</w:t>
+            </w:r>
+          </w:p>
+        </w:tc>
+        <w:tc>
+          <w:tcPr>
+            <w:tcW w:type="dxa" w:w="2305"/>
+            <w:shd w:val="clear" w:color="auto" w:fill="FAF8F2"/>
+          </w:tcPr>
+          <w:p>
+            <w:pPr>
+              <w:spacing w:after="0"/>
+            </w:pPr>
+            <w:r>
+              <w:rPr>
+                <w:color w:val="1D1D1D"/>
+                <w:sz w:val="16"/>
+              </w:rPr>
+              <w:t>7</w:t>
+            </w:r>
+          </w:p>
+        </w:tc>
+      </w:tr>
+    </w:tbl>
+    <w:p>
+      <w:pPr>
+        <w:spacing w:after="40"/>
+      </w:pPr>
+    </w:p>
+    <w:p>
+      <w:pPr>
+        <w:jc w:val="center"/>
+      </w:pPr>
+      <w:r>
+        <w:drawing>
+          <wp:inline xmlns:a="http://schemas.openxmlformats.org/drawingml/2006/main" xmlns:pic="http://schemas.openxmlformats.org/drawingml/2006/picture">
+            <wp:extent cx="5400000" cy="2331170"/>
+            <wp:docPr id="7" name="Picture 7"/>
+            <wp:cNvGraphicFramePr>
+              <a:graphicFrameLocks noChangeAspect="1"/>
+            </wp:cNvGraphicFramePr>
+            <a:graphic>
+              <a:graphicData uri="http://schemas.openxmlformats.org/drawingml/2006/picture">
+                <pic:pic>
+                  <pic:nvPicPr>
+                    <pic:cNvPr id="0" name="fig17_1_readiness_map.png"/>
+                    <pic:cNvPicPr/>
+                  </pic:nvPicPr>
+                  <pic:blipFill>
+                    <a:blip r:embed="rId17"/>
+                    <a:stretch>
+                      <a:fillRect/>
+                    </a:stretch>
+                  </pic:blipFill>
+                  <pic:spPr>
+                    <a:xfrm>
+                      <a:off x="0" y="0"/>
+                      <a:ext cx="5400000" cy="2331170"/>
+                    </a:xfrm>
+                    <a:prstGeom prst="rect"/>
+                  </pic:spPr>
+                </pic:pic>
+              </a:graphicData>
+            </a:graphic>
+          </wp:inline>
+        </w:drawing>
+      </w:r>
+    </w:p>
+    <w:p>
+      <w:r>
+        <w:rPr>
+          <w:i/>
+          <w:color w:val="666666"/>
+          <w:sz w:val="17"/>
+        </w:rPr>
+        <w:t>Figure 17.1. Kasiri River Hydro: readiness map. Each square is one gate, grouped by framework question; the outline marks critical gates. Source: MODEL 7, sheet 30A_CLOSE_READINESS.</w:t>
+      </w:r>
+    </w:p>
+    <w:p>
+      <w:pPr>
+        <w:jc w:val="both"/>
+      </w:pPr>
+      <w:r>
+        <w:rPr/>
+        <w:t>The map shows where the work is. The technical and development questions (Q1 and Q2) belong to the developer: four critical gates are open there, the flow record, the feasibility sign-off, the ESIA and land, and the remaining development budget pays for them. The investment question (Q4) and the financing gap under Q5 are one problem with two names: the tariff is slightly too low for the sponsors' target return. The state's questions are mostly answered: Q3 is met, and Q7 is met except for payment security. Construction (Q6) has no critical gate failing, but none met either, because the contracts are still drafts. One limitation should be stated plainly: Q3, whether the project is economic for the power system, is tested here only through the grid and transmission gates; a comparison with the utility's least-cost plan sits outside the model and should be added to the evidence file.</w:t>
+      </w:r>
+    </w:p>
+    <w:p>
+      <w:pPr>
+        <w:jc w:val="both"/>
+      </w:pPr>
+      <w:r>
+        <w:rPr/>
+        <w:t>African projects show how long the path from mandate to close can be, and that it can stop. Kikagati in Uganda, a small private plant, reached financial close in 2019 with a 16-year loan [DE:S53]. Ruzizi III, a 206 MW regional project for the Democratic Republic of Congo, Rwanda and Burundi, has been under preparation for many years, and in 2025 the European Investment Bank was reported to be reviewing its financing because of the war in eastern Congo [A2:S22]. Gates measure readiness; they cannot remove a risk that no party is able to carry.</w:t>
+      </w:r>
+    </w:p>
+    <w:p>
+      <w:pPr>
+        <w:pStyle w:val="Heading2"/>
+      </w:pPr>
+      <w:r>
+        <w:t>17.5 Funds flow at close</w:t>
       </w:r>
     </w:p>
     <w:p>
@@ -20215,7 +21943,7 @@
         <w:pStyle w:val="Heading2"/>
       </w:pPr>
       <w:r>
-        <w:t>17.5 The investment memo</w:t>
+        <w:t>17.6 The investment memo</w:t>
       </w:r>
     </w:p>
     <w:p>
@@ -20372,6 +22100,17 @@
           <w:i/>
         </w:rPr>
         <w:t>Place in the analytical chain: the whole chain, applied to one project.</w:t>
+      </w:r>
+    </w:p>
+    <w:p>
+      <w:pPr>
+        <w:jc w:val="both"/>
+      </w:pPr>
+      <w:r>
+        <w:rPr>
+          <w:i/>
+        </w:rPr>
+        <w:t>Who must accept the answer: the developer, the lenders and the state.</w:t>
       </w:r>
     </w:p>
     <w:p>
@@ -21807,7 +23546,431 @@
         <w:pStyle w:val="Heading2"/>
       </w:pPr>
       <w:r>
-        <w:t>18.7 Recommendation</w:t>
+        <w:t>18.7 The verdict by party</w:t>
+      </w:r>
+    </w:p>
+    <w:p>
+      <w:pPr>
+        <w:jc w:val="both"/>
+      </w:pPr>
+      <w:r>
+        <w:rPr/>
+        <w:t>The framework asks each party its own question. On today's evidence, the three answers differ, and the recommendation follows from the difference.</w:t>
+      </w:r>
+    </w:p>
+    <w:p>
+      <w:pPr>
+        <w:keepNext/>
+      </w:pPr>
+      <w:r>
+        <w:rPr>
+          <w:b/>
+          <w:color w:val="0B3020"/>
+          <w:sz w:val="18"/>
+        </w:rPr>
+        <w:t>Table 18.3. Kasiri River Hydro: the verdict by party</w:t>
+      </w:r>
+    </w:p>
+    <w:tbl>
+      <w:tblPr>
+        <w:tblStyle w:val="TableGrid"/>
+        <w:tblW w:type="auto" w:w="0"/>
+        <w:jc w:val="center"/>
+        <w:tblLook w:firstColumn="1" w:firstRow="1" w:lastColumn="0" w:lastRow="0" w:noHBand="0" w:noVBand="1" w:val="04A0"/>
+      </w:tblPr>
+      <w:tblGrid>
+        <w:gridCol w:w="2409"/>
+        <w:gridCol w:w="2409"/>
+        <w:gridCol w:w="2409"/>
+        <w:gridCol w:w="2409"/>
+      </w:tblGrid>
+      <w:tr>
+        <w:tc>
+          <w:tcPr>
+            <w:tcW w:type="dxa" w:w="510"/>
+            <w:shd w:val="clear" w:color="auto" w:fill="0B3020"/>
+          </w:tcPr>
+          <w:p>
+            <w:pPr>
+              <w:spacing w:after="0"/>
+            </w:pPr>
+            <w:r>
+              <w:rPr>
+                <w:b/>
+                <w:color w:val="FFFFFF"/>
+                <w:sz w:val="16"/>
+              </w:rPr>
+              <w:t>Party</w:t>
+            </w:r>
+          </w:p>
+        </w:tc>
+        <w:tc>
+          <w:tcPr>
+            <w:tcW w:type="dxa" w:w="2324"/>
+            <w:shd w:val="clear" w:color="auto" w:fill="0B3020"/>
+          </w:tcPr>
+          <w:p>
+            <w:pPr>
+              <w:spacing w:after="0"/>
+            </w:pPr>
+            <w:r>
+              <w:rPr>
+                <w:b/>
+                <w:color w:val="FFFFFF"/>
+                <w:sz w:val="16"/>
+              </w:rPr>
+              <w:t>Its question</w:t>
+            </w:r>
+          </w:p>
+        </w:tc>
+        <w:tc>
+          <w:tcPr>
+            <w:tcW w:type="dxa" w:w="3402"/>
+            <w:shd w:val="clear" w:color="auto" w:fill="0B3020"/>
+          </w:tcPr>
+          <w:p>
+            <w:pPr>
+              <w:spacing w:after="0"/>
+            </w:pPr>
+            <w:r>
+              <w:rPr>
+                <w:b/>
+                <w:color w:val="FFFFFF"/>
+                <w:sz w:val="16"/>
+              </w:rPr>
+              <w:t>Answer today</w:t>
+            </w:r>
+          </w:p>
+        </w:tc>
+        <w:tc>
+          <w:tcPr>
+            <w:tcW w:type="dxa" w:w="3402"/>
+            <w:shd w:val="clear" w:color="auto" w:fill="0B3020"/>
+          </w:tcPr>
+          <w:p>
+            <w:pPr>
+              <w:spacing w:after="0"/>
+            </w:pPr>
+            <w:r>
+              <w:rPr>
+                <w:b/>
+                <w:color w:val="FFFFFF"/>
+                <w:sz w:val="16"/>
+              </w:rPr>
+              <w:t>What would change it</w:t>
+            </w:r>
+          </w:p>
+        </w:tc>
+      </w:tr>
+      <w:tr>
+        <w:tc>
+          <w:tcPr>
+            <w:tcW w:type="dxa" w:w="510"/>
+          </w:tcPr>
+          <w:p>
+            <w:pPr>
+              <w:spacing w:after="0"/>
+            </w:pPr>
+            <w:r>
+              <w:rPr>
+                <w:color w:val="1D1D1D"/>
+                <w:sz w:val="16"/>
+              </w:rPr>
+              <w:t>Developer</w:t>
+            </w:r>
+          </w:p>
+        </w:tc>
+        <w:tc>
+          <w:tcPr>
+            <w:tcW w:type="dxa" w:w="2324"/>
+          </w:tcPr>
+          <w:p>
+            <w:pPr>
+              <w:spacing w:after="0"/>
+            </w:pPr>
+            <w:r>
+              <w:rPr>
+                <w:color w:val="1D1D1D"/>
+                <w:sz w:val="16"/>
+              </w:rPr>
+              <w:t>Q4: is it investable?</w:t>
+            </w:r>
+          </w:p>
+        </w:tc>
+        <w:tc>
+          <w:tcPr>
+            <w:tcW w:type="dxa" w:w="3402"/>
+          </w:tcPr>
+          <w:p>
+            <w:pPr>
+              <w:spacing w:after="0"/>
+            </w:pPr>
+            <w:r>
+              <w:rPr>
+                <w:color w:val="1D1D1D"/>
+                <w:sz w:val="16"/>
+              </w:rPr>
+              <w:t>Not from reconnaissance (risk-weighted value USD −0.95 million); yes from permitting (position worth USD 1.28 million)</w:t>
+            </w:r>
+          </w:p>
+        </w:tc>
+        <w:tc>
+          <w:tcPr>
+            <w:tcW w:type="dxa" w:w="3402"/>
+          </w:tcPr>
+          <w:p>
+            <w:pPr>
+              <w:spacing w:after="0"/>
+            </w:pPr>
+            <w:r>
+              <w:rPr>
+                <w:color w:val="1D1D1D"/>
+                <w:sz w:val="16"/>
+              </w:rPr>
+              <w:t>A tariff at the sponsors' target, a higher premium, or grant funding for studies</w:t>
+            </w:r>
+          </w:p>
+        </w:tc>
+      </w:tr>
+      <w:tr>
+        <w:tc>
+          <w:tcPr>
+            <w:tcW w:type="dxa" w:w="510"/>
+            <w:shd w:val="clear" w:color="auto" w:fill="FAF8F2"/>
+          </w:tcPr>
+          <w:p>
+            <w:pPr>
+              <w:spacing w:after="0"/>
+            </w:pPr>
+            <w:r>
+              <w:rPr>
+                <w:color w:val="1D1D1D"/>
+                <w:sz w:val="16"/>
+              </w:rPr>
+              <w:t>Lenders</w:t>
+            </w:r>
+          </w:p>
+        </w:tc>
+        <w:tc>
+          <w:tcPr>
+            <w:tcW w:type="dxa" w:w="2324"/>
+            <w:shd w:val="clear" w:color="auto" w:fill="FAF8F2"/>
+          </w:tcPr>
+          <w:p>
+            <w:pPr>
+              <w:spacing w:after="0"/>
+            </w:pPr>
+            <w:r>
+              <w:rPr>
+                <w:color w:val="1D1D1D"/>
+                <w:sz w:val="16"/>
+              </w:rPr>
+              <w:t>Q5: is it bankable?</w:t>
+            </w:r>
+          </w:p>
+        </w:tc>
+        <w:tc>
+          <w:tcPr>
+            <w:tcW w:type="dxa" w:w="3402"/>
+            <w:shd w:val="clear" w:color="auto" w:fill="FAF8F2"/>
+          </w:tcPr>
+          <w:p>
+            <w:pPr>
+              <w:spacing w:after="0"/>
+            </w:pPr>
+            <w:r>
+              <w:rPr>
+                <w:color w:val="1D1D1D"/>
+                <w:sz w:val="16"/>
+              </w:rPr>
+              <w:t>On the base case, yes (minimum DSCR 1.53x); under a three-year drought, no (minimum DSCR 0.69x); financing gap USD 4.1 million</w:t>
+            </w:r>
+          </w:p>
+        </w:tc>
+        <w:tc>
+          <w:tcPr>
+            <w:tcW w:type="dxa" w:w="3402"/>
+            <w:shd w:val="clear" w:color="auto" w:fill="FAF8F2"/>
+          </w:tcPr>
+          <w:p>
+            <w:pPr>
+              <w:spacing w:after="0"/>
+            </w:pPr>
+            <w:r>
+              <w:rPr>
+                <w:color w:val="1D1D1D"/>
+                <w:sz w:val="16"/>
+              </w:rPr>
+              <w:t>A larger reserve or cash sweep; standby equity; closing the gap through the tariff</w:t>
+            </w:r>
+          </w:p>
+        </w:tc>
+      </w:tr>
+      <w:tr>
+        <w:tc>
+          <w:tcPr>
+            <w:tcW w:type="dxa" w:w="510"/>
+          </w:tcPr>
+          <w:p>
+            <w:pPr>
+              <w:spacing w:after="0"/>
+            </w:pPr>
+            <w:r>
+              <w:rPr>
+                <w:color w:val="1D1D1D"/>
+                <w:sz w:val="16"/>
+              </w:rPr>
+              <w:t>State</w:t>
+            </w:r>
+          </w:p>
+        </w:tc>
+        <w:tc>
+          <w:tcPr>
+            <w:tcW w:type="dxa" w:w="2324"/>
+          </w:tcPr>
+          <w:p>
+            <w:pPr>
+              <w:spacing w:after="0"/>
+            </w:pPr>
+            <w:r>
+              <w:rPr>
+                <w:color w:val="1D1D1D"/>
+                <w:sz w:val="16"/>
+              </w:rPr>
+              <w:t>Q3 and Q7: is it economic and affordable?</w:t>
+            </w:r>
+          </w:p>
+        </w:tc>
+        <w:tc>
+          <w:tcPr>
+            <w:tcW w:type="dxa" w:w="3402"/>
+          </w:tcPr>
+          <w:p>
+            <w:pPr>
+              <w:spacing w:after="0"/>
+            </w:pPr>
+            <w:r>
+              <w:rPr>
+                <w:color w:val="1D1D1D"/>
+                <w:sz w:val="16"/>
+              </w:rPr>
+              <w:t>The buyer can pay (6.0x cover in the worst early year) and the fiscal screen reads "LOW additional fiscal pressure", but the consolidated fiscal NPV is USD −28 million</w:t>
+            </w:r>
+          </w:p>
+        </w:tc>
+        <w:tc>
+          <w:tcPr>
+            <w:tcW w:type="dxa" w:w="3402"/>
+          </w:tcPr>
+          <w:p>
+            <w:pPr>
+              <w:spacing w:after="0"/>
+            </w:pPr>
+            <w:r>
+              <w:rPr>
+                <w:color w:val="1D1D1D"/>
+                <w:sz w:val="16"/>
+              </w:rPr>
+              <w:t>Evidence that the tariff is below the utility's avoided cost; a decision on payment security</w:t>
+            </w:r>
+          </w:p>
+        </w:tc>
+      </w:tr>
+      <w:tr>
+        <w:tc>
+          <w:tcPr>
+            <w:tcW w:type="dxa" w:w="510"/>
+            <w:shd w:val="clear" w:color="auto" w:fill="FAF8F2"/>
+          </w:tcPr>
+          <w:p>
+            <w:pPr>
+              <w:spacing w:after="0"/>
+            </w:pPr>
+            <w:r>
+              <w:rPr>
+                <w:color w:val="1D1D1D"/>
+                <w:sz w:val="16"/>
+              </w:rPr>
+              <w:t>All three</w:t>
+            </w:r>
+          </w:p>
+        </w:tc>
+        <w:tc>
+          <w:tcPr>
+            <w:tcW w:type="dxa" w:w="2324"/>
+            <w:shd w:val="clear" w:color="auto" w:fill="FAF8F2"/>
+          </w:tcPr>
+          <w:p>
+            <w:pPr>
+              <w:spacing w:after="0"/>
+            </w:pPr>
+            <w:r>
+              <w:rPr>
+                <w:color w:val="1D1D1D"/>
+                <w:sz w:val="16"/>
+              </w:rPr>
+              <w:t>Q8: is it ready to close?</w:t>
+            </w:r>
+          </w:p>
+        </w:tc>
+        <w:tc>
+          <w:tcPr>
+            <w:tcW w:type="dxa" w:w="3402"/>
+            <w:shd w:val="clear" w:color="auto" w:fill="FAF8F2"/>
+          </w:tcPr>
+          <w:p>
+            <w:pPr>
+              <w:spacing w:after="0"/>
+            </w:pPr>
+            <w:r>
+              <w:rPr>
+                <w:color w:val="1D1D1D"/>
+                <w:sz w:val="16"/>
+              </w:rPr>
+              <w:t>STOP: a critical gate is not met (6 of 23 gates)</w:t>
+            </w:r>
+          </w:p>
+        </w:tc>
+        <w:tc>
+          <w:tcPr>
+            <w:tcW w:type="dxa" w:w="3402"/>
+            <w:shd w:val="clear" w:color="auto" w:fill="FAF8F2"/>
+          </w:tcPr>
+          <w:p>
+            <w:pPr>
+              <w:spacing w:after="0"/>
+            </w:pPr>
+            <w:r>
+              <w:rPr>
+                <w:color w:val="1D1D1D"/>
+                <w:sz w:val="16"/>
+              </w:rPr>
+              <w:t>The work programme in Table 18.2</w:t>
+            </w:r>
+          </w:p>
+        </w:tc>
+      </w:tr>
+    </w:tbl>
+    <w:p>
+      <w:pPr>
+        <w:spacing w:after="40"/>
+      </w:pPr>
+    </w:p>
+    <w:p>
+      <w:pPr>
+        <w:jc w:val="both"/>
+      </w:pPr>
+      <w:r>
+        <w:rPr/>
+        <w:t>The table shows why the case is a negotiation and not a calculation. A higher tariff answers the developer's question and part of the lenders', and makes the state's harder. The recommendation therefore asks for the tariff question to be settled on evidence of the utility's avoided cost, not on the developer's required return alone.</w:t>
+      </w:r>
+    </w:p>
+    <w:p>
+      <w:pPr>
+        <w:pStyle w:val="Heading2"/>
+      </w:pPr>
+      <w:r>
+        <w:t>18.8 Recommendation</w:t>
       </w:r>
     </w:p>
     <w:p>
@@ -21842,7 +24005,7 @@
         <w:pStyle w:val="Heading2"/>
       </w:pPr>
       <w:r>
-        <w:t>18.8 What would change the recommendation</w:t>
+        <w:t>18.9 What would change the recommendation</w:t>
       </w:r>
     </w:p>
     <w:p>
@@ -30600,7 +32763,7 @@
       </w:pPr>
       <w:r>
         <w:rPr/>
-        <w:t>Identifiers with two letters and a number (such as HY-08) refer to the research source database; identifiers with a prefix and S-number (such as DE:S1) refer to the numbered source lists of the research files: A1 and A2, African case files; INT, international benchmarks; DE, development evidence. Verification status records what the research team saw. Claims resting on a search summary only should be checked against the original before reliance.</w:t>
+        <w:t>Identifiers with two letters and a number (such as HY-08) refer to the research source database; identifiers with a prefix and S-number (such as DE:S1) refer to the numbered source lists of the research files: A1 and A2, African case files; INT, international benchmarks; DE, development evidence; LIT, works compared in the front matter. Verification status records what the research team saw. Claims resting on a search summary only should be checked against the original before reliance.</w:t>
       </w:r>
     </w:p>
     <w:tbl>
@@ -30688,7 +32851,7 @@
                 <w:color w:val="1D1D1D"/>
                 <w:sz w:val="16"/>
               </w:rPr>
-              <w:t>CL-01</w:t>
+              <w:t>A1:S1</w:t>
             </w:r>
           </w:p>
         </w:tc>
@@ -30705,7 +32868,7 @@
                 <w:color w:val="1D1D1D"/>
                 <w:sz w:val="16"/>
               </w:rPr>
-              <w:t>IHA with EBRD and World Bank Group (KGGTF) (2019). Hydropower Sector Climate Resilience Guide. Technical guide (launch page). https://www.hydropower.org/news/new-guide-to-help-hydropower-build-resilience-to-climate-change</w:t>
+              <w:t>ENR, "Ethiopia Inaugurates $5B Renaissance Dam, Africa's Largest Hydropower Project". https://www.enr.com/articles/61317-ethiopia-inaugurates-5b-renaissance-dam-africas-largest-hydropower-project</w:t>
             </w:r>
           </w:p>
         </w:tc>
@@ -30722,7 +32885,7 @@
                 <w:color w:val="1D1D1D"/>
                 <w:sz w:val="16"/>
               </w:rPr>
-              <w:t>Landing or summary page read</w:t>
+              <w:t>Page or document opened</w:t>
             </w:r>
           </w:p>
         </w:tc>
@@ -30742,7 +32905,7 @@
                 <w:color w:val="1D1D1D"/>
                 <w:sz w:val="16"/>
               </w:rPr>
-              <w:t>CL-03</w:t>
+              <w:t>A1:S38</w:t>
             </w:r>
           </w:p>
         </w:tc>
@@ -30760,7 +32923,7 @@
                 <w:color w:val="1D1D1D"/>
                 <w:sz w:val="16"/>
               </w:rPr>
-              <w:t>Conway, Dalin, Landman, Osborn (Nature Energy 2:946-953) (2017). Hydropower plans in eastern and southern Africa increase risk of concurrent climate-related electricity supply disruption. Peer-reviewed article. https://www.lse.ac.uk/granthaminstitute/publication/hydropower-plans-eastern-southern-africa-increase-risk-concurrent-climate-related-electricity-supply-disruption/</w:t>
+              <w:t>Graphic Online, "The power of Bui Dam". https://graphic.com.gh/features/opinion/the-power-of-bui-dam.html</w:t>
             </w:r>
           </w:p>
         </w:tc>
@@ -30778,7 +32941,7 @@
                 <w:color w:val="1D1D1D"/>
                 <w:sz w:val="16"/>
               </w:rPr>
-              <w:t>Search summary only</w:t>
+              <w:t>Page or document opened</w:t>
             </w:r>
           </w:p>
         </w:tc>
@@ -30797,7 +32960,7 @@
                 <w:color w:val="1D1D1D"/>
                 <w:sz w:val="16"/>
               </w:rPr>
-              <w:t>CL-04</w:t>
+              <w:t>A1:S40</w:t>
             </w:r>
           </w:p>
         </w:tc>
@@ -30814,7 +32977,7 @@
                 <w:color w:val="1D1D1D"/>
                 <w:sz w:val="16"/>
               </w:rPr>
-              <w:t>The Energy Industry Times (news) (2024). Kariba Dam water allocation for electricity generation cut in half. News (secondary). https://teitimes.com/post/kariba-dam-water-allocation-for-electricity-generation-cut-in-half</w:t>
+              <w:t>Ghana News Agency, "ECG owes BPA US$612 million to Chief Executive Officer" (31 Mar 2023). https://gna.org.gh/2023/03/ecg-owes-bpa-us612-million-chief-executive-officer/</w:t>
             </w:r>
           </w:p>
         </w:tc>
@@ -30831,7 +32994,7 @@
                 <w:color w:val="1D1D1D"/>
                 <w:sz w:val="16"/>
               </w:rPr>
-              <w:t>Search summary only</w:t>
+              <w:t>Page or document opened</w:t>
             </w:r>
           </w:p>
         </w:tc>
@@ -30851,7 +33014,7 @@
                 <w:color w:val="1D1D1D"/>
                 <w:sz w:val="16"/>
               </w:rPr>
-              <w:t>DE:BENCH</w:t>
+              <w:t>A1:S53</w:t>
             </w:r>
           </w:p>
         </w:tc>
@@ -30869,7 +33032,7 @@
                 <w:color w:val="1D1D1D"/>
                 <w:sz w:val="16"/>
               </w:rPr>
-              <w:t>Benchmark table for development model defaults, development evidence file (research note). Records where no public data were found.</w:t>
+              <w:t>BankTrack / International Rivers, "Gibe 3: African Development Bank and European Investment Bank out. Who's in?" (2010). https://www.banktrack.org/news/gibe_3_african_development_bank_and_european_investment_bank_out_who_s_in_</w:t>
             </w:r>
           </w:p>
         </w:tc>
@@ -30887,7 +33050,7 @@
                 <w:color w:val="1D1D1D"/>
                 <w:sz w:val="16"/>
               </w:rPr>
-              <w:t>Research note</w:t>
+              <w:t>Page or document opened</w:t>
             </w:r>
           </w:p>
         </w:tc>
@@ -30906,7 +33069,7 @@
                 <w:color w:val="1D1D1D"/>
                 <w:sz w:val="16"/>
               </w:rPr>
-              <w:t>DE:S1</w:t>
+              <w:t>A1:S54</w:t>
             </w:r>
           </w:p>
         </w:tc>
@@ -30923,22 +33086,7 @@
                 <w:color w:val="1D1D1D"/>
                 <w:sz w:val="16"/>
               </w:rPr>
-              <w:t xml:space="preserve">IFC / World Bank (2015), </w:t>
-            </w:r>
-            <w:r>
-              <w:rPr>
-                <w:i/>
-                <w:color w:val="1D1D1D"/>
-                <w:sz w:val="16"/>
-              </w:rPr>
-              <w:t>Hydroelectric Power: A Guide for Developers and Investors</w:t>
-            </w:r>
-            <w:r>
-              <w:rPr>
-                <w:color w:val="1D1D1D"/>
-                <w:sz w:val="16"/>
-              </w:rPr>
-              <w:t xml:space="preserve"> (Fichtner). https://documents1.worldbank.org/curated/en/917841468188335073/pdf/99392-WP-Box393199B-PUBLIC-Hydropower-Report.pdf</w:t>
+              <w:t>AidData, Project ID 105839: ICBC loan for Gibe III Hydro Power Generating Set Project. https://china.aiddata.org/projects/105839</w:t>
             </w:r>
           </w:p>
         </w:tc>
@@ -30955,7 +33103,7 @@
                 <w:color w:val="1D1D1D"/>
                 <w:sz w:val="16"/>
               </w:rPr>
-              <w:t>Opened; see research file</w:t>
+              <w:t>Page or document opened</w:t>
             </w:r>
           </w:p>
         </w:tc>
@@ -30975,7 +33123,7 @@
                 <w:color w:val="1D1D1D"/>
                 <w:sz w:val="16"/>
               </w:rPr>
-              <w:t>DE:S2</w:t>
+              <w:t>A1:S59</w:t>
             </w:r>
           </w:p>
         </w:tc>
@@ -30993,7 +33141,7 @@
                 <w:color w:val="1D1D1D"/>
                 <w:sz w:val="16"/>
               </w:rPr>
-              <w:t>L. Shah, IFC InfraVentures, "Early Stage Risk Capital for Renewable Energy", Asia Clean Energy Forum, June 2015. https://asiacleanenergyforum.adb.org/wp-content/uploads/2015/06/Lopa-Shah-ACEF-Presentation_Submitted.pdf</w:t>
+              <w:t>African Energy, "Chinese contractors further delay Zambia's $2.3bn Kafue Gorge Lower" (Issue 459, 20 Apr 2022). https://www.africa-energy.com/news-centre/article/chinese-contractors-further-delay-zambias-23bn-kafue-gorge-lower</w:t>
             </w:r>
           </w:p>
         </w:tc>
@@ -31011,7 +33159,7 @@
                 <w:color w:val="1D1D1D"/>
                 <w:sz w:val="16"/>
               </w:rPr>
-              <w:t>Opened; see research file</w:t>
+              <w:t>Page or document opened</w:t>
             </w:r>
           </w:p>
         </w:tc>
@@ -31030,7 +33178,7 @@
                 <w:color w:val="1D1D1D"/>
                 <w:sz w:val="16"/>
               </w:rPr>
-              <w:t>DE:S3</w:t>
+              <w:t>A1:S60</w:t>
             </w:r>
           </w:p>
         </w:tc>
@@ -31047,7 +33195,7 @@
                 <w:color w:val="1D1D1D"/>
                 <w:sz w:val="16"/>
               </w:rPr>
-              <w:t>Ecofin Agency, "Zambia's long-delayed Ngonye hydropower project secures new investor", 19 June 2026. https://www.ecofinagency.com/news-infrastructures/1906-56617-zambias-long-delayed-ngonye-hydropower-project-secures-new-investor</w:t>
+              <w:t>African Energy, "Zambia cuts Kafue Gorge Lower cost to $2bn, enabling lower tariffs" (19 Dec 2023). https://www.africa-energy.com/news-centre/article/zambia-cuts-kafue-gorge-lower-cost-2bn-enabling-lower-tariffs</w:t>
             </w:r>
           </w:p>
         </w:tc>
@@ -31064,7 +33212,7 @@
                 <w:color w:val="1D1D1D"/>
                 <w:sz w:val="16"/>
               </w:rPr>
-              <w:t>Opened; see research file</w:t>
+              <w:t>Page or document opened</w:t>
             </w:r>
           </w:p>
         </w:tc>
@@ -31084,7 +33232,7 @@
                 <w:color w:val="1D1D1D"/>
                 <w:sz w:val="16"/>
               </w:rPr>
-              <w:t>DE:S4</w:t>
+              <w:t>A2:S3</w:t>
             </w:r>
           </w:p>
         </w:tc>
@@ -31102,7 +33250,7 @@
                 <w:color w:val="1D1D1D"/>
                 <w:sz w:val="16"/>
               </w:rPr>
-              <w:t>Business Front, "Uganda commissions $20 million Nyagak III hydropower project". https://businessfront.com/energy/news/uganda-commissions-20-million-nyagak-iii-hydropower-project-to-boost-electricity-supply/</w:t>
+              <w:t>World Bank , "Republic of Cameroon, Nachtigal Hydropower Project, Chair Summary" (19 Jul 2018), P157734; retrieved via the EWS mirror. https://ewsdata.rightsindevelopment.org/files/documents/34/WB-P157734.pdf</w:t>
             </w:r>
           </w:p>
         </w:tc>
@@ -31139,7 +33287,7 @@
                 <w:color w:val="1D1D1D"/>
                 <w:sz w:val="16"/>
               </w:rPr>
-              <w:t>DE:S5</w:t>
+              <w:t>A2:S6</w:t>
             </w:r>
           </w:p>
         </w:tc>
@@ -31156,7 +33304,7 @@
                 <w:color w:val="1D1D1D"/>
                 <w:sz w:val="16"/>
               </w:rPr>
-              <w:t>WikiProcedure, "Uganda: Apply for Electricity Generation License". https://wikiprocedure.com/index.php/Uganda_-_Apply_for_Electricity_Generation_License</w:t>
+              <w:t>(search-result only) EDF , "EDF, IFC and the Republic of Cameroon sign final and binding agreements…" (lender list). https://www.edf.fr/en/edf/edf-ifc-and-the-republic-of-cameroon-sign-final-and-binding-agreements-for-the-construction-of-the-nachtigal-hydroelectric-dam-in-cameroon</w:t>
             </w:r>
           </w:p>
         </w:tc>
@@ -31193,7 +33341,7 @@
                 <w:color w:val="1D1D1D"/>
                 <w:sz w:val="16"/>
               </w:rPr>
-              <w:t>DE:S8</w:t>
+              <w:t>A2:S16</w:t>
             </w:r>
           </w:p>
         </w:tc>
@@ -31211,22 +33359,7 @@
                 <w:color w:val="1D1D1D"/>
                 <w:sz w:val="16"/>
               </w:rPr>
-              <w:t xml:space="preserve">ALN, </w:t>
-            </w:r>
-            <w:r>
-              <w:rPr>
-                <w:i/>
-                <w:color w:val="1D1D1D"/>
-                <w:sz w:val="16"/>
-              </w:rPr>
-              <w:t>Uganda Power Guide 2024</w:t>
-            </w:r>
-            <w:r>
-              <w:rPr>
-                <w:color w:val="1D1D1D"/>
-                <w:sz w:val="16"/>
-              </w:rPr>
-              <w:t>. https://aln.africa/wp-content/uploads/2024/06/ALN-Uganda-Power-Guide-2024.pdf</w:t>
+              <w:t>World Bank , Restructuring Paper RES00514, "AFR RI-Regional Rusumo Falls Hydroelectric Project (P075941)" (2025). https://documents1.worldbank.org/curated/en/099031425175016420/pdf/P075941-6b9b2d48-2b91-41d5-bc03-4a588d5ae309.pdf</w:t>
             </w:r>
           </w:p>
         </w:tc>
@@ -31263,7 +33396,7 @@
                 <w:color w:val="1D1D1D"/>
                 <w:sz w:val="16"/>
               </w:rPr>
-              <w:t>DE:S9</w:t>
+              <w:t>A2:S20</w:t>
             </w:r>
           </w:p>
         </w:tc>
@@ -31280,22 +33413,7 @@
                 <w:color w:val="1D1D1D"/>
                 <w:sz w:val="16"/>
               </w:rPr>
-              <w:t xml:space="preserve">ERA / KfW, </w:t>
-            </w:r>
-            <w:r>
-              <w:rPr>
-                <w:i/>
-                <w:color w:val="1D1D1D"/>
-                <w:sz w:val="16"/>
-              </w:rPr>
-              <w:t>GET FiT Program Uganda Overview Brief</w:t>
-            </w:r>
-            <w:r>
-              <w:rPr>
-                <w:color w:val="1D1D1D"/>
-                <w:sz w:val="16"/>
-              </w:rPr>
-              <w:t>. https://www.era.go.ug/wp-content/uploads/2025/05/GET-FiT-Info-Brief.pdf</w:t>
+              <w:t>World Bank , "Ruzizi 3 Regional Hydropower Project (P178685), Concept Environmental and Social Review Summary" (22 Dec 2022). https://documents1.worldbank.org/curated/en/099340012222221781/pdf/P17868509cbf4c0cb08cce06954824c1b6f.pdf</w:t>
             </w:r>
           </w:p>
         </w:tc>
@@ -31332,7 +33450,7 @@
                 <w:color w:val="1D1D1D"/>
                 <w:sz w:val="16"/>
               </w:rPr>
-              <w:t>DE:S11</w:t>
+              <w:t>A2:S22</w:t>
             </w:r>
           </w:p>
         </w:tc>
@@ -31350,7 +33468,7 @@
                 <w:color w:val="1D1D1D"/>
                 <w:sz w:val="16"/>
               </w:rPr>
-              <w:t>Wikipedia, Bugoye Hydroelectric Power Station. https://en.wikipedia.org/wiki/Bugoye_Hydroelectric_Power_Station</w:t>
+              <w:t>Engineering News (Reuters) , "EIB reviews financing for $760m hydro project over DRC war" (13 Mar 2025). https://www.engineeringnews.co.za/article/eib-reviews-financing-for-760m-hydro-project-over-drc-war-2025-03-13</w:t>
             </w:r>
           </w:p>
         </w:tc>
@@ -31368,7 +33486,7 @@
                 <w:color w:val="1D1D1D"/>
                 <w:sz w:val="16"/>
               </w:rPr>
-              <w:t>Search summary only</w:t>
+              <w:t>Opened; see research file</w:t>
             </w:r>
           </w:p>
         </w:tc>
@@ -31387,7 +33505,7 @@
                 <w:color w:val="1D1D1D"/>
                 <w:sz w:val="16"/>
               </w:rPr>
-              <w:t>DE:S14</w:t>
+              <w:t>A2:S30</w:t>
             </w:r>
           </w:p>
         </w:tc>
@@ -31404,7 +33522,7 @@
                 <w:color w:val="1D1D1D"/>
                 <w:sz w:val="16"/>
               </w:rPr>
-              <w:t>IED, Small Hydro Power Projects for tea factories, Kenya and Uganda (2007). https://extranet.ied-sa.fr/en/projects-and-references/references/details/10/85/fiches-gb-2007.html</w:t>
+              <w:t>Enerdata , "Tanzania commissions 2.1 GW Julius Nyerere hydropower plant". https://www.enerdata.net/publications/daily-energy-news/tanzania-commissions-21-gw-julius-nyerere-hydropower-plant.html</w:t>
             </w:r>
           </w:p>
         </w:tc>
@@ -31441,7 +33559,7 @@
                 <w:color w:val="1D1D1D"/>
                 <w:sz w:val="16"/>
               </w:rPr>
-              <w:t>DE:S15</w:t>
+              <w:t>A2:S34</w:t>
             </w:r>
           </w:p>
         </w:tc>
@@ -31459,7 +33577,7 @@
                 <w:color w:val="1D1D1D"/>
                 <w:sz w:val="16"/>
               </w:rPr>
-              <w:t>Hydropower &amp; Dams, Sinoe Rapids small hydro (Liberia). https://www.hydropower-dams.com/?p=1009</w:t>
+              <w:t>AidData (China's Global Development Footprint) , Project ID 36216, Isimba. https://china.aiddata.org/projects/36216</w:t>
             </w:r>
           </w:p>
         </w:tc>
@@ -31496,7 +33614,7 @@
                 <w:color w:val="1D1D1D"/>
                 <w:sz w:val="16"/>
               </w:rPr>
-              <w:t>DE:S16</w:t>
+              <w:t>A2:S35</w:t>
             </w:r>
           </w:p>
         </w:tc>
@@ -31513,7 +33631,7 @@
                 <w:color w:val="1D1D1D"/>
                 <w:sz w:val="16"/>
               </w:rPr>
-              <w:t>Water Power Magazine, Kakono hydropower FS/ESIA (Tanzania). https://www.waterpowermagazine.com/?p=10699</w:t>
+              <w:t>NS Energy , "Isimba Hydropower Project, Uganda". https://www.nsenergybusiness.com/projects/isimba-hydropower-project-uganda/</w:t>
             </w:r>
           </w:p>
         </w:tc>
@@ -31550,7 +33668,7 @@
                 <w:color w:val="1D1D1D"/>
                 <w:sz w:val="16"/>
               </w:rPr>
-              <w:t>DE:S17</w:t>
+              <w:t>A2:S40</w:t>
             </w:r>
           </w:p>
         </w:tc>
@@ -31568,7 +33686,7 @@
                 <w:color w:val="1D1D1D"/>
                 <w:sz w:val="16"/>
               </w:rPr>
-              <w:t>AllAfrica / AfDB, "SEFA grants US$1 million to prepare an innovative community-owned hydropower project in Kenya", Jan 2017. https://allafrica.com/stories/201701060627.html</w:t>
+              <w:t>Eagle Online , "It's a milestone as Museveni commissions 600MW Karuma hydro power station" (26 Sep 2024). https://eagle.co.ug/2024/09/26/its-a-milestone-as-museveni-commissions-600mw-karuma-hydro-power-station</w:t>
             </w:r>
           </w:p>
         </w:tc>
@@ -31605,7 +33723,7 @@
                 <w:color w:val="1D1D1D"/>
                 <w:sz w:val="16"/>
               </w:rPr>
-              <w:t>DE:S18</w:t>
+              <w:t>A2:S41</w:t>
             </w:r>
           </w:p>
         </w:tc>
@@ -31622,7 +33740,7 @@
                 <w:color w:val="1D1D1D"/>
                 <w:sz w:val="16"/>
               </w:rPr>
-              <w:t>Engineering News, "Financing and legal frameworks key for successful renewables projects in Africa", 19 July 2016 (Castalia). https://www.engineeringnews.co.za/article/financing-and-legal-frameworks-key-for-successful-renewables-projects-in-africa-2016-07-19</w:t>
+              <w:t>Renewable Energy World , "600 MW Karuma hydropower plant commissioned in Uganda". https://www.renewableenergyworld.com/news/600-mw-karuma-hydropower-plant-commissioned-in-uganda/</w:t>
             </w:r>
           </w:p>
         </w:tc>
@@ -31659,7 +33777,7 @@
                 <w:color w:val="1D1D1D"/>
                 <w:sz w:val="16"/>
               </w:rPr>
-              <w:t>DE:S21</w:t>
+              <w:t>A2:S42</w:t>
             </w:r>
           </w:p>
         </w:tc>
@@ -31677,7 +33795,7 @@
                 <w:color w:val="1D1D1D"/>
                 <w:sz w:val="16"/>
               </w:rPr>
-              <w:t>Cities Climate Finance Leadership Alliance, Africa50 Project Development. https://citiesclimatefinance.org/project-preparation-resource-directory/africa50-project-development</w:t>
+              <w:t>Daily Monitor , "Karuma dam contractor wants additional Shs148b to fix defects". https://www.monitor.co.ug/uganda/news/national/karuma-dam-contractor-wants-additional-shs148b-to-fix-defects-5570110</w:t>
             </w:r>
           </w:p>
         </w:tc>
@@ -31714,7 +33832,7 @@
                 <w:color w:val="1D1D1D"/>
                 <w:sz w:val="16"/>
               </w:rPr>
-              <w:t>DE:S23</w:t>
+              <w:t>A2:S45</w:t>
             </w:r>
           </w:p>
         </w:tc>
@@ -31731,7 +33849,7 @@
                 <w:color w:val="1D1D1D"/>
                 <w:sz w:val="16"/>
               </w:rPr>
-              <w:t>Brookings, "Figures of the week: Africa's infrastructure paradox", 24 Feb 2021 (citing McKinsey 2020). https://www.brookings.edu/articles/figures-of-the-week-africas-infrastructure-paradox</w:t>
+              <w:t>IFC , "Public-Private Partnership Stories: Uganda: Nyagak Hydro" (09/2016). https://www.ifc.org/content/dam/ifc/doc/2010/2016-uganda-nyagak-hydro-ppp-brief.pdf</w:t>
             </w:r>
           </w:p>
         </w:tc>
@@ -31768,7 +33886,7 @@
                 <w:color w:val="1D1D1D"/>
                 <w:sz w:val="16"/>
               </w:rPr>
-              <w:t>DE:S30</w:t>
+              <w:t>A2:S48</w:t>
             </w:r>
           </w:p>
         </w:tc>
@@ -31786,7 +33904,7 @@
                 <w:color w:val="1D1D1D"/>
                 <w:sz w:val="16"/>
               </w:rPr>
-              <w:t>FMO project detail, Bugoye Hydro Limited (51836). https://www.fmo.nl/project-detail/51836</w:t>
+              <w:t>World Bank / IFC , "Project Completion Note, Guarantee No. B-003-0-UG, IDA Partial Risk Guarantee… Bujagali Hydropower Project", Report No. 33722-UG (3 Oct 2005). https://documents1.worldbank.org/curated/en/655591468311069662/pdf/33722.pdf</w:t>
             </w:r>
           </w:p>
         </w:tc>
@@ -31823,7 +33941,7 @@
                 <w:color w:val="1D1D1D"/>
                 <w:sz w:val="16"/>
               </w:rPr>
-              <w:t>DE:S35</w:t>
+              <w:t>A2:S52</w:t>
             </w:r>
           </w:p>
         </w:tc>
@@ -31840,7 +33958,7 @@
                 <w:color w:val="1D1D1D"/>
                 <w:sz w:val="16"/>
               </w:rPr>
-              <w:t>KfW Development Bank, "Energy Supply: Uganda: GET FIT" factsheet (last updated 05/2017). https://www.kfw-entwicklungsbank.de/PDF/Entwicklungsfinanzierung/Themen-NEU/Get-Fit-Programme-EN_Mai2015.pdf</w:t>
+              <w:t>The Independent (Uganda) , "Bujagali power expensive" (same as S37; cited for cost, lenders, tariff debate). https://independent.co.ug/bujagali-power-expensive</w:t>
             </w:r>
           </w:p>
         </w:tc>
@@ -31877,7 +33995,7 @@
                 <w:color w:val="1D1D1D"/>
                 <w:sz w:val="16"/>
               </w:rPr>
-              <w:t>DE:S39</w:t>
+              <w:t>A2:S53</w:t>
             </w:r>
           </w:p>
         </w:tc>
@@ -31895,7 +34013,7 @@
                 <w:color w:val="1D1D1D"/>
                 <w:sz w:val="16"/>
               </w:rPr>
-              <w:t>FMO news, "FMO enhances renewable energy provision in Uganda" (Nyamagasani, 22 Sep 2017). https://www.fmo.nl/news-detail/d6343286-eecc-4e35-b477-f22c01c2697a/fmo-enhances-renewable-energy-provision-in-uganda</w:t>
+              <w:t>(search-result only) World Bank , "Indemnity Agreement (Partial Risk Guarantee for the Private Power Generation (Bujagali) Project) between IDA and Republic of Uganda", conformed copy (18 Jul 2007). https://documents1.worldbank.org/curated/en/316361468119086474/pdf/B01301UG1IA10CONFORMED.pdf</w:t>
             </w:r>
           </w:p>
         </w:tc>
@@ -31932,7 +34050,7 @@
                 <w:color w:val="1D1D1D"/>
                 <w:sz w:val="16"/>
               </w:rPr>
-              <w:t>DE:S39b</w:t>
+              <w:t>A2:S57</w:t>
             </w:r>
           </w:p>
         </w:tc>
@@ -31949,7 +34067,7 @@
                 <w:color w:val="1D1D1D"/>
                 <w:sz w:val="16"/>
               </w:rPr>
-              <w:t>Proparco, Nyamagasani 1. https://www.proparco.fr/en/carte-des-projets/nyamagasani-1</w:t>
+              <w:t>Engineering News , "Batoka Gorge hydroelectric scheme, Zambia and Zimbabwe to update" (29 Mar 2024). https://www.engineeringnews.co.za/article/batoka-gorge-hydroelectric-scheme-zambia-and-zimbabwe-2024-03-29</w:t>
             </w:r>
           </w:p>
         </w:tc>
@@ -31986,7 +34104,7 @@
                 <w:color w:val="1D1D1D"/>
                 <w:sz w:val="16"/>
               </w:rPr>
-              <w:t>DE:S39c</w:t>
+              <w:t>CL-01</w:t>
             </w:r>
           </w:p>
         </w:tc>
@@ -32004,7 +34122,7 @@
                 <w:color w:val="1D1D1D"/>
                 <w:sz w:val="16"/>
               </w:rPr>
-              <w:t>Proparco, Nyamagasani 2. https://proparco.fr/en/carte-des-projets/nyamagasani-2</w:t>
+              <w:t>IHA with EBRD and World Bank Group (KGGTF) (2019). Hydropower Sector Climate Resilience Guide. Technical guide (launch page). https://www.hydropower.org/news/new-guide-to-help-hydropower-build-resilience-to-climate-change</w:t>
             </w:r>
           </w:p>
         </w:tc>
@@ -32022,7 +34140,7 @@
                 <w:color w:val="1D1D1D"/>
                 <w:sz w:val="16"/>
               </w:rPr>
-              <w:t>Opened; see research file</w:t>
+              <w:t>Landing or summary page read</w:t>
             </w:r>
           </w:p>
         </w:tc>
@@ -32041,7 +34159,7 @@
                 <w:color w:val="1D1D1D"/>
                 <w:sz w:val="16"/>
               </w:rPr>
-              <w:t>DE:S42</w:t>
+              <w:t>CL-03</w:t>
             </w:r>
           </w:p>
         </w:tc>
@@ -32058,22 +34176,7 @@
                 <w:color w:val="1D1D1D"/>
                 <w:sz w:val="16"/>
               </w:rPr>
-              <w:t xml:space="preserve">Republic of Kenya, Ministry of Energy, </w:t>
-            </w:r>
-            <w:r>
-              <w:rPr>
-                <w:i/>
-                <w:color w:val="1D1D1D"/>
-                <w:sz w:val="16"/>
-              </w:rPr>
-              <w:t>Feed-in-Tariffs Policy ... 2nd revision, December 2012</w:t>
-            </w:r>
-            <w:r>
-              <w:rPr>
-                <w:color w:val="1D1D1D"/>
-                <w:sz w:val="16"/>
-              </w:rPr>
-              <w:t>. https://knowledgehub.ksg.ac.ke/images/2023/Policies/Feed%20in%20Tariff%20Policy%202012.pdf</w:t>
+              <w:t>Conway, Dalin, Landman, Osborn (Nature Energy 2:946-953) (2017). Hydropower plans in eastern and southern Africa increase risk of concurrent climate-related electricity supply disruption. Peer-reviewed article. https://www.lse.ac.uk/granthaminstitute/publication/hydropower-plans-eastern-southern-africa-increase-risk-concurrent-climate-related-electricity-supply-disruption/</w:t>
             </w:r>
           </w:p>
         </w:tc>
@@ -32090,7 +34193,7 @@
                 <w:color w:val="1D1D1D"/>
                 <w:sz w:val="16"/>
               </w:rPr>
-              <w:t>Opened; see research file</w:t>
+              <w:t>Search summary only</w:t>
             </w:r>
           </w:p>
         </w:tc>
@@ -32110,7 +34213,7 @@
                 <w:color w:val="1D1D1D"/>
                 <w:sz w:val="16"/>
               </w:rPr>
-              <w:t>DE:S44</w:t>
+              <w:t>CL-04</w:t>
             </w:r>
           </w:p>
         </w:tc>
@@ -32128,22 +34231,7 @@
                 <w:color w:val="1D1D1D"/>
                 <w:sz w:val="16"/>
               </w:rPr>
-              <w:t xml:space="preserve">ALN, </w:t>
-            </w:r>
-            <w:r>
-              <w:rPr>
-                <w:i/>
-                <w:color w:val="1D1D1D"/>
-                <w:sz w:val="16"/>
-              </w:rPr>
-              <w:t>Power Guide Tanzania</w:t>
-            </w:r>
-            <w:r>
-              <w:rPr>
-                <w:color w:val="1D1D1D"/>
-                <w:sz w:val="16"/>
-              </w:rPr>
-              <w:t xml:space="preserve"> (2023). https://aln.africa/wp-content/uploads/2023/06/ALN-Power-Guide-Tanzania.pdf</w:t>
+              <w:t>The Energy Industry Times (news) (2024). Kariba Dam water allocation for electricity generation cut in half. News (secondary). https://teitimes.com/post/kariba-dam-water-allocation-for-electricity-generation-cut-in-half</w:t>
             </w:r>
           </w:p>
         </w:tc>
@@ -32161,7 +34249,7 @@
                 <w:color w:val="1D1D1D"/>
                 <w:sz w:val="16"/>
               </w:rPr>
-              <w:t>Opened; see research file</w:t>
+              <w:t>Search summary only</w:t>
             </w:r>
           </w:p>
         </w:tc>
@@ -32180,7 +34268,7 @@
                 <w:color w:val="1D1D1D"/>
                 <w:sz w:val="16"/>
               </w:rPr>
-              <w:t>DE:S47</w:t>
+              <w:t>CL-05</w:t>
             </w:r>
           </w:p>
         </w:tc>
@@ -32197,7 +34285,7 @@
                 <w:color w:val="1D1D1D"/>
                 <w:sz w:val="16"/>
               </w:rPr>
-              <w:t>Fenwick Elliott, "The Emerald Book: the new FIDIC Tunnelling Contract". https://www.fenwickelliott.com/research-insight/newsletters/international-quarterly/emerald-book-new-fidic-tunnelling-contract</w:t>
+              <w:t>Bloomberg via BNN Bloomberg (2024). Zambia Warns It May Shut Operation at Its Biggest Dam by October. News (secondary). https://bnnbloomberg.ca/investing/2024/08/01/zambia-warns-it-may-shut-operation-at-its-biggest-dam-by-october</w:t>
             </w:r>
           </w:p>
         </w:tc>
@@ -32214,7 +34302,7 @@
                 <w:color w:val="1D1D1D"/>
                 <w:sz w:val="16"/>
               </w:rPr>
-              <w:t>Opened; see research file</w:t>
+              <w:t>Search summary only</w:t>
             </w:r>
           </w:p>
         </w:tc>
@@ -32234,7 +34322,7 @@
                 <w:color w:val="1D1D1D"/>
                 <w:sz w:val="16"/>
               </w:rPr>
-              <w:t>DE:S49</w:t>
+              <w:t>DE:BENCH</w:t>
             </w:r>
           </w:p>
         </w:tc>
@@ -32252,7 +34340,7 @@
                 <w:color w:val="1D1D1D"/>
                 <w:sz w:val="16"/>
               </w:rPr>
-              <w:t>Equator Principles Association, About. https://equator-principles.com/about/</w:t>
+              <w:t>Benchmark table for development model defaults, development evidence file (research note). Records where no public data were found.</w:t>
             </w:r>
           </w:p>
         </w:tc>
@@ -32270,7 +34358,7 @@
                 <w:color w:val="1D1D1D"/>
                 <w:sz w:val="16"/>
               </w:rPr>
-              <w:t>Opened; see research file</w:t>
+              <w:t>Research note</w:t>
             </w:r>
           </w:p>
         </w:tc>
@@ -32289,7 +34377,7 @@
                 <w:color w:val="1D1D1D"/>
                 <w:sz w:val="16"/>
               </w:rPr>
-              <w:t>DE:S50</w:t>
+              <w:t>DE:S1</w:t>
             </w:r>
           </w:p>
         </w:tc>
@@ -32306,7 +34394,22 @@
                 <w:color w:val="1D1D1D"/>
                 <w:sz w:val="16"/>
               </w:rPr>
-              <w:t>Norton Rose Fulbright, "Equator Principles 4 enter into force: what will this mean in practice?". https://nortonrosefulbright.com/en/knowledge/publications/3a6e7a7b/equator-principles-4-enter-into-force-what-will-this-mean-in-practice</w:t>
+              <w:t xml:space="preserve">IFC / World Bank (2015), </w:t>
+            </w:r>
+            <w:r>
+              <w:rPr>
+                <w:i/>
+                <w:color w:val="1D1D1D"/>
+                <w:sz w:val="16"/>
+              </w:rPr>
+              <w:t>Hydroelectric Power: A Guide for Developers and Investors</w:t>
+            </w:r>
+            <w:r>
+              <w:rPr>
+                <w:color w:val="1D1D1D"/>
+                <w:sz w:val="16"/>
+              </w:rPr>
+              <w:t xml:space="preserve"> (Fichtner). https://documents1.worldbank.org/curated/en/917841468188335073/pdf/99392-WP-Box393199B-PUBLIC-Hydropower-Report.pdf</w:t>
             </w:r>
           </w:p>
         </w:tc>
@@ -32323,7 +34426,7 @@
                 <w:color w:val="1D1D1D"/>
                 <w:sz w:val="16"/>
               </w:rPr>
-              <w:t>Search summary only</w:t>
+              <w:t>Opened; see research file</w:t>
             </w:r>
           </w:p>
         </w:tc>
@@ -32343,7 +34446,7 @@
                 <w:color w:val="1D1D1D"/>
                 <w:sz w:val="16"/>
               </w:rPr>
-              <w:t>DE:S53</w:t>
+              <w:t>DE:S2</w:t>
             </w:r>
           </w:p>
         </w:tc>
@@ -32361,7 +34464,7 @@
                 <w:color w:val="1D1D1D"/>
                 <w:sz w:val="16"/>
               </w:rPr>
-              <w:t>Renewable Energy World, "Kikagati small hydropower station in Africa achieves financial close", Aug 2019. https://www.renewableenergyworld.com/energy-business/energy-finance/kikagati-small-hydropower-station-in-africa-achieves-financial-close/</w:t>
+              <w:t>L. Shah, IFC InfraVentures, "Early Stage Risk Capital for Renewable Energy", Asia Clean Energy Forum, June 2015. https://asiacleanenergyforum.adb.org/wp-content/uploads/2015/06/Lopa-Shah-ACEF-Presentation_Submitted.pdf</w:t>
             </w:r>
           </w:p>
         </w:tc>
@@ -32398,7 +34501,7 @@
                 <w:color w:val="1D1D1D"/>
                 <w:sz w:val="16"/>
               </w:rPr>
-              <w:t>FR-01</w:t>
+              <w:t>DE:S3</w:t>
             </w:r>
           </w:p>
         </w:tc>
@@ -32415,7 +34518,7 @@
                 <w:color w:val="1D1D1D"/>
                 <w:sz w:val="16"/>
               </w:rPr>
-              <w:t>IMF &amp; World Bank Group (via PPIAF) (2019). Guidance Note for the Public-Private Partnerships Fiscal Risk Assessment Model (PFRAM) 2.0. Guidance note. https://ppiaf.org/documents/5783</w:t>
+              <w:t>Ecofin Agency, "Zambia's long-delayed Ngonye hydropower project secures new investor", 19 June 2026. https://www.ecofinagency.com/news-infrastructures/1906-56617-zambias-long-delayed-ngonye-hydropower-project-secures-new-investor</w:t>
             </w:r>
           </w:p>
         </w:tc>
@@ -32432,7 +34535,7 @@
                 <w:color w:val="1D1D1D"/>
                 <w:sz w:val="16"/>
               </w:rPr>
-              <w:t>Search summary only</w:t>
+              <w:t>Opened; see research file</w:t>
             </w:r>
           </w:p>
         </w:tc>
@@ -32452,7 +34555,7 @@
                 <w:color w:val="1D1D1D"/>
                 <w:sz w:val="16"/>
               </w:rPr>
-              <w:t>FR-09</w:t>
+              <w:t>DE:S4</w:t>
             </w:r>
           </w:p>
         </w:tc>
@@ -32470,7 +34573,7 @@
                 <w:color w:val="1D1D1D"/>
                 <w:sz w:val="16"/>
               </w:rPr>
-              <w:t>IMF &amp; World Bank (IMF Policy Paper) (2018). Guidance Note on the Bank-Fund Debt Sustainability Framework for Low Income Countries. Policy paper / guidance. https://www.worldbank.org/content/dam/LIC%20DSF/Site%20File/assets/documentation/pp122617guidance-note-on-lic-dsf.pdf</w:t>
+              <w:t>Business Front, "Uganda commissions $20 million Nyagak III hydropower project". https://businessfront.com/energy/news/uganda-commissions-20-million-nyagak-iii-hydropower-project-to-boost-electricity-supply/</w:t>
             </w:r>
           </w:p>
         </w:tc>
@@ -32488,7 +34591,7 @@
                 <w:color w:val="1D1D1D"/>
                 <w:sz w:val="16"/>
               </w:rPr>
-              <w:t>Full text read</w:t>
+              <w:t>Opened; see research file</w:t>
             </w:r>
           </w:p>
         </w:tc>
@@ -32507,7 +34610,7 @@
                 <w:color w:val="1D1D1D"/>
                 <w:sz w:val="16"/>
               </w:rPr>
-              <w:t>HY-01</w:t>
+              <w:t>DE:S5</w:t>
             </w:r>
           </w:p>
         </w:tc>
@@ -32524,7 +34627,7 @@
                 <w:color w:val="1D1D1D"/>
                 <w:sz w:val="16"/>
               </w:rPr>
-              <w:t>IRENA (2025). Renewable Power Generation Costs in 2024. Statistical report. https://www.irena.org/-/media/Files/IRENA/Agency/Publication/2025/Jul/IRENA_TEC_RPGC_in_2024_2025.pdf</w:t>
+              <w:t>WikiProcedure, "Uganda: Apply for Electricity Generation License". https://wikiprocedure.com/index.php/Uganda_-_Apply_for_Electricity_Generation_License</w:t>
             </w:r>
           </w:p>
         </w:tc>
@@ -32541,7 +34644,7 @@
                 <w:color w:val="1D1D1D"/>
                 <w:sz w:val="16"/>
               </w:rPr>
-              <w:t>Full text read</w:t>
+              <w:t>Opened; see research file</w:t>
             </w:r>
           </w:p>
         </w:tc>
@@ -32561,7 +34664,7 @@
                 <w:color w:val="1D1D1D"/>
                 <w:sz w:val="16"/>
               </w:rPr>
-              <w:t>HY-03</w:t>
+              <w:t>DE:S8</w:t>
             </w:r>
           </w:p>
         </w:tc>
@@ -32579,7 +34682,22 @@
                 <w:color w:val="1D1D1D"/>
                 <w:sz w:val="16"/>
               </w:rPr>
-              <w:t>Hydropower Sustainability Council / IHA (2021). Hydropower Sustainability Standard. Certification standard. https://hydrosustainability.org/standard</w:t>
+              <w:t xml:space="preserve">ALN, </w:t>
+            </w:r>
+            <w:r>
+              <w:rPr>
+                <w:i/>
+                <w:color w:val="1D1D1D"/>
+                <w:sz w:val="16"/>
+              </w:rPr>
+              <w:t>Uganda Power Guide 2024</w:t>
+            </w:r>
+            <w:r>
+              <w:rPr>
+                <w:color w:val="1D1D1D"/>
+                <w:sz w:val="16"/>
+              </w:rPr>
+              <w:t>. https://aln.africa/wp-content/uploads/2024/06/ALN-Uganda-Power-Guide-2024.pdf</w:t>
             </w:r>
           </w:p>
         </w:tc>
@@ -32597,7 +34715,7 @@
                 <w:color w:val="1D1D1D"/>
                 <w:sz w:val="16"/>
               </w:rPr>
-              <w:t>Search summary only</w:t>
+              <w:t>Opened; see research file</w:t>
             </w:r>
           </w:p>
         </w:tc>
@@ -32616,7 +34734,7 @@
                 <w:color w:val="1D1D1D"/>
                 <w:sz w:val="16"/>
               </w:rPr>
-              <w:t>HY-06</w:t>
+              <w:t>DE:S9</w:t>
             </w:r>
           </w:p>
         </w:tc>
@@ -32633,7 +34751,22 @@
                 <w:color w:val="1D1D1D"/>
                 <w:sz w:val="16"/>
               </w:rPr>
-              <w:t>World Bank / ESMAP (2024). Leveraging Private Sector Solutions in Large Hydropower Projects. Report. https://openknowledge.worldbank.org/server/api/core/bitstreams/fe010c7b-1276-4c4c-8c86-7ca960ca5e60/content</w:t>
+              <w:t xml:space="preserve">ERA / KfW, </w:t>
+            </w:r>
+            <w:r>
+              <w:rPr>
+                <w:i/>
+                <w:color w:val="1D1D1D"/>
+                <w:sz w:val="16"/>
+              </w:rPr>
+              <w:t>GET FiT Program Uganda Overview Brief</w:t>
+            </w:r>
+            <w:r>
+              <w:rPr>
+                <w:color w:val="1D1D1D"/>
+                <w:sz w:val="16"/>
+              </w:rPr>
+              <w:t>. https://www.era.go.ug/wp-content/uploads/2025/05/GET-FiT-Info-Brief.pdf</w:t>
             </w:r>
           </w:p>
         </w:tc>
@@ -32650,7 +34783,7 @@
                 <w:color w:val="1D1D1D"/>
                 <w:sz w:val="16"/>
               </w:rPr>
-              <w:t>Full text read</w:t>
+              <w:t>Opened; see research file</w:t>
             </w:r>
           </w:p>
         </w:tc>
@@ -32670,7 +34803,7 @@
                 <w:color w:val="1D1D1D"/>
                 <w:sz w:val="16"/>
               </w:rPr>
-              <w:t>HY-07</w:t>
+              <w:t>DE:S11</w:t>
             </w:r>
           </w:p>
         </w:tc>
@@ -32688,7 +34821,7 @@
                 <w:color w:val="1D1D1D"/>
                 <w:sz w:val="16"/>
               </w:rPr>
-              <w:t>World Bank / ESMAP (with IHA; SECO-funded) (2020). Operation and Maintenance Strategies for Hydropower: Handbook for Practitioners and Decision Makers. Handbook. https://openknowledge.worldbank.org/handle/10986/33313</w:t>
+              <w:t>Wikipedia, Bugoye Hydroelectric Power Station. https://en.wikipedia.org/wiki/Bugoye_Hydroelectric_Power_Station</w:t>
             </w:r>
           </w:p>
         </w:tc>
@@ -32725,7 +34858,7 @@
                 <w:color w:val="1D1D1D"/>
                 <w:sz w:val="16"/>
               </w:rPr>
-              <w:t>HY-08</w:t>
+              <w:t>DE:S14</w:t>
             </w:r>
           </w:p>
         </w:tc>
@@ -32742,7 +34875,7 @@
                 <w:color w:val="1D1D1D"/>
                 <w:sz w:val="16"/>
               </w:rPr>
-              <w:t>Ansar, Flyvbjerg, Budzier, Lunn (Energy Policy, 2014; arXiv:1409.0002) (2014). Should we build more large dams? The actual costs of hydropower megaproject development. Peer-reviewed article. https://arxiv.org/abs/1409.0002</w:t>
+              <w:t>IED, Small Hydro Power Projects for tea factories, Kenya and Uganda (2007). https://extranet.ied-sa.fr/en/projects-and-references/references/details/10/85/fiches-gb-2007.html</w:t>
             </w:r>
           </w:p>
         </w:tc>
@@ -32759,7 +34892,7 @@
                 <w:color w:val="1D1D1D"/>
                 <w:sz w:val="16"/>
               </w:rPr>
-              <w:t>Full text read</w:t>
+              <w:t>Opened; see research file</w:t>
             </w:r>
           </w:p>
         </w:tc>
@@ -32779,7 +34912,7 @@
                 <w:color w:val="1D1D1D"/>
                 <w:sz w:val="16"/>
               </w:rPr>
-              <w:t>HY-15</w:t>
+              <w:t>DE:S15</w:t>
             </w:r>
           </w:p>
         </w:tc>
@@ -32797,7 +34930,7 @@
                 <w:color w:val="1D1D1D"/>
                 <w:sz w:val="16"/>
               </w:rPr>
-              <w:t>World Bank (ESF guidance) (n.d. (c. 2021, per document IDs)). Good Practice Note on Dam Safety. Good practice note. https://www.worldbank.org/en/topic/watersupply/publication/good-practice-note-on-dam-safety-new-guidance-on-managing-risks-associated-with-dams</w:t>
+              <w:t>Hydropower &amp; Dams, Sinoe Rapids small hydro (Liberia). https://www.hydropower-dams.com/?p=1009</w:t>
             </w:r>
           </w:p>
         </w:tc>
@@ -32815,7 +34948,7 @@
                 <w:color w:val="1D1D1D"/>
                 <w:sz w:val="16"/>
               </w:rPr>
-              <w:t>Search summary only</w:t>
+              <w:t>Opened; see research file</w:t>
             </w:r>
           </w:p>
         </w:tc>
@@ -32834,7 +34967,7 @@
                 <w:color w:val="1D1D1D"/>
                 <w:sz w:val="16"/>
               </w:rPr>
-              <w:t>INT:S8</w:t>
+              <w:t>DE:S16</w:t>
             </w:r>
           </w:p>
         </w:tc>
@@ -32851,7 +34984,7 @@
                 <w:color w:val="1D1D1D"/>
                 <w:sz w:val="16"/>
               </w:rPr>
-              <w:t>Agência Pública, "Belo Monte está de pé mas precisa de mais dinheiro para ficar pronta" (Nov 2017): https://apublica.org/2017/11/belo-monte-esta-de-pe-mas-precisa-de-mais-dinheiro-para-ficar-pronta/</w:t>
+              <w:t>Water Power Magazine, Kakono hydropower FS/ESIA (Tanzania). https://www.waterpowermagazine.com/?p=10699</w:t>
             </w:r>
           </w:p>
         </w:tc>
@@ -32888,7 +35021,7 @@
                 <w:color w:val="1D1D1D"/>
                 <w:sz w:val="16"/>
               </w:rPr>
-              <w:t>INT:S22</w:t>
+              <w:t>DE:S17</w:t>
             </w:r>
           </w:p>
         </w:tc>
@@ -32906,7 +35039,7 @@
                 <w:color w:val="1D1D1D"/>
                 <w:sz w:val="16"/>
               </w:rPr>
-              <w:t>CRHoy, "ICE asegura que reparaciones en planta Reventazón están al 71%" (May 2018): https://crhoy.com/nacionales/ice-asegura-que-reparaciones-en-planta-reventazon-estan-al-71/</w:t>
+              <w:t>AllAfrica / AfDB, "SEFA grants US$1 million to prepare an innovative community-owned hydropower project in Kenya", Jan 2017. https://allafrica.com/stories/201701060627.html</w:t>
             </w:r>
           </w:p>
         </w:tc>
@@ -32943,7 +35076,7 @@
                 <w:color w:val="1D1D1D"/>
                 <w:sz w:val="16"/>
               </w:rPr>
-              <w:t>PF-01</w:t>
+              <w:t>DE:S18</w:t>
             </w:r>
           </w:p>
         </w:tc>
@@ -32960,7 +35093,7 @@
                 <w:color w:val="1D1D1D"/>
                 <w:sz w:val="16"/>
               </w:rPr>
-              <w:t>World Bank (n.d.). World Bank Guarantees Program. Program page. https://www.worldbank.org/en/programs/guarantees-program</w:t>
+              <w:t>Engineering News, "Financing and legal frameworks key for successful renewables projects in Africa", 19 July 2016 (Castalia). https://www.engineeringnews.co.za/article/financing-and-legal-frameworks-key-for-successful-renewables-projects-in-africa-2016-07-19</w:t>
             </w:r>
           </w:p>
         </w:tc>
@@ -32977,7 +35110,7 @@
                 <w:color w:val="1D1D1D"/>
                 <w:sz w:val="16"/>
               </w:rPr>
-              <w:t>Search summary only</w:t>
+              <w:t>Opened; see research file</w:t>
             </w:r>
           </w:p>
         </w:tc>
@@ -32997,7 +35130,7 @@
                 <w:color w:val="1D1D1D"/>
                 <w:sz w:val="16"/>
               </w:rPr>
-              <w:t>PF-02</w:t>
+              <w:t>DE:S21</w:t>
             </w:r>
           </w:p>
         </w:tc>
@@ -33015,7 +35148,7 @@
                 <w:color w:val="1D1D1D"/>
                 <w:sz w:val="16"/>
               </w:rPr>
-              <w:t>World Bank Treasury (n.d.). IBRD Financial Products: Credit Enhancement. Product page. https://treasury.worldbank.org/en/about/unit/treasury/ibrd-financial-products/creditenhancement</w:t>
+              <w:t>Cities Climate Finance Leadership Alliance, Africa50 Project Development. https://citiesclimatefinance.org/project-preparation-resource-directory/africa50-project-development</w:t>
             </w:r>
           </w:p>
         </w:tc>
@@ -33033,7 +35166,7 @@
                 <w:color w:val="1D1D1D"/>
                 <w:sz w:val="16"/>
               </w:rPr>
-              <w:t>Search summary only</w:t>
+              <w:t>Opened; see research file</w:t>
             </w:r>
           </w:p>
         </w:tc>
@@ -33052,7 +35185,7 @@
                 <w:color w:val="1D1D1D"/>
                 <w:sz w:val="16"/>
               </w:rPr>
-              <w:t>PF-03</w:t>
+              <w:t>DE:S23</w:t>
             </w:r>
           </w:p>
         </w:tc>
@@ -33069,7 +35202,7 @@
                 <w:color w:val="1D1D1D"/>
                 <w:sz w:val="16"/>
               </w:rPr>
-              <w:t>MIGA (n.d.). Non-Honoring of Sovereign Financial Obligations (NHSFO) / Non-honoring of public debt. Product page. https://www.miga.org/product/non-honoring-public-debt</w:t>
+              <w:t>Brookings, "Figures of the week: Africa's infrastructure paradox", 24 Feb 2021 (citing McKinsey 2020). https://www.brookings.edu/articles/figures-of-the-week-africas-infrastructure-paradox</w:t>
             </w:r>
           </w:p>
         </w:tc>
@@ -33086,7 +35219,7 @@
                 <w:color w:val="1D1D1D"/>
                 <w:sz w:val="16"/>
               </w:rPr>
-              <w:t>Search summary only</w:t>
+              <w:t>Opened; see research file</w:t>
             </w:r>
           </w:p>
         </w:tc>
@@ -33106,7 +35239,7 @@
                 <w:color w:val="1D1D1D"/>
                 <w:sz w:val="16"/>
               </w:rPr>
-              <w:t>PF-04</w:t>
+              <w:t>DE:S30</w:t>
             </w:r>
           </w:p>
         </w:tc>
@@ -33124,7 +35257,7 @@
                 <w:color w:val="1D1D1D"/>
                 <w:sz w:val="16"/>
               </w:rPr>
-              <w:t>African Trade &amp; Investment Development Insurance (ATIDI), KfW, Norad (2017- (ongoing)). Regional Liquidity Support Facility (RLSF). Product page. https://www.atidi.africa/our-solutions/energy-solutions/regional-liquidity-support-facility-rlsf/</w:t>
+              <w:t>FMO project detail, Bugoye Hydro Limited (51836). https://www.fmo.nl/project-detail/51836</w:t>
             </w:r>
           </w:p>
         </w:tc>
@@ -33142,7 +35275,7 @@
                 <w:color w:val="1D1D1D"/>
                 <w:sz w:val="16"/>
               </w:rPr>
-              <w:t>Search summary only</w:t>
+              <w:t>Opened; see research file</w:t>
             </w:r>
           </w:p>
         </w:tc>
@@ -33161,7 +35294,7 @@
                 <w:color w:val="1D1D1D"/>
                 <w:sz w:val="16"/>
               </w:rPr>
-              <w:t>PF-06</w:t>
+              <w:t>DE:S35</w:t>
             </w:r>
           </w:p>
         </w:tc>
@@ -33178,7 +35311,7 @@
                 <w:color w:val="1D1D1D"/>
                 <w:sz w:val="16"/>
               </w:rPr>
-              <w:t>African Development Bank (press release) (n.d.). Madagascar: African Development Bank approves guarantee of $100 million to hydropower project (Sahofika PRG). Press release. https://afdb.africa-newsroom.com/press/madagascar-african-development-bank-approves-guarantee-of-100-million-to-hydropower-project-to-benefit-over-2-million-people</w:t>
+              <w:t>KfW Development Bank, "Energy Supply: Uganda: GET FIT" factsheet (last updated 05/2017). https://www.kfw-entwicklungsbank.de/PDF/Entwicklungsfinanzierung/Themen-NEU/Get-Fit-Programme-EN_Mai2015.pdf</w:t>
             </w:r>
           </w:p>
         </w:tc>
@@ -33195,7 +35328,7 @@
                 <w:color w:val="1D1D1D"/>
                 <w:sz w:val="16"/>
               </w:rPr>
-              <w:t>Search summary only</w:t>
+              <w:t>Opened; see research file</w:t>
             </w:r>
           </w:p>
         </w:tc>
@@ -33215,7 +35348,7 @@
                 <w:color w:val="1D1D1D"/>
                 <w:sz w:val="16"/>
               </w:rPr>
-              <w:t>PF-11</w:t>
+              <w:t>DE:S39</w:t>
             </w:r>
           </w:p>
         </w:tc>
@@ -33233,7 +35366,7 @@
                 <w:color w:val="1D1D1D"/>
                 <w:sz w:val="16"/>
               </w:rPr>
-              <w:t>World Bank (2018). Project Appraisal Document: Nachtigal Hydropower Project, Cameroon (IBRD Payment &amp; Loan Guarantees; Report No. 122876-CM). Project appraisal document. https://ewsdata.rightsindevelopment.org/files/documents/34/WB-P157734_j0tmCq4.pdf</w:t>
+              <w:t>FMO news, "FMO enhances renewable energy provision in Uganda" (Nyamagasani, 22 Sep 2017). https://www.fmo.nl/news-detail/d6343286-eecc-4e35-b477-f22c01c2697a/fmo-enhances-renewable-energy-provision-in-uganda</w:t>
             </w:r>
           </w:p>
         </w:tc>
@@ -33251,7 +35384,7 @@
                 <w:color w:val="1D1D1D"/>
                 <w:sz w:val="16"/>
               </w:rPr>
-              <w:t>Full text read</w:t>
+              <w:t>Opened; see research file</w:t>
             </w:r>
           </w:p>
         </w:tc>
@@ -33270,7 +35403,7 @@
                 <w:color w:val="1D1D1D"/>
                 <w:sz w:val="16"/>
               </w:rPr>
-              <w:t>PF-13</w:t>
+              <w:t>DE:S39b</w:t>
             </w:r>
           </w:p>
         </w:tc>
@@ -33287,7 +35420,7 @@
                 <w:color w:val="1D1D1D"/>
                 <w:sz w:val="16"/>
               </w:rPr>
-              <w:t>Alain Ebobisse (Africa50) &amp; Amadou Hott (AfDB) / Brookings Africa in Focus (2018). Enhancing the attractiveness of private investment in hydropower in Africa. Policy blog/article. https://www.brookings.edu/articles/enhancing-the-attractiveness-of-private-investment-in-hydropower-in-africa</w:t>
+              <w:t>Proparco, Nyamagasani 1. https://www.proparco.fr/en/carte-des-projets/nyamagasani-1</w:t>
             </w:r>
           </w:p>
         </w:tc>
@@ -33304,7 +35437,7 @@
                 <w:color w:val="1D1D1D"/>
                 <w:sz w:val="16"/>
               </w:rPr>
-              <w:t>Landing or summary page read</w:t>
+              <w:t>Opened; see research file</w:t>
             </w:r>
           </w:p>
         </w:tc>
@@ -33324,6 +35457,1677 @@
                 <w:color w:val="1D1D1D"/>
                 <w:sz w:val="16"/>
               </w:rPr>
+              <w:t>DE:S39c</w:t>
+            </w:r>
+          </w:p>
+        </w:tc>
+        <w:tc>
+          <w:tcPr>
+            <w:tcW w:type="dxa" w:w="6024"/>
+            <w:shd w:val="clear" w:color="auto" w:fill="FAF8F2"/>
+          </w:tcPr>
+          <w:p>
+            <w:pPr>
+              <w:spacing w:after="0"/>
+            </w:pPr>
+            <w:r>
+              <w:rPr>
+                <w:color w:val="1D1D1D"/>
+                <w:sz w:val="16"/>
+              </w:rPr>
+              <w:t>Proparco, Nyamagasani 2. https://proparco.fr/en/carte-des-projets/nyamagasani-2</w:t>
+            </w:r>
+          </w:p>
+        </w:tc>
+        <w:tc>
+          <w:tcPr>
+            <w:tcW w:type="dxa" w:w="2811"/>
+            <w:shd w:val="clear" w:color="auto" w:fill="FAF8F2"/>
+          </w:tcPr>
+          <w:p>
+            <w:pPr>
+              <w:spacing w:after="0"/>
+            </w:pPr>
+            <w:r>
+              <w:rPr>
+                <w:color w:val="1D1D1D"/>
+                <w:sz w:val="16"/>
+              </w:rPr>
+              <w:t>Opened; see research file</w:t>
+            </w:r>
+          </w:p>
+        </w:tc>
+      </w:tr>
+      <w:tr>
+        <w:tc>
+          <w:tcPr>
+            <w:tcW w:type="dxa" w:w="803"/>
+          </w:tcPr>
+          <w:p>
+            <w:pPr>
+              <w:spacing w:after="0"/>
+            </w:pPr>
+            <w:r>
+              <w:rPr>
+                <w:color w:val="1D1D1D"/>
+                <w:sz w:val="16"/>
+              </w:rPr>
+              <w:t>DE:S42</w:t>
+            </w:r>
+          </w:p>
+        </w:tc>
+        <w:tc>
+          <w:tcPr>
+            <w:tcW w:type="dxa" w:w="6024"/>
+          </w:tcPr>
+          <w:p>
+            <w:pPr>
+              <w:spacing w:after="0"/>
+            </w:pPr>
+            <w:r>
+              <w:rPr>
+                <w:color w:val="1D1D1D"/>
+                <w:sz w:val="16"/>
+              </w:rPr>
+              <w:t xml:space="preserve">Republic of Kenya, Ministry of Energy, </w:t>
+            </w:r>
+            <w:r>
+              <w:rPr>
+                <w:i/>
+                <w:color w:val="1D1D1D"/>
+                <w:sz w:val="16"/>
+              </w:rPr>
+              <w:t>Feed-in-Tariffs Policy ... 2nd revision, December 2012</w:t>
+            </w:r>
+            <w:r>
+              <w:rPr>
+                <w:color w:val="1D1D1D"/>
+                <w:sz w:val="16"/>
+              </w:rPr>
+              <w:t>. https://knowledgehub.ksg.ac.ke/images/2023/Policies/Feed%20in%20Tariff%20Policy%202012.pdf</w:t>
+            </w:r>
+          </w:p>
+        </w:tc>
+        <w:tc>
+          <w:tcPr>
+            <w:tcW w:type="dxa" w:w="2811"/>
+          </w:tcPr>
+          <w:p>
+            <w:pPr>
+              <w:spacing w:after="0"/>
+            </w:pPr>
+            <w:r>
+              <w:rPr>
+                <w:color w:val="1D1D1D"/>
+                <w:sz w:val="16"/>
+              </w:rPr>
+              <w:t>Opened; see research file</w:t>
+            </w:r>
+          </w:p>
+        </w:tc>
+      </w:tr>
+      <w:tr>
+        <w:tc>
+          <w:tcPr>
+            <w:tcW w:type="dxa" w:w="803"/>
+            <w:shd w:val="clear" w:color="auto" w:fill="FAF8F2"/>
+          </w:tcPr>
+          <w:p>
+            <w:pPr>
+              <w:spacing w:after="0"/>
+            </w:pPr>
+            <w:r>
+              <w:rPr>
+                <w:color w:val="1D1D1D"/>
+                <w:sz w:val="16"/>
+              </w:rPr>
+              <w:t>DE:S44</w:t>
+            </w:r>
+          </w:p>
+        </w:tc>
+        <w:tc>
+          <w:tcPr>
+            <w:tcW w:type="dxa" w:w="6024"/>
+            <w:shd w:val="clear" w:color="auto" w:fill="FAF8F2"/>
+          </w:tcPr>
+          <w:p>
+            <w:pPr>
+              <w:spacing w:after="0"/>
+            </w:pPr>
+            <w:r>
+              <w:rPr>
+                <w:color w:val="1D1D1D"/>
+                <w:sz w:val="16"/>
+              </w:rPr>
+              <w:t xml:space="preserve">ALN, </w:t>
+            </w:r>
+            <w:r>
+              <w:rPr>
+                <w:i/>
+                <w:color w:val="1D1D1D"/>
+                <w:sz w:val="16"/>
+              </w:rPr>
+              <w:t>Power Guide Tanzania</w:t>
+            </w:r>
+            <w:r>
+              <w:rPr>
+                <w:color w:val="1D1D1D"/>
+                <w:sz w:val="16"/>
+              </w:rPr>
+              <w:t xml:space="preserve"> (2023). https://aln.africa/wp-content/uploads/2023/06/ALN-Power-Guide-Tanzania.pdf</w:t>
+            </w:r>
+          </w:p>
+        </w:tc>
+        <w:tc>
+          <w:tcPr>
+            <w:tcW w:type="dxa" w:w="2811"/>
+            <w:shd w:val="clear" w:color="auto" w:fill="FAF8F2"/>
+          </w:tcPr>
+          <w:p>
+            <w:pPr>
+              <w:spacing w:after="0"/>
+            </w:pPr>
+            <w:r>
+              <w:rPr>
+                <w:color w:val="1D1D1D"/>
+                <w:sz w:val="16"/>
+              </w:rPr>
+              <w:t>Opened; see research file</w:t>
+            </w:r>
+          </w:p>
+        </w:tc>
+      </w:tr>
+      <w:tr>
+        <w:tc>
+          <w:tcPr>
+            <w:tcW w:type="dxa" w:w="803"/>
+          </w:tcPr>
+          <w:p>
+            <w:pPr>
+              <w:spacing w:after="0"/>
+            </w:pPr>
+            <w:r>
+              <w:rPr>
+                <w:color w:val="1D1D1D"/>
+                <w:sz w:val="16"/>
+              </w:rPr>
+              <w:t>DE:S47</w:t>
+            </w:r>
+          </w:p>
+        </w:tc>
+        <w:tc>
+          <w:tcPr>
+            <w:tcW w:type="dxa" w:w="6024"/>
+          </w:tcPr>
+          <w:p>
+            <w:pPr>
+              <w:spacing w:after="0"/>
+            </w:pPr>
+            <w:r>
+              <w:rPr>
+                <w:color w:val="1D1D1D"/>
+                <w:sz w:val="16"/>
+              </w:rPr>
+              <w:t>Fenwick Elliott, "The Emerald Book: the new FIDIC Tunnelling Contract". https://www.fenwickelliott.com/research-insight/newsletters/international-quarterly/emerald-book-new-fidic-tunnelling-contract</w:t>
+            </w:r>
+          </w:p>
+        </w:tc>
+        <w:tc>
+          <w:tcPr>
+            <w:tcW w:type="dxa" w:w="2811"/>
+          </w:tcPr>
+          <w:p>
+            <w:pPr>
+              <w:spacing w:after="0"/>
+            </w:pPr>
+            <w:r>
+              <w:rPr>
+                <w:color w:val="1D1D1D"/>
+                <w:sz w:val="16"/>
+              </w:rPr>
+              <w:t>Opened; see research file</w:t>
+            </w:r>
+          </w:p>
+        </w:tc>
+      </w:tr>
+      <w:tr>
+        <w:tc>
+          <w:tcPr>
+            <w:tcW w:type="dxa" w:w="803"/>
+            <w:shd w:val="clear" w:color="auto" w:fill="FAF8F2"/>
+          </w:tcPr>
+          <w:p>
+            <w:pPr>
+              <w:spacing w:after="0"/>
+            </w:pPr>
+            <w:r>
+              <w:rPr>
+                <w:color w:val="1D1D1D"/>
+                <w:sz w:val="16"/>
+              </w:rPr>
+              <w:t>DE:S49</w:t>
+            </w:r>
+          </w:p>
+        </w:tc>
+        <w:tc>
+          <w:tcPr>
+            <w:tcW w:type="dxa" w:w="6024"/>
+            <w:shd w:val="clear" w:color="auto" w:fill="FAF8F2"/>
+          </w:tcPr>
+          <w:p>
+            <w:pPr>
+              <w:spacing w:after="0"/>
+            </w:pPr>
+            <w:r>
+              <w:rPr>
+                <w:color w:val="1D1D1D"/>
+                <w:sz w:val="16"/>
+              </w:rPr>
+              <w:t>Equator Principles Association, About. https://equator-principles.com/about/</w:t>
+            </w:r>
+          </w:p>
+        </w:tc>
+        <w:tc>
+          <w:tcPr>
+            <w:tcW w:type="dxa" w:w="2811"/>
+            <w:shd w:val="clear" w:color="auto" w:fill="FAF8F2"/>
+          </w:tcPr>
+          <w:p>
+            <w:pPr>
+              <w:spacing w:after="0"/>
+            </w:pPr>
+            <w:r>
+              <w:rPr>
+                <w:color w:val="1D1D1D"/>
+                <w:sz w:val="16"/>
+              </w:rPr>
+              <w:t>Opened; see research file</w:t>
+            </w:r>
+          </w:p>
+        </w:tc>
+      </w:tr>
+      <w:tr>
+        <w:tc>
+          <w:tcPr>
+            <w:tcW w:type="dxa" w:w="803"/>
+          </w:tcPr>
+          <w:p>
+            <w:pPr>
+              <w:spacing w:after="0"/>
+            </w:pPr>
+            <w:r>
+              <w:rPr>
+                <w:color w:val="1D1D1D"/>
+                <w:sz w:val="16"/>
+              </w:rPr>
+              <w:t>DE:S50</w:t>
+            </w:r>
+          </w:p>
+        </w:tc>
+        <w:tc>
+          <w:tcPr>
+            <w:tcW w:type="dxa" w:w="6024"/>
+          </w:tcPr>
+          <w:p>
+            <w:pPr>
+              <w:spacing w:after="0"/>
+            </w:pPr>
+            <w:r>
+              <w:rPr>
+                <w:color w:val="1D1D1D"/>
+                <w:sz w:val="16"/>
+              </w:rPr>
+              <w:t>Norton Rose Fulbright, "Equator Principles 4 enter into force: what will this mean in practice?". https://nortonrosefulbright.com/en/knowledge/publications/3a6e7a7b/equator-principles-4-enter-into-force-what-will-this-mean-in-practice</w:t>
+            </w:r>
+          </w:p>
+        </w:tc>
+        <w:tc>
+          <w:tcPr>
+            <w:tcW w:type="dxa" w:w="2811"/>
+          </w:tcPr>
+          <w:p>
+            <w:pPr>
+              <w:spacing w:after="0"/>
+            </w:pPr>
+            <w:r>
+              <w:rPr>
+                <w:color w:val="1D1D1D"/>
+                <w:sz w:val="16"/>
+              </w:rPr>
+              <w:t>Search summary only</w:t>
+            </w:r>
+          </w:p>
+        </w:tc>
+      </w:tr>
+      <w:tr>
+        <w:tc>
+          <w:tcPr>
+            <w:tcW w:type="dxa" w:w="803"/>
+            <w:shd w:val="clear" w:color="auto" w:fill="FAF8F2"/>
+          </w:tcPr>
+          <w:p>
+            <w:pPr>
+              <w:spacing w:after="0"/>
+            </w:pPr>
+            <w:r>
+              <w:rPr>
+                <w:color w:val="1D1D1D"/>
+                <w:sz w:val="16"/>
+              </w:rPr>
+              <w:t>DE:S53</w:t>
+            </w:r>
+          </w:p>
+        </w:tc>
+        <w:tc>
+          <w:tcPr>
+            <w:tcW w:type="dxa" w:w="6024"/>
+            <w:shd w:val="clear" w:color="auto" w:fill="FAF8F2"/>
+          </w:tcPr>
+          <w:p>
+            <w:pPr>
+              <w:spacing w:after="0"/>
+            </w:pPr>
+            <w:r>
+              <w:rPr>
+                <w:color w:val="1D1D1D"/>
+                <w:sz w:val="16"/>
+              </w:rPr>
+              <w:t>Renewable Energy World, "Kikagati small hydropower station in Africa achieves financial close", Aug 2019. https://www.renewableenergyworld.com/energy-business/energy-finance/kikagati-small-hydropower-station-in-africa-achieves-financial-close/</w:t>
+            </w:r>
+          </w:p>
+        </w:tc>
+        <w:tc>
+          <w:tcPr>
+            <w:tcW w:type="dxa" w:w="2811"/>
+            <w:shd w:val="clear" w:color="auto" w:fill="FAF8F2"/>
+          </w:tcPr>
+          <w:p>
+            <w:pPr>
+              <w:spacing w:after="0"/>
+            </w:pPr>
+            <w:r>
+              <w:rPr>
+                <w:color w:val="1D1D1D"/>
+                <w:sz w:val="16"/>
+              </w:rPr>
+              <w:t>Opened; see research file</w:t>
+            </w:r>
+          </w:p>
+        </w:tc>
+      </w:tr>
+      <w:tr>
+        <w:tc>
+          <w:tcPr>
+            <w:tcW w:type="dxa" w:w="803"/>
+          </w:tcPr>
+          <w:p>
+            <w:pPr>
+              <w:spacing w:after="0"/>
+            </w:pPr>
+            <w:r>
+              <w:rPr>
+                <w:color w:val="1D1D1D"/>
+                <w:sz w:val="16"/>
+              </w:rPr>
+              <w:t>FR-01</w:t>
+            </w:r>
+          </w:p>
+        </w:tc>
+        <w:tc>
+          <w:tcPr>
+            <w:tcW w:type="dxa" w:w="6024"/>
+          </w:tcPr>
+          <w:p>
+            <w:pPr>
+              <w:spacing w:after="0"/>
+            </w:pPr>
+            <w:r>
+              <w:rPr>
+                <w:color w:val="1D1D1D"/>
+                <w:sz w:val="16"/>
+              </w:rPr>
+              <w:t>IMF &amp; World Bank Group (via PPIAF) (2019). Guidance Note for the Public-Private Partnerships Fiscal Risk Assessment Model (PFRAM) 2.0. Guidance note. https://ppiaf.org/documents/5783</w:t>
+            </w:r>
+          </w:p>
+        </w:tc>
+        <w:tc>
+          <w:tcPr>
+            <w:tcW w:type="dxa" w:w="2811"/>
+          </w:tcPr>
+          <w:p>
+            <w:pPr>
+              <w:spacing w:after="0"/>
+            </w:pPr>
+            <w:r>
+              <w:rPr>
+                <w:color w:val="1D1D1D"/>
+                <w:sz w:val="16"/>
+              </w:rPr>
+              <w:t>Search summary only</w:t>
+            </w:r>
+          </w:p>
+        </w:tc>
+      </w:tr>
+      <w:tr>
+        <w:tc>
+          <w:tcPr>
+            <w:tcW w:type="dxa" w:w="803"/>
+            <w:shd w:val="clear" w:color="auto" w:fill="FAF8F2"/>
+          </w:tcPr>
+          <w:p>
+            <w:pPr>
+              <w:spacing w:after="0"/>
+            </w:pPr>
+            <w:r>
+              <w:rPr>
+                <w:color w:val="1D1D1D"/>
+                <w:sz w:val="16"/>
+              </w:rPr>
+              <w:t>FR-09</w:t>
+            </w:r>
+          </w:p>
+        </w:tc>
+        <w:tc>
+          <w:tcPr>
+            <w:tcW w:type="dxa" w:w="6024"/>
+            <w:shd w:val="clear" w:color="auto" w:fill="FAF8F2"/>
+          </w:tcPr>
+          <w:p>
+            <w:pPr>
+              <w:spacing w:after="0"/>
+            </w:pPr>
+            <w:r>
+              <w:rPr>
+                <w:color w:val="1D1D1D"/>
+                <w:sz w:val="16"/>
+              </w:rPr>
+              <w:t>IMF &amp; World Bank (IMF Policy Paper) (2018). Guidance Note on the Bank-Fund Debt Sustainability Framework for Low Income Countries. Policy paper / guidance. https://www.worldbank.org/content/dam/LIC%20DSF/Site%20File/assets/documentation/pp122617guidance-note-on-lic-dsf.pdf</w:t>
+            </w:r>
+          </w:p>
+        </w:tc>
+        <w:tc>
+          <w:tcPr>
+            <w:tcW w:type="dxa" w:w="2811"/>
+            <w:shd w:val="clear" w:color="auto" w:fill="FAF8F2"/>
+          </w:tcPr>
+          <w:p>
+            <w:pPr>
+              <w:spacing w:after="0"/>
+            </w:pPr>
+            <w:r>
+              <w:rPr>
+                <w:color w:val="1D1D1D"/>
+                <w:sz w:val="16"/>
+              </w:rPr>
+              <w:t>Full text read</w:t>
+            </w:r>
+          </w:p>
+        </w:tc>
+      </w:tr>
+      <w:tr>
+        <w:tc>
+          <w:tcPr>
+            <w:tcW w:type="dxa" w:w="803"/>
+          </w:tcPr>
+          <w:p>
+            <w:pPr>
+              <w:spacing w:after="0"/>
+            </w:pPr>
+            <w:r>
+              <w:rPr>
+                <w:color w:val="1D1D1D"/>
+                <w:sz w:val="16"/>
+              </w:rPr>
+              <w:t>HY-01</w:t>
+            </w:r>
+          </w:p>
+        </w:tc>
+        <w:tc>
+          <w:tcPr>
+            <w:tcW w:type="dxa" w:w="6024"/>
+          </w:tcPr>
+          <w:p>
+            <w:pPr>
+              <w:spacing w:after="0"/>
+            </w:pPr>
+            <w:r>
+              <w:rPr>
+                <w:color w:val="1D1D1D"/>
+                <w:sz w:val="16"/>
+              </w:rPr>
+              <w:t>IRENA (2025). Renewable Power Generation Costs in 2024. Statistical report. https://www.irena.org/-/media/Files/IRENA/Agency/Publication/2025/Jul/IRENA_TEC_RPGC_in_2024_2025.pdf</w:t>
+            </w:r>
+          </w:p>
+        </w:tc>
+        <w:tc>
+          <w:tcPr>
+            <w:tcW w:type="dxa" w:w="2811"/>
+          </w:tcPr>
+          <w:p>
+            <w:pPr>
+              <w:spacing w:after="0"/>
+            </w:pPr>
+            <w:r>
+              <w:rPr>
+                <w:color w:val="1D1D1D"/>
+                <w:sz w:val="16"/>
+              </w:rPr>
+              <w:t>Full text read</w:t>
+            </w:r>
+          </w:p>
+        </w:tc>
+      </w:tr>
+      <w:tr>
+        <w:tc>
+          <w:tcPr>
+            <w:tcW w:type="dxa" w:w="803"/>
+            <w:shd w:val="clear" w:color="auto" w:fill="FAF8F2"/>
+          </w:tcPr>
+          <w:p>
+            <w:pPr>
+              <w:spacing w:after="0"/>
+            </w:pPr>
+            <w:r>
+              <w:rPr>
+                <w:color w:val="1D1D1D"/>
+                <w:sz w:val="16"/>
+              </w:rPr>
+              <w:t>HY-03</w:t>
+            </w:r>
+          </w:p>
+        </w:tc>
+        <w:tc>
+          <w:tcPr>
+            <w:tcW w:type="dxa" w:w="6024"/>
+            <w:shd w:val="clear" w:color="auto" w:fill="FAF8F2"/>
+          </w:tcPr>
+          <w:p>
+            <w:pPr>
+              <w:spacing w:after="0"/>
+            </w:pPr>
+            <w:r>
+              <w:rPr>
+                <w:color w:val="1D1D1D"/>
+                <w:sz w:val="16"/>
+              </w:rPr>
+              <w:t>Hydropower Sustainability Council / IHA (2021). Hydropower Sustainability Standard. Certification standard. https://hydrosustainability.org/standard</w:t>
+            </w:r>
+          </w:p>
+        </w:tc>
+        <w:tc>
+          <w:tcPr>
+            <w:tcW w:type="dxa" w:w="2811"/>
+            <w:shd w:val="clear" w:color="auto" w:fill="FAF8F2"/>
+          </w:tcPr>
+          <w:p>
+            <w:pPr>
+              <w:spacing w:after="0"/>
+            </w:pPr>
+            <w:r>
+              <w:rPr>
+                <w:color w:val="1D1D1D"/>
+                <w:sz w:val="16"/>
+              </w:rPr>
+              <w:t>Search summary only</w:t>
+            </w:r>
+          </w:p>
+        </w:tc>
+      </w:tr>
+      <w:tr>
+        <w:tc>
+          <w:tcPr>
+            <w:tcW w:type="dxa" w:w="803"/>
+          </w:tcPr>
+          <w:p>
+            <w:pPr>
+              <w:spacing w:after="0"/>
+            </w:pPr>
+            <w:r>
+              <w:rPr>
+                <w:color w:val="1D1D1D"/>
+                <w:sz w:val="16"/>
+              </w:rPr>
+              <w:t>HY-06</w:t>
+            </w:r>
+          </w:p>
+        </w:tc>
+        <w:tc>
+          <w:tcPr>
+            <w:tcW w:type="dxa" w:w="6024"/>
+          </w:tcPr>
+          <w:p>
+            <w:pPr>
+              <w:spacing w:after="0"/>
+            </w:pPr>
+            <w:r>
+              <w:rPr>
+                <w:color w:val="1D1D1D"/>
+                <w:sz w:val="16"/>
+              </w:rPr>
+              <w:t>World Bank / ESMAP (2024). Leveraging Private Sector Solutions in Large Hydropower Projects. Report. https://openknowledge.worldbank.org/server/api/core/bitstreams/fe010c7b-1276-4c4c-8c86-7ca960ca5e60/content</w:t>
+            </w:r>
+          </w:p>
+        </w:tc>
+        <w:tc>
+          <w:tcPr>
+            <w:tcW w:type="dxa" w:w="2811"/>
+          </w:tcPr>
+          <w:p>
+            <w:pPr>
+              <w:spacing w:after="0"/>
+            </w:pPr>
+            <w:r>
+              <w:rPr>
+                <w:color w:val="1D1D1D"/>
+                <w:sz w:val="16"/>
+              </w:rPr>
+              <w:t>Full text read</w:t>
+            </w:r>
+          </w:p>
+        </w:tc>
+      </w:tr>
+      <w:tr>
+        <w:tc>
+          <w:tcPr>
+            <w:tcW w:type="dxa" w:w="803"/>
+            <w:shd w:val="clear" w:color="auto" w:fill="FAF8F2"/>
+          </w:tcPr>
+          <w:p>
+            <w:pPr>
+              <w:spacing w:after="0"/>
+            </w:pPr>
+            <w:r>
+              <w:rPr>
+                <w:color w:val="1D1D1D"/>
+                <w:sz w:val="16"/>
+              </w:rPr>
+              <w:t>HY-07</w:t>
+            </w:r>
+          </w:p>
+        </w:tc>
+        <w:tc>
+          <w:tcPr>
+            <w:tcW w:type="dxa" w:w="6024"/>
+            <w:shd w:val="clear" w:color="auto" w:fill="FAF8F2"/>
+          </w:tcPr>
+          <w:p>
+            <w:pPr>
+              <w:spacing w:after="0"/>
+            </w:pPr>
+            <w:r>
+              <w:rPr>
+                <w:color w:val="1D1D1D"/>
+                <w:sz w:val="16"/>
+              </w:rPr>
+              <w:t>World Bank / ESMAP (with IHA; SECO-funded) (2020). Operation and Maintenance Strategies for Hydropower: Handbook for Practitioners and Decision Makers. Handbook. https://openknowledge.worldbank.org/handle/10986/33313</w:t>
+            </w:r>
+          </w:p>
+        </w:tc>
+        <w:tc>
+          <w:tcPr>
+            <w:tcW w:type="dxa" w:w="2811"/>
+            <w:shd w:val="clear" w:color="auto" w:fill="FAF8F2"/>
+          </w:tcPr>
+          <w:p>
+            <w:pPr>
+              <w:spacing w:after="0"/>
+            </w:pPr>
+            <w:r>
+              <w:rPr>
+                <w:color w:val="1D1D1D"/>
+                <w:sz w:val="16"/>
+              </w:rPr>
+              <w:t>Search summary only</w:t>
+            </w:r>
+          </w:p>
+        </w:tc>
+      </w:tr>
+      <w:tr>
+        <w:tc>
+          <w:tcPr>
+            <w:tcW w:type="dxa" w:w="803"/>
+          </w:tcPr>
+          <w:p>
+            <w:pPr>
+              <w:spacing w:after="0"/>
+            </w:pPr>
+            <w:r>
+              <w:rPr>
+                <w:color w:val="1D1D1D"/>
+                <w:sz w:val="16"/>
+              </w:rPr>
+              <w:t>HY-08</w:t>
+            </w:r>
+          </w:p>
+        </w:tc>
+        <w:tc>
+          <w:tcPr>
+            <w:tcW w:type="dxa" w:w="6024"/>
+          </w:tcPr>
+          <w:p>
+            <w:pPr>
+              <w:spacing w:after="0"/>
+            </w:pPr>
+            <w:r>
+              <w:rPr>
+                <w:color w:val="1D1D1D"/>
+                <w:sz w:val="16"/>
+              </w:rPr>
+              <w:t>Ansar, Flyvbjerg, Budzier, Lunn (Energy Policy, 2014; arXiv:1409.0002) (2014). Should we build more large dams? The actual costs of hydropower megaproject development. Peer-reviewed article. https://arxiv.org/abs/1409.0002</w:t>
+            </w:r>
+          </w:p>
+        </w:tc>
+        <w:tc>
+          <w:tcPr>
+            <w:tcW w:type="dxa" w:w="2811"/>
+          </w:tcPr>
+          <w:p>
+            <w:pPr>
+              <w:spacing w:after="0"/>
+            </w:pPr>
+            <w:r>
+              <w:rPr>
+                <w:color w:val="1D1D1D"/>
+                <w:sz w:val="16"/>
+              </w:rPr>
+              <w:t>Full text read</w:t>
+            </w:r>
+          </w:p>
+        </w:tc>
+      </w:tr>
+      <w:tr>
+        <w:tc>
+          <w:tcPr>
+            <w:tcW w:type="dxa" w:w="803"/>
+            <w:shd w:val="clear" w:color="auto" w:fill="FAF8F2"/>
+          </w:tcPr>
+          <w:p>
+            <w:pPr>
+              <w:spacing w:after="0"/>
+            </w:pPr>
+            <w:r>
+              <w:rPr>
+                <w:color w:val="1D1D1D"/>
+                <w:sz w:val="16"/>
+              </w:rPr>
+              <w:t>HY-15</w:t>
+            </w:r>
+          </w:p>
+        </w:tc>
+        <w:tc>
+          <w:tcPr>
+            <w:tcW w:type="dxa" w:w="6024"/>
+            <w:shd w:val="clear" w:color="auto" w:fill="FAF8F2"/>
+          </w:tcPr>
+          <w:p>
+            <w:pPr>
+              <w:spacing w:after="0"/>
+            </w:pPr>
+            <w:r>
+              <w:rPr>
+                <w:color w:val="1D1D1D"/>
+                <w:sz w:val="16"/>
+              </w:rPr>
+              <w:t>World Bank (ESF guidance) (n.d. (c. 2021, per document IDs)). Good Practice Note on Dam Safety. Good practice note. https://www.worldbank.org/en/topic/watersupply/publication/good-practice-note-on-dam-safety-new-guidance-on-managing-risks-associated-with-dams</w:t>
+            </w:r>
+          </w:p>
+        </w:tc>
+        <w:tc>
+          <w:tcPr>
+            <w:tcW w:type="dxa" w:w="2811"/>
+            <w:shd w:val="clear" w:color="auto" w:fill="FAF8F2"/>
+          </w:tcPr>
+          <w:p>
+            <w:pPr>
+              <w:spacing w:after="0"/>
+            </w:pPr>
+            <w:r>
+              <w:rPr>
+                <w:color w:val="1D1D1D"/>
+                <w:sz w:val="16"/>
+              </w:rPr>
+              <w:t>Search summary only</w:t>
+            </w:r>
+          </w:p>
+        </w:tc>
+      </w:tr>
+      <w:tr>
+        <w:tc>
+          <w:tcPr>
+            <w:tcW w:type="dxa" w:w="803"/>
+          </w:tcPr>
+          <w:p>
+            <w:pPr>
+              <w:spacing w:after="0"/>
+            </w:pPr>
+            <w:r>
+              <w:rPr>
+                <w:color w:val="1D1D1D"/>
+                <w:sz w:val="16"/>
+              </w:rPr>
+              <w:t>INT:S8</w:t>
+            </w:r>
+          </w:p>
+        </w:tc>
+        <w:tc>
+          <w:tcPr>
+            <w:tcW w:type="dxa" w:w="6024"/>
+          </w:tcPr>
+          <w:p>
+            <w:pPr>
+              <w:spacing w:after="0"/>
+            </w:pPr>
+            <w:r>
+              <w:rPr>
+                <w:color w:val="1D1D1D"/>
+                <w:sz w:val="16"/>
+              </w:rPr>
+              <w:t>Agência Pública, "Belo Monte está de pé mas precisa de mais dinheiro para ficar pronta" (Nov 2017): https://apublica.org/2017/11/belo-monte-esta-de-pe-mas-precisa-de-mais-dinheiro-para-ficar-pronta/</w:t>
+            </w:r>
+          </w:p>
+        </w:tc>
+        <w:tc>
+          <w:tcPr>
+            <w:tcW w:type="dxa" w:w="2811"/>
+          </w:tcPr>
+          <w:p>
+            <w:pPr>
+              <w:spacing w:after="0"/>
+            </w:pPr>
+            <w:r>
+              <w:rPr>
+                <w:color w:val="1D1D1D"/>
+                <w:sz w:val="16"/>
+              </w:rPr>
+              <w:t>Opened; see research file</w:t>
+            </w:r>
+          </w:p>
+        </w:tc>
+      </w:tr>
+      <w:tr>
+        <w:tc>
+          <w:tcPr>
+            <w:tcW w:type="dxa" w:w="803"/>
+            <w:shd w:val="clear" w:color="auto" w:fill="FAF8F2"/>
+          </w:tcPr>
+          <w:p>
+            <w:pPr>
+              <w:spacing w:after="0"/>
+            </w:pPr>
+            <w:r>
+              <w:rPr>
+                <w:color w:val="1D1D1D"/>
+                <w:sz w:val="16"/>
+              </w:rPr>
+              <w:t>INT:S22</w:t>
+            </w:r>
+          </w:p>
+        </w:tc>
+        <w:tc>
+          <w:tcPr>
+            <w:tcW w:type="dxa" w:w="6024"/>
+            <w:shd w:val="clear" w:color="auto" w:fill="FAF8F2"/>
+          </w:tcPr>
+          <w:p>
+            <w:pPr>
+              <w:spacing w:after="0"/>
+            </w:pPr>
+            <w:r>
+              <w:rPr>
+                <w:color w:val="1D1D1D"/>
+                <w:sz w:val="16"/>
+              </w:rPr>
+              <w:t>CRHoy, "ICE asegura que reparaciones en planta Reventazón están al 71%" (May 2018): https://crhoy.com/nacionales/ice-asegura-que-reparaciones-en-planta-reventazon-estan-al-71/</w:t>
+            </w:r>
+          </w:p>
+        </w:tc>
+        <w:tc>
+          <w:tcPr>
+            <w:tcW w:type="dxa" w:w="2811"/>
+            <w:shd w:val="clear" w:color="auto" w:fill="FAF8F2"/>
+          </w:tcPr>
+          <w:p>
+            <w:pPr>
+              <w:spacing w:after="0"/>
+            </w:pPr>
+            <w:r>
+              <w:rPr>
+                <w:color w:val="1D1D1D"/>
+                <w:sz w:val="16"/>
+              </w:rPr>
+              <w:t>Opened; see research file</w:t>
+            </w:r>
+          </w:p>
+        </w:tc>
+      </w:tr>
+      <w:tr>
+        <w:tc>
+          <w:tcPr>
+            <w:tcW w:type="dxa" w:w="803"/>
+          </w:tcPr>
+          <w:p>
+            <w:pPr>
+              <w:spacing w:after="0"/>
+            </w:pPr>
+            <w:r>
+              <w:rPr>
+                <w:color w:val="1D1D1D"/>
+                <w:sz w:val="16"/>
+              </w:rPr>
+              <w:t>LIT:S1</w:t>
+            </w:r>
+          </w:p>
+        </w:tc>
+        <w:tc>
+          <w:tcPr>
+            <w:tcW w:type="dxa" w:w="6024"/>
+          </w:tcPr>
+          <w:p>
+            <w:pPr>
+              <w:spacing w:after="0"/>
+            </w:pPr>
+            <w:r>
+              <w:rPr>
+                <w:color w:val="1D1D1D"/>
+                <w:sz w:val="16"/>
+              </w:rPr>
+              <w:t xml:space="preserve">IFC (2015), </w:t>
+            </w:r>
+            <w:r>
+              <w:rPr>
+                <w:i/>
+                <w:color w:val="1D1D1D"/>
+                <w:sz w:val="16"/>
+              </w:rPr>
+              <w:t>Hydroelectric Power: A Guide for Developers and Investors</w:t>
+            </w:r>
+            <w:r>
+              <w:rPr>
+                <w:color w:val="1D1D1D"/>
+                <w:sz w:val="16"/>
+              </w:rPr>
+              <w:t>, prepared by Fichtner Management Consulting for IFC. The guide states that its technical sections "are more detailed and can be used as reference, while the permitting/licensing and financing sections are intended more as a high-level review." https://documents1.worldbank.org/curated/en/917841468188335073/pdf/99392-WP-Box393199B-PUBLIC-Hydropower-Report.pdf (full text read)</w:t>
+            </w:r>
+          </w:p>
+        </w:tc>
+        <w:tc>
+          <w:tcPr>
+            <w:tcW w:type="dxa" w:w="2811"/>
+          </w:tcPr>
+          <w:p>
+            <w:pPr>
+              <w:spacing w:after="0"/>
+            </w:pPr>
+            <w:r>
+              <w:rPr>
+                <w:color w:val="1D1D1D"/>
+                <w:sz w:val="16"/>
+              </w:rPr>
+              <w:t>Opened; see research file</w:t>
+            </w:r>
+          </w:p>
+        </w:tc>
+      </w:tr>
+      <w:tr>
+        <w:tc>
+          <w:tcPr>
+            <w:tcW w:type="dxa" w:w="803"/>
+            <w:shd w:val="clear" w:color="auto" w:fill="FAF8F2"/>
+          </w:tcPr>
+          <w:p>
+            <w:pPr>
+              <w:spacing w:after="0"/>
+            </w:pPr>
+            <w:r>
+              <w:rPr>
+                <w:color w:val="1D1D1D"/>
+                <w:sz w:val="16"/>
+              </w:rPr>
+              <w:t>LIT:S2</w:t>
+            </w:r>
+          </w:p>
+        </w:tc>
+        <w:tc>
+          <w:tcPr>
+            <w:tcW w:type="dxa" w:w="6024"/>
+            <w:shd w:val="clear" w:color="auto" w:fill="FAF8F2"/>
+          </w:tcPr>
+          <w:p>
+            <w:pPr>
+              <w:spacing w:after="0"/>
+            </w:pPr>
+            <w:r>
+              <w:rPr>
+                <w:color w:val="1D1D1D"/>
+                <w:sz w:val="16"/>
+              </w:rPr>
+              <w:t>Hydro Finance Handbook (2008), companion document to the Hydro Finance Tutorial, HydroVision 2008; covers the financial aspects of hydropower development and the steps towards financial closing. Publisher and authors not confirmed. https://www.researchgate.net/publication/304749148 (search-result only)</w:t>
+            </w:r>
+          </w:p>
+        </w:tc>
+        <w:tc>
+          <w:tcPr>
+            <w:tcW w:type="dxa" w:w="2811"/>
+            <w:shd w:val="clear" w:color="auto" w:fill="FAF8F2"/>
+          </w:tcPr>
+          <w:p>
+            <w:pPr>
+              <w:spacing w:after="0"/>
+            </w:pPr>
+            <w:r>
+              <w:rPr>
+                <w:color w:val="1D1D1D"/>
+                <w:sz w:val="16"/>
+              </w:rPr>
+              <w:t>Opened; see research file</w:t>
+            </w:r>
+          </w:p>
+        </w:tc>
+      </w:tr>
+      <w:tr>
+        <w:tc>
+          <w:tcPr>
+            <w:tcW w:type="dxa" w:w="803"/>
+          </w:tcPr>
+          <w:p>
+            <w:pPr>
+              <w:spacing w:after="0"/>
+            </w:pPr>
+            <w:r>
+              <w:rPr>
+                <w:color w:val="1D1D1D"/>
+                <w:sz w:val="16"/>
+              </w:rPr>
+              <w:t>LIT:S3</w:t>
+            </w:r>
+          </w:p>
+        </w:tc>
+        <w:tc>
+          <w:tcPr>
+            <w:tcW w:type="dxa" w:w="6024"/>
+          </w:tcPr>
+          <w:p>
+            <w:pPr>
+              <w:spacing w:after="0"/>
+            </w:pPr>
+            <w:r>
+              <w:rPr>
+                <w:color w:val="1D1D1D"/>
+                <w:sz w:val="16"/>
+              </w:rPr>
+              <w:t xml:space="preserve">Markkanen, S. and Plummer Braeckman, J. (2019), </w:t>
+            </w:r>
+            <w:r>
+              <w:rPr>
+                <w:i/>
+                <w:color w:val="1D1D1D"/>
+                <w:sz w:val="16"/>
+              </w:rPr>
+              <w:t>Financing Sustainable Hydropower Projects in Emerging Markets: An Introduction to Concepts and Terminology</w:t>
+            </w:r>
+            <w:r>
+              <w:rPr>
+                <w:color w:val="1D1D1D"/>
+                <w:sz w:val="16"/>
+              </w:rPr>
+              <w:t>, University of Cambridge Institute for Sustainability Leadership, FutureDAMS working paper. https://www.cisl.cam.ac.uk/node/1709 (page read)</w:t>
+            </w:r>
+          </w:p>
+        </w:tc>
+        <w:tc>
+          <w:tcPr>
+            <w:tcW w:type="dxa" w:w="2811"/>
+          </w:tcPr>
+          <w:p>
+            <w:pPr>
+              <w:spacing w:after="0"/>
+            </w:pPr>
+            <w:r>
+              <w:rPr>
+                <w:color w:val="1D1D1D"/>
+                <w:sz w:val="16"/>
+              </w:rPr>
+              <w:t>Opened; see research file</w:t>
+            </w:r>
+          </w:p>
+        </w:tc>
+      </w:tr>
+      <w:tr>
+        <w:tc>
+          <w:tcPr>
+            <w:tcW w:type="dxa" w:w="803"/>
+            <w:shd w:val="clear" w:color="auto" w:fill="FAF8F2"/>
+          </w:tcPr>
+          <w:p>
+            <w:pPr>
+              <w:spacing w:after="0"/>
+            </w:pPr>
+            <w:r>
+              <w:rPr>
+                <w:color w:val="1D1D1D"/>
+                <w:sz w:val="16"/>
+              </w:rPr>
+              <w:t>LIT:S4</w:t>
+            </w:r>
+          </w:p>
+        </w:tc>
+        <w:tc>
+          <w:tcPr>
+            <w:tcW w:type="dxa" w:w="6024"/>
+            <w:shd w:val="clear" w:color="auto" w:fill="FAF8F2"/>
+          </w:tcPr>
+          <w:p>
+            <w:pPr>
+              <w:spacing w:after="0"/>
+            </w:pPr>
+            <w:r>
+              <w:rPr>
+                <w:color w:val="1D1D1D"/>
+                <w:sz w:val="16"/>
+              </w:rPr>
+              <w:t xml:space="preserve">Nongena, Y. (2026), </w:t>
+            </w:r>
+            <w:r>
+              <w:rPr>
+                <w:i/>
+                <w:color w:val="1D1D1D"/>
+                <w:sz w:val="16"/>
+              </w:rPr>
+              <w:t>Project Financing Electricity Projects with Senior Debt: A Practical Guide</w:t>
+            </w:r>
+            <w:r>
+              <w:rPr>
+                <w:color w:val="1D1D1D"/>
+                <w:sz w:val="16"/>
+              </w:rPr>
+              <w:t>, Springer, ISBN 9783032162090; publication date and page count differ between sources. https://www.jpc.de/jpcng/books/detail/-/art/yandisa-nongena-project-financing-electricity-projects-with-senior-debt/hnum/12716557 (page read)</w:t>
+            </w:r>
+          </w:p>
+        </w:tc>
+        <w:tc>
+          <w:tcPr>
+            <w:tcW w:type="dxa" w:w="2811"/>
+            <w:shd w:val="clear" w:color="auto" w:fill="FAF8F2"/>
+          </w:tcPr>
+          <w:p>
+            <w:pPr>
+              <w:spacing w:after="0"/>
+            </w:pPr>
+            <w:r>
+              <w:rPr>
+                <w:color w:val="1D1D1D"/>
+                <w:sz w:val="16"/>
+              </w:rPr>
+              <w:t>Opened; see research file</w:t>
+            </w:r>
+          </w:p>
+        </w:tc>
+      </w:tr>
+      <w:tr>
+        <w:tc>
+          <w:tcPr>
+            <w:tcW w:type="dxa" w:w="803"/>
+          </w:tcPr>
+          <w:p>
+            <w:pPr>
+              <w:spacing w:after="0"/>
+            </w:pPr>
+            <w:r>
+              <w:rPr>
+                <w:color w:val="1D1D1D"/>
+                <w:sz w:val="16"/>
+              </w:rPr>
+              <w:t>LIT:S5</w:t>
+            </w:r>
+          </w:p>
+        </w:tc>
+        <w:tc>
+          <w:tcPr>
+            <w:tcW w:type="dxa" w:w="6024"/>
+          </w:tcPr>
+          <w:p>
+            <w:pPr>
+              <w:spacing w:after="0"/>
+            </w:pPr>
+            <w:r>
+              <w:rPr>
+                <w:color w:val="1D1D1D"/>
+                <w:sz w:val="16"/>
+              </w:rPr>
+              <w:t xml:space="preserve">Gatti, S. (2023), </w:t>
+            </w:r>
+            <w:r>
+              <w:rPr>
+                <w:i/>
+                <w:color w:val="1D1D1D"/>
+                <w:sz w:val="16"/>
+              </w:rPr>
+              <w:t>Project Finance in Theory and Practice</w:t>
+            </w:r>
+            <w:r>
+              <w:rPr>
+                <w:color w:val="1D1D1D"/>
+                <w:sz w:val="16"/>
+              </w:rPr>
+              <w:t>, 4th edition, Academic Press (Elsevier). https://shop.elsevier.com/books/project-finance-in-theory-and-practice/gatti/978-0-323-98360-0 (page read)</w:t>
+            </w:r>
+          </w:p>
+        </w:tc>
+        <w:tc>
+          <w:tcPr>
+            <w:tcW w:type="dxa" w:w="2811"/>
+          </w:tcPr>
+          <w:p>
+            <w:pPr>
+              <w:spacing w:after="0"/>
+            </w:pPr>
+            <w:r>
+              <w:rPr>
+                <w:color w:val="1D1D1D"/>
+                <w:sz w:val="16"/>
+              </w:rPr>
+              <w:t>Opened; see research file</w:t>
+            </w:r>
+          </w:p>
+        </w:tc>
+      </w:tr>
+      <w:tr>
+        <w:tc>
+          <w:tcPr>
+            <w:tcW w:type="dxa" w:w="803"/>
+            <w:shd w:val="clear" w:color="auto" w:fill="FAF8F2"/>
+          </w:tcPr>
+          <w:p>
+            <w:pPr>
+              <w:spacing w:after="0"/>
+            </w:pPr>
+            <w:r>
+              <w:rPr>
+                <w:color w:val="1D1D1D"/>
+                <w:sz w:val="16"/>
+              </w:rPr>
+              <w:t>PF-01</w:t>
+            </w:r>
+          </w:p>
+        </w:tc>
+        <w:tc>
+          <w:tcPr>
+            <w:tcW w:type="dxa" w:w="6024"/>
+            <w:shd w:val="clear" w:color="auto" w:fill="FAF8F2"/>
+          </w:tcPr>
+          <w:p>
+            <w:pPr>
+              <w:spacing w:after="0"/>
+            </w:pPr>
+            <w:r>
+              <w:rPr>
+                <w:color w:val="1D1D1D"/>
+                <w:sz w:val="16"/>
+              </w:rPr>
+              <w:t>World Bank (n.d.). World Bank Guarantees Program. Program page. https://www.worldbank.org/en/programs/guarantees-program</w:t>
+            </w:r>
+          </w:p>
+        </w:tc>
+        <w:tc>
+          <w:tcPr>
+            <w:tcW w:type="dxa" w:w="2811"/>
+            <w:shd w:val="clear" w:color="auto" w:fill="FAF8F2"/>
+          </w:tcPr>
+          <w:p>
+            <w:pPr>
+              <w:spacing w:after="0"/>
+            </w:pPr>
+            <w:r>
+              <w:rPr>
+                <w:color w:val="1D1D1D"/>
+                <w:sz w:val="16"/>
+              </w:rPr>
+              <w:t>Search summary only</w:t>
+            </w:r>
+          </w:p>
+        </w:tc>
+      </w:tr>
+      <w:tr>
+        <w:tc>
+          <w:tcPr>
+            <w:tcW w:type="dxa" w:w="803"/>
+          </w:tcPr>
+          <w:p>
+            <w:pPr>
+              <w:spacing w:after="0"/>
+            </w:pPr>
+            <w:r>
+              <w:rPr>
+                <w:color w:val="1D1D1D"/>
+                <w:sz w:val="16"/>
+              </w:rPr>
+              <w:t>PF-02</w:t>
+            </w:r>
+          </w:p>
+        </w:tc>
+        <w:tc>
+          <w:tcPr>
+            <w:tcW w:type="dxa" w:w="6024"/>
+          </w:tcPr>
+          <w:p>
+            <w:pPr>
+              <w:spacing w:after="0"/>
+            </w:pPr>
+            <w:r>
+              <w:rPr>
+                <w:color w:val="1D1D1D"/>
+                <w:sz w:val="16"/>
+              </w:rPr>
+              <w:t>World Bank Treasury (n.d.). IBRD Financial Products: Credit Enhancement. Product page. https://treasury.worldbank.org/en/about/unit/treasury/ibrd-financial-products/creditenhancement</w:t>
+            </w:r>
+          </w:p>
+        </w:tc>
+        <w:tc>
+          <w:tcPr>
+            <w:tcW w:type="dxa" w:w="2811"/>
+          </w:tcPr>
+          <w:p>
+            <w:pPr>
+              <w:spacing w:after="0"/>
+            </w:pPr>
+            <w:r>
+              <w:rPr>
+                <w:color w:val="1D1D1D"/>
+                <w:sz w:val="16"/>
+              </w:rPr>
+              <w:t>Search summary only</w:t>
+            </w:r>
+          </w:p>
+        </w:tc>
+      </w:tr>
+      <w:tr>
+        <w:tc>
+          <w:tcPr>
+            <w:tcW w:type="dxa" w:w="803"/>
+            <w:shd w:val="clear" w:color="auto" w:fill="FAF8F2"/>
+          </w:tcPr>
+          <w:p>
+            <w:pPr>
+              <w:spacing w:after="0"/>
+            </w:pPr>
+            <w:r>
+              <w:rPr>
+                <w:color w:val="1D1D1D"/>
+                <w:sz w:val="16"/>
+              </w:rPr>
+              <w:t>PF-03</w:t>
+            </w:r>
+          </w:p>
+        </w:tc>
+        <w:tc>
+          <w:tcPr>
+            <w:tcW w:type="dxa" w:w="6024"/>
+            <w:shd w:val="clear" w:color="auto" w:fill="FAF8F2"/>
+          </w:tcPr>
+          <w:p>
+            <w:pPr>
+              <w:spacing w:after="0"/>
+            </w:pPr>
+            <w:r>
+              <w:rPr>
+                <w:color w:val="1D1D1D"/>
+                <w:sz w:val="16"/>
+              </w:rPr>
+              <w:t>MIGA (n.d.). Non-Honoring of Sovereign Financial Obligations (NHSFO) / Non-honoring of public debt. Product page. https://www.miga.org/product/non-honoring-public-debt</w:t>
+            </w:r>
+          </w:p>
+        </w:tc>
+        <w:tc>
+          <w:tcPr>
+            <w:tcW w:type="dxa" w:w="2811"/>
+            <w:shd w:val="clear" w:color="auto" w:fill="FAF8F2"/>
+          </w:tcPr>
+          <w:p>
+            <w:pPr>
+              <w:spacing w:after="0"/>
+            </w:pPr>
+            <w:r>
+              <w:rPr>
+                <w:color w:val="1D1D1D"/>
+                <w:sz w:val="16"/>
+              </w:rPr>
+              <w:t>Search summary only</w:t>
+            </w:r>
+          </w:p>
+        </w:tc>
+      </w:tr>
+      <w:tr>
+        <w:tc>
+          <w:tcPr>
+            <w:tcW w:type="dxa" w:w="803"/>
+          </w:tcPr>
+          <w:p>
+            <w:pPr>
+              <w:spacing w:after="0"/>
+            </w:pPr>
+            <w:r>
+              <w:rPr>
+                <w:color w:val="1D1D1D"/>
+                <w:sz w:val="16"/>
+              </w:rPr>
+              <w:t>PF-04</w:t>
+            </w:r>
+          </w:p>
+        </w:tc>
+        <w:tc>
+          <w:tcPr>
+            <w:tcW w:type="dxa" w:w="6024"/>
+          </w:tcPr>
+          <w:p>
+            <w:pPr>
+              <w:spacing w:after="0"/>
+            </w:pPr>
+            <w:r>
+              <w:rPr>
+                <w:color w:val="1D1D1D"/>
+                <w:sz w:val="16"/>
+              </w:rPr>
+              <w:t>African Trade &amp; Investment Development Insurance (ATIDI), KfW, Norad (2017- (ongoing)). Regional Liquidity Support Facility (RLSF). Product page. https://www.atidi.africa/our-solutions/energy-solutions/regional-liquidity-support-facility-rlsf/</w:t>
+            </w:r>
+          </w:p>
+        </w:tc>
+        <w:tc>
+          <w:tcPr>
+            <w:tcW w:type="dxa" w:w="2811"/>
+          </w:tcPr>
+          <w:p>
+            <w:pPr>
+              <w:spacing w:after="0"/>
+            </w:pPr>
+            <w:r>
+              <w:rPr>
+                <w:color w:val="1D1D1D"/>
+                <w:sz w:val="16"/>
+              </w:rPr>
+              <w:t>Search summary only</w:t>
+            </w:r>
+          </w:p>
+        </w:tc>
+      </w:tr>
+      <w:tr>
+        <w:tc>
+          <w:tcPr>
+            <w:tcW w:type="dxa" w:w="803"/>
+            <w:shd w:val="clear" w:color="auto" w:fill="FAF8F2"/>
+          </w:tcPr>
+          <w:p>
+            <w:pPr>
+              <w:spacing w:after="0"/>
+            </w:pPr>
+            <w:r>
+              <w:rPr>
+                <w:color w:val="1D1D1D"/>
+                <w:sz w:val="16"/>
+              </w:rPr>
+              <w:t>PF-06</w:t>
+            </w:r>
+          </w:p>
+        </w:tc>
+        <w:tc>
+          <w:tcPr>
+            <w:tcW w:type="dxa" w:w="6024"/>
+            <w:shd w:val="clear" w:color="auto" w:fill="FAF8F2"/>
+          </w:tcPr>
+          <w:p>
+            <w:pPr>
+              <w:spacing w:after="0"/>
+            </w:pPr>
+            <w:r>
+              <w:rPr>
+                <w:color w:val="1D1D1D"/>
+                <w:sz w:val="16"/>
+              </w:rPr>
+              <w:t>African Development Bank (press release) (n.d.). Madagascar: African Development Bank approves guarantee of $100 million to hydropower project (Sahofika PRG). Press release. https://afdb.africa-newsroom.com/press/madagascar-african-development-bank-approves-guarantee-of-100-million-to-hydropower-project-to-benefit-over-2-million-people</w:t>
+            </w:r>
+          </w:p>
+        </w:tc>
+        <w:tc>
+          <w:tcPr>
+            <w:tcW w:type="dxa" w:w="2811"/>
+            <w:shd w:val="clear" w:color="auto" w:fill="FAF8F2"/>
+          </w:tcPr>
+          <w:p>
+            <w:pPr>
+              <w:spacing w:after="0"/>
+            </w:pPr>
+            <w:r>
+              <w:rPr>
+                <w:color w:val="1D1D1D"/>
+                <w:sz w:val="16"/>
+              </w:rPr>
+              <w:t>Search summary only</w:t>
+            </w:r>
+          </w:p>
+        </w:tc>
+      </w:tr>
+      <w:tr>
+        <w:tc>
+          <w:tcPr>
+            <w:tcW w:type="dxa" w:w="803"/>
+          </w:tcPr>
+          <w:p>
+            <w:pPr>
+              <w:spacing w:after="0"/>
+            </w:pPr>
+            <w:r>
+              <w:rPr>
+                <w:color w:val="1D1D1D"/>
+                <w:sz w:val="16"/>
+              </w:rPr>
+              <w:t>PF-11</w:t>
+            </w:r>
+          </w:p>
+        </w:tc>
+        <w:tc>
+          <w:tcPr>
+            <w:tcW w:type="dxa" w:w="6024"/>
+          </w:tcPr>
+          <w:p>
+            <w:pPr>
+              <w:spacing w:after="0"/>
+            </w:pPr>
+            <w:r>
+              <w:rPr>
+                <w:color w:val="1D1D1D"/>
+                <w:sz w:val="16"/>
+              </w:rPr>
+              <w:t>World Bank (2018). Project Appraisal Document: Nachtigal Hydropower Project, Cameroon (IBRD Payment &amp; Loan Guarantees; Report No. 122876-CM). Project appraisal document. https://ewsdata.rightsindevelopment.org/files/documents/34/WB-P157734_j0tmCq4.pdf</w:t>
+            </w:r>
+          </w:p>
+        </w:tc>
+        <w:tc>
+          <w:tcPr>
+            <w:tcW w:type="dxa" w:w="2811"/>
+          </w:tcPr>
+          <w:p>
+            <w:pPr>
+              <w:spacing w:after="0"/>
+            </w:pPr>
+            <w:r>
+              <w:rPr>
+                <w:color w:val="1D1D1D"/>
+                <w:sz w:val="16"/>
+              </w:rPr>
+              <w:t>Full text read</w:t>
+            </w:r>
+          </w:p>
+        </w:tc>
+      </w:tr>
+      <w:tr>
+        <w:tc>
+          <w:tcPr>
+            <w:tcW w:type="dxa" w:w="803"/>
+            <w:shd w:val="clear" w:color="auto" w:fill="FAF8F2"/>
+          </w:tcPr>
+          <w:p>
+            <w:pPr>
+              <w:spacing w:after="0"/>
+            </w:pPr>
+            <w:r>
+              <w:rPr>
+                <w:color w:val="1D1D1D"/>
+                <w:sz w:val="16"/>
+              </w:rPr>
+              <w:t>PF-13</w:t>
+            </w:r>
+          </w:p>
+        </w:tc>
+        <w:tc>
+          <w:tcPr>
+            <w:tcW w:type="dxa" w:w="6024"/>
+            <w:shd w:val="clear" w:color="auto" w:fill="FAF8F2"/>
+          </w:tcPr>
+          <w:p>
+            <w:pPr>
+              <w:spacing w:after="0"/>
+            </w:pPr>
+            <w:r>
+              <w:rPr>
+                <w:color w:val="1D1D1D"/>
+                <w:sz w:val="16"/>
+              </w:rPr>
+              <w:t>Alain Ebobisse (Africa50) &amp; Amadou Hott (AfDB) / Brookings Africa in Focus (2018). Enhancing the attractiveness of private investment in hydropower in Africa. Policy blog/article. https://www.brookings.edu/articles/enhancing-the-attractiveness-of-private-investment-in-hydropower-in-africa</w:t>
+            </w:r>
+          </w:p>
+        </w:tc>
+        <w:tc>
+          <w:tcPr>
+            <w:tcW w:type="dxa" w:w="2811"/>
+            <w:shd w:val="clear" w:color="auto" w:fill="FAF8F2"/>
+          </w:tcPr>
+          <w:p>
+            <w:pPr>
+              <w:spacing w:after="0"/>
+            </w:pPr>
+            <w:r>
+              <w:rPr>
+                <w:color w:val="1D1D1D"/>
+                <w:sz w:val="16"/>
+              </w:rPr>
+              <w:t>Landing or summary page read</w:t>
+            </w:r>
+          </w:p>
+        </w:tc>
+      </w:tr>
+      <w:tr>
+        <w:tc>
+          <w:tcPr>
+            <w:tcW w:type="dxa" w:w="803"/>
+          </w:tcPr>
+          <w:p>
+            <w:pPr>
+              <w:spacing w:after="0"/>
+            </w:pPr>
+            <w:r>
+              <w:rPr>
+                <w:color w:val="1D1D1D"/>
+                <w:sz w:val="16"/>
+              </w:rPr>
               <w:t>UT-02</w:t>
             </w:r>
           </w:p>
@@ -33331,7 +37135,6 @@
         <w:tc>
           <w:tcPr>
             <w:tcW w:type="dxa" w:w="6024"/>
-            <w:shd w:val="clear" w:color="auto" w:fill="FAF8F2"/>
           </w:tcPr>
           <w:p>
             <w:pPr>
@@ -33349,7 +37152,6 @@
         <w:tc>
           <w:tcPr>
             <w:tcW w:type="dxa" w:w="2811"/>
-            <w:shd w:val="clear" w:color="auto" w:fill="FAF8F2"/>
           </w:tcPr>
           <w:p>
             <w:pPr>
